--- a/Readme.docx
+++ b/Readme.docx
@@ -75,34 +75,174 @@
     </w:p>
     <w:p>
       <w:pPr>
+        <w:pStyle w:val="TextBody"/>
+        <w:rPr>
+          <w:rFonts w:ascii="Calibri" w:hAnsi="Calibri"/>
+        </w:rPr>
+      </w:pPr>
+      <w:r>
+        <w:rPr>
+          <w:b/>
+          <w:bCs/>
+        </w:rPr>
+      </w:r>
+    </w:p>
+    <w:p>
+      <w:pPr>
+        <w:pStyle w:val="TextBody"/>
+        <w:rPr>
+          <w:b/>
+          <w:b/>
+          <w:bCs/>
+        </w:rPr>
+      </w:pPr>
+      <w:r>
+        <w:rPr>
+          <w:rFonts w:ascii="Calibri" w:hAnsi="Calibri"/>
+          <w:b/>
+          <w:bCs/>
+        </w:rPr>
+        <w:t>Projects Overview:</w:t>
+      </w:r>
+    </w:p>
+    <w:p>
+      <w:pPr>
+        <w:pStyle w:val="TextBody"/>
+        <w:rPr/>
+      </w:pPr>
+      <w:r>
+        <w:rPr>
+          <w:rFonts w:ascii="Calibri" w:hAnsi="Calibri"/>
+        </w:rPr>
+        <w:t>TimeTracking.Web — MVC5 application (UI + Read-only query service)</w:t>
+      </w:r>
+    </w:p>
+    <w:p>
+      <w:pPr>
+        <w:pStyle w:val="TextBody"/>
+        <w:rPr/>
+      </w:pPr>
+      <w:r>
+        <w:rPr>
+          <w:rFonts w:ascii="Calibri" w:hAnsi="Calibri"/>
+        </w:rPr>
+        <w:t>TimeTracking.Api — Web API project (handles all writes/commands)</w:t>
+      </w:r>
+    </w:p>
+    <w:p>
+      <w:pPr>
+        <w:pStyle w:val="TextBody"/>
+        <w:rPr/>
+      </w:pPr>
+      <w:r>
+        <w:rPr>
+          <w:rFonts w:ascii="Calibri" w:hAnsi="Calibri"/>
+        </w:rPr>
+        <w:t xml:space="preserve">TimeTracking.Core — Service and Repository interfaces, Entity/Model </w:t>
+      </w:r>
+      <w:r>
+        <w:rPr>
+          <w:rFonts w:ascii="Calibri" w:hAnsi="Calibri"/>
+        </w:rPr>
+        <w:t>classes</w:t>
+      </w:r>
+    </w:p>
+    <w:p>
+      <w:pPr>
+        <w:pStyle w:val="TextBody"/>
+        <w:rPr/>
+      </w:pPr>
+      <w:r>
+        <w:rPr>
+          <w:rFonts w:ascii="Calibri" w:hAnsi="Calibri"/>
+        </w:rPr>
+        <w:t>TimeTracking.Data — Repository and Data Access implementations</w:t>
+      </w:r>
+    </w:p>
+    <w:p>
+      <w:pPr>
+        <w:pStyle w:val="TextBody"/>
+        <w:rPr/>
+      </w:pPr>
+      <w:r>
+        <w:rPr>
+          <w:rFonts w:ascii="Calibri" w:hAnsi="Calibri"/>
+        </w:rPr>
+        <w:t>TimeTracking.Services — QueryService</w:t>
+      </w:r>
+      <w:r>
+        <w:rPr>
+          <w:rFonts w:ascii="Calibri" w:hAnsi="Calibri"/>
+        </w:rPr>
+        <w:t xml:space="preserve">s </w:t>
+      </w:r>
+      <w:r>
+        <w:rPr>
+          <w:rFonts w:ascii="Calibri" w:hAnsi="Calibri"/>
+        </w:rPr>
+        <w:t xml:space="preserve">(used by Web </w:t>
+      </w:r>
+      <w:r>
+        <w:rPr>
+          <w:rFonts w:ascii="Calibri" w:hAnsi="Calibri"/>
+        </w:rPr>
+        <w:t>to read</w:t>
+      </w:r>
+      <w:r>
+        <w:rPr>
+          <w:rFonts w:ascii="Calibri" w:hAnsi="Calibri"/>
+        </w:rPr>
+        <w:t>) + CommandService</w:t>
+      </w:r>
+      <w:r>
+        <w:rPr>
+          <w:rFonts w:ascii="Calibri" w:hAnsi="Calibri"/>
+        </w:rPr>
+        <w:t>s</w:t>
+      </w:r>
+      <w:r>
+        <w:rPr>
+          <w:rFonts w:ascii="Calibri" w:hAnsi="Calibri"/>
+        </w:rPr>
+        <w:t xml:space="preserve"> (used by API </w:t>
+      </w:r>
+      <w:r>
+        <w:rPr>
+          <w:rFonts w:ascii="Calibri" w:hAnsi="Calibri"/>
+        </w:rPr>
+        <w:t>to write</w:t>
+      </w:r>
+      <w:r>
+        <w:rPr>
+          <w:rFonts w:ascii="Calibri" w:hAnsi="Calibri"/>
+        </w:rPr>
+        <w:t>)</w:t>
+      </w:r>
+    </w:p>
+    <w:p>
+      <w:pPr>
         <w:pStyle w:val="Normal"/>
         <w:rPr>
           <w:rFonts w:ascii="Calibri" w:hAnsi="Calibri"/>
         </w:rPr>
       </w:pPr>
       <w:r>
-        <w:rPr>
-          <w:rFonts w:ascii="Calibri" w:hAnsi="Calibri"/>
-        </w:rPr>
+        <w:rPr/>
         <mc:AlternateContent>
           <mc:Choice Requires="wps">
             <w:drawing>
               <wp:inline distT="0" distB="0" distL="0" distR="0">
-                <wp:extent cx="5944235" cy="19685"/>
+                <wp:extent cx="5944870" cy="20320"/>
                 <wp:effectExtent l="0" t="0" r="0" b="0"/>
                 <wp:docPr id="1" name=""/>
                 <a:graphic xmlns:a="http://schemas.openxmlformats.org/drawingml/2006/main">
                   <a:graphicData uri="http://schemas.microsoft.com/office/word/2010/wordprocessingShape">
                     <wps:wsp>
                       <wps:cNvSpPr/>
-                      <wps:nvSpPr>
-                        <wps:cNvPr id="0" name="Rectangle 1"/>
-                        <wps:cNvSpPr/>
-                      </wps:nvSpPr>
                       <wps:spPr>
                         <a:xfrm>
                           <a:off x="0" y="0"/>
-                          <a:ext cx="5943600" cy="19080"/>
+                          <a:ext cx="5944320" cy="19800"/>
                         </a:xfrm>
                         <a:prstGeom prst="rect">
                           <a:avLst/>
@@ -116,6 +256,12 @@
                           </a:solidFill>
                         </a:ln>
                       </wps:spPr>
+                      <wps:style>
+                        <a:lnRef idx="0"/>
+                        <a:fillRef idx="0"/>
+                        <a:effectRef idx="0"/>
+                        <a:fontRef idx="minor"/>
+                      </wps:style>
                       <wps:bodyPr/>
                     </wps:wsp>
                   </a:graphicData>
@@ -128,7 +274,7 @@
           </mc:Choice>
           <mc:Fallback>
             <w:pict>
-              <v:rect id="shape_0" fillcolor="white" stroked="t" style="position:absolute;margin-left:0pt;margin-top:-1.55pt;width:467.95pt;height:1.45pt;mso-position-horizontal:center;mso-position-vertical:top">
+              <v:rect id="shape_0" fillcolor="white" stroked="t" style="position:absolute;margin-left:0pt;margin-top:-1.6pt;width:468pt;height:1.5pt;mso-position-vertical:top">
                 <w10:wrap type="none"/>
                 <v:fill o:detectmouseclick="t" type="solid" color2="black"/>
                 <v:stroke color="black" joinstyle="round" endcap="flat"/>
@@ -291,8 +437,8 @@
       <w:pPr>
         <w:pStyle w:val="Compact"/>
         <w:numPr>
-          <w:ilvl w:val="1"/>
-          <w:numId w:val="3"/>
+          <w:ilvl w:val="0"/>
+          <w:numId w:val="18"/>
         </w:numPr>
         <w:rPr/>
       </w:pPr>
@@ -346,7 +492,7 @@
         <w:pStyle w:val="Compact"/>
         <w:numPr>
           <w:ilvl w:val="0"/>
-          <w:numId w:val="17"/>
+          <w:numId w:val="19"/>
         </w:numPr>
         <w:rPr/>
       </w:pPr>
@@ -356,7 +502,23 @@
           <w:b w:val="false"/>
           <w:bCs w:val="false"/>
         </w:rPr>
-        <w:t>In the Solution folder the DB_Scripts contains:</w:t>
+        <w:t xml:space="preserve">In Solution </w:t>
+      </w:r>
+      <w:r>
+        <w:rPr>
+          <w:rFonts w:ascii="Calibri" w:hAnsi="Calibri"/>
+          <w:b w:val="false"/>
+          <w:bCs w:val="false"/>
+        </w:rPr>
+        <w:t xml:space="preserve">root </w:t>
+      </w:r>
+      <w:r>
+        <w:rPr>
+          <w:rFonts w:ascii="Calibri" w:hAnsi="Calibri"/>
+          <w:b w:val="false"/>
+          <w:bCs w:val="false"/>
+        </w:rPr>
+        <w:t>folder the DB_Scripts contains:</w:t>
       </w:r>
     </w:p>
     <w:p>
@@ -374,7 +536,23 @@
           <w:b w:val="false"/>
           <w:bCs w:val="false"/>
         </w:rPr>
-        <w:t>Create Database/Tables scripts (Main_Script)</w:t>
+        <w:t>Create Database/Tables scripts (Main_Script.</w:t>
+      </w:r>
+      <w:r>
+        <w:rPr>
+          <w:rFonts w:ascii="Calibri" w:hAnsi="Calibri"/>
+          <w:b w:val="false"/>
+          <w:bCs w:val="false"/>
+        </w:rPr>
+        <w:t>sql</w:t>
+      </w:r>
+      <w:r>
+        <w:rPr>
+          <w:rFonts w:ascii="Calibri" w:hAnsi="Calibri"/>
+          <w:b w:val="false"/>
+          <w:bCs w:val="false"/>
+        </w:rPr>
+        <w:t>)</w:t>
       </w:r>
     </w:p>
     <w:p>
@@ -384,19 +562,31 @@
           <w:ilvl w:val="2"/>
           <w:numId w:val="3"/>
         </w:numPr>
-        <w:rPr>
-          <w:b w:val="false"/>
+        <w:rPr/>
+      </w:pPr>
+      <w:r>
+        <w:rPr>
+          <w:rFonts w:ascii="Calibri" w:hAnsi="Calibri"/>
           <w:b w:val="false"/>
           <w:bCs w:val="false"/>
         </w:rPr>
-      </w:pPr>
+        <w:t>Database Users Creation scripts (Users_Creation_Script.</w:t>
+      </w:r>
       <w:r>
         <w:rPr>
           <w:rFonts w:ascii="Calibri" w:hAnsi="Calibri"/>
           <w:b w:val="false"/>
           <w:bCs w:val="false"/>
         </w:rPr>
-        <w:t>Database Users Creation scripts (Users_Creation_Script)</w:t>
+        <w:t>sql</w:t>
+      </w:r>
+      <w:r>
+        <w:rPr>
+          <w:rFonts w:ascii="Calibri" w:hAnsi="Calibri"/>
+          <w:b w:val="false"/>
+          <w:bCs w:val="false"/>
+        </w:rPr>
+        <w:t>)</w:t>
       </w:r>
     </w:p>
     <w:p>
@@ -406,19 +596,31 @@
           <w:ilvl w:val="2"/>
           <w:numId w:val="3"/>
         </w:numPr>
-        <w:rPr>
-          <w:b w:val="false"/>
+        <w:rPr/>
+      </w:pPr>
+      <w:r>
+        <w:rPr>
+          <w:rFonts w:ascii="Calibri" w:hAnsi="Calibri"/>
           <w:b w:val="false"/>
           <w:bCs w:val="false"/>
         </w:rPr>
-      </w:pPr>
+        <w:t>Initial Data scripts (Seed_Script.</w:t>
+      </w:r>
       <w:r>
         <w:rPr>
           <w:rFonts w:ascii="Calibri" w:hAnsi="Calibri"/>
           <w:b w:val="false"/>
           <w:bCs w:val="false"/>
         </w:rPr>
-        <w:t>Initial Data scripts (Seed_Script)</w:t>
+        <w:t>sql</w:t>
+      </w:r>
+      <w:r>
+        <w:rPr>
+          <w:rFonts w:ascii="Calibri" w:hAnsi="Calibri"/>
+          <w:b w:val="false"/>
+          <w:bCs w:val="false"/>
+        </w:rPr>
+        <w:t>)</w:t>
       </w:r>
     </w:p>
     <w:p>
@@ -437,7 +639,11 @@
         </w:rPr>
       </w:pPr>
       <w:r>
-        <w:rPr/>
+        <w:rPr>
+          <w:rFonts w:ascii="Calibri" w:hAnsi="Calibri"/>
+          <w:b/>
+          <w:bCs/>
+        </w:rPr>
       </w:r>
     </w:p>
     <w:p>
@@ -507,19 +713,7 @@
           <w:rFonts w:ascii="Calibri" w:hAnsi="Calibri"/>
         </w:rPr>
         <w:br/>
-        <w:t xml:space="preserve">Note: </w:t>
-      </w:r>
-      <w:r>
-        <w:rPr>
-          <w:rFonts w:ascii="Calibri" w:hAnsi="Calibri"/>
-        </w:rPr>
-        <w:t xml:space="preserve">We use this connection string through Web for only reading data from DB. </w:t>
-      </w:r>
-      <w:r>
-        <w:rPr>
-          <w:rFonts w:ascii="Calibri" w:hAnsi="Calibri"/>
-        </w:rPr>
-        <w:t>For read-only data access we use User (</w:t>
+        <w:t>Note: We use this connection string through Web for only reading data from DB. For read-only data access we use User (</w:t>
       </w:r>
       <w:r>
         <w:rPr>
@@ -554,411 +748,15 @@
           <w:color w:val="000000"/>
           <w:sz w:val="19"/>
         </w:rPr>
-        <w:t>&lt;</w:t>
-      </w:r>
-      <w:r>
-        <w:rPr>
-          <w:rFonts w:ascii="Consolas" w:hAnsi="Consolas"/>
-          <w:color w:val="000000"/>
-          <w:sz w:val="19"/>
-        </w:rPr>
-        <w:t>appSettings</w:t>
-      </w:r>
-      <w:r>
-        <w:rPr>
-          <w:rFonts w:ascii="Consolas" w:hAnsi="Consolas"/>
-          <w:color w:val="000000"/>
-          <w:sz w:val="19"/>
-        </w:rPr>
-        <w:t>&gt;</w:t>
-      </w:r>
-      <w:r>
-        <w:rPr>
-          <w:rFonts w:ascii="Consolas" w:hAnsi="Consolas"/>
-          <w:color w:val="000000"/>
-          <w:sz w:val="19"/>
-        </w:rPr>
+        <w:t>&lt;appSettings&gt;</w:t>
         <w:br/>
-        <w:t>&lt;</w:t>
-      </w:r>
-      <w:r>
-        <w:rPr>
-          <w:rFonts w:ascii="Consolas" w:hAnsi="Consolas"/>
-          <w:color w:val="000000"/>
-          <w:sz w:val="19"/>
-        </w:rPr>
-        <w:t>add</w:t>
-      </w:r>
-      <w:r>
-        <w:rPr>
-          <w:rFonts w:ascii="Consolas" w:hAnsi="Consolas"/>
-          <w:color w:val="000000"/>
-          <w:sz w:val="19"/>
-        </w:rPr>
-        <w:t xml:space="preserve"> </w:t>
-      </w:r>
-      <w:r>
-        <w:rPr>
-          <w:rFonts w:ascii="Consolas" w:hAnsi="Consolas"/>
-          <w:color w:val="000000"/>
-          <w:sz w:val="19"/>
-        </w:rPr>
-        <w:t>key</w:t>
-      </w:r>
-      <w:r>
-        <w:rPr>
-          <w:rFonts w:ascii="Consolas" w:hAnsi="Consolas"/>
-          <w:color w:val="000000"/>
-          <w:sz w:val="19"/>
-        </w:rPr>
-        <w:t>=</w:t>
-      </w:r>
-      <w:r>
-        <w:rPr>
-          <w:rFonts w:ascii="Consolas" w:hAnsi="Consolas"/>
-          <w:color w:val="000000"/>
-          <w:sz w:val="19"/>
-        </w:rPr>
-        <w:t>"</w:t>
-      </w:r>
-      <w:r>
-        <w:rPr>
-          <w:rFonts w:ascii="Consolas" w:hAnsi="Consolas"/>
-          <w:color w:val="000000"/>
-          <w:sz w:val="19"/>
-        </w:rPr>
-        <w:t>ApiBaseUrl</w:t>
-      </w:r>
-      <w:r>
-        <w:rPr>
-          <w:rFonts w:ascii="Consolas" w:hAnsi="Consolas"/>
-          <w:color w:val="000000"/>
-          <w:sz w:val="19"/>
-        </w:rPr>
-        <w:t>"</w:t>
-      </w:r>
-      <w:r>
-        <w:rPr>
-          <w:rFonts w:ascii="Consolas" w:hAnsi="Consolas"/>
-          <w:color w:val="000000"/>
-          <w:sz w:val="19"/>
-        </w:rPr>
-        <w:t xml:space="preserve"> </w:t>
-      </w:r>
-      <w:r>
-        <w:rPr>
-          <w:rFonts w:ascii="Consolas" w:hAnsi="Consolas"/>
-          <w:color w:val="000000"/>
-          <w:sz w:val="19"/>
-        </w:rPr>
-        <w:t>value</w:t>
-      </w:r>
-      <w:r>
-        <w:rPr>
-          <w:rFonts w:ascii="Consolas" w:hAnsi="Consolas"/>
-          <w:color w:val="000000"/>
-          <w:sz w:val="19"/>
-        </w:rPr>
-        <w:t>=</w:t>
-      </w:r>
-      <w:r>
-        <w:rPr>
-          <w:rFonts w:ascii="Consolas" w:hAnsi="Consolas"/>
-          <w:color w:val="000000"/>
-          <w:sz w:val="19"/>
-        </w:rPr>
-        <w:t>"</w:t>
-      </w:r>
-      <w:r>
-        <w:rPr>
-          <w:rFonts w:ascii="Consolas" w:hAnsi="Consolas"/>
-          <w:color w:val="000000"/>
-          <w:sz w:val="19"/>
-        </w:rPr>
-        <w:t>http://localhost/TimeTracking.API/API/</w:t>
-      </w:r>
-      <w:r>
-        <w:rPr>
-          <w:rFonts w:ascii="Consolas" w:hAnsi="Consolas"/>
-          <w:color w:val="000000"/>
-          <w:sz w:val="19"/>
-        </w:rPr>
-        <w:t>"</w:t>
-      </w:r>
-      <w:r>
-        <w:rPr>
-          <w:rFonts w:ascii="Consolas" w:hAnsi="Consolas"/>
-          <w:color w:val="000000"/>
-          <w:sz w:val="19"/>
-        </w:rPr>
-        <w:t xml:space="preserve"> /&gt;</w:t>
+        <w:t>&lt;add key="ApiBaseUrl" value="http://localhost/TimeTracking.API/API/" /&gt;</w:t>
         <w:br/>
-      </w:r>
-      <w:r>
-        <w:rPr>
-          <w:rFonts w:ascii="Consolas" w:hAnsi="Consolas"/>
-          <w:color w:val="000000"/>
-          <w:sz w:val="19"/>
-        </w:rPr>
-        <w:t>&lt;</w:t>
-      </w:r>
-      <w:r>
-        <w:rPr>
-          <w:rFonts w:ascii="Consolas" w:hAnsi="Consolas"/>
-          <w:color w:val="000000"/>
-          <w:sz w:val="19"/>
-        </w:rPr>
-        <w:t>add</w:t>
-      </w:r>
-      <w:r>
-        <w:rPr>
-          <w:rFonts w:ascii="Consolas" w:hAnsi="Consolas"/>
-          <w:color w:val="000000"/>
-          <w:sz w:val="19"/>
-        </w:rPr>
-        <w:t xml:space="preserve"> </w:t>
-      </w:r>
-      <w:r>
-        <w:rPr>
-          <w:rFonts w:ascii="Consolas" w:hAnsi="Consolas"/>
-          <w:color w:val="000000"/>
-          <w:sz w:val="19"/>
-        </w:rPr>
-        <w:t>key</w:t>
-      </w:r>
-      <w:r>
-        <w:rPr>
-          <w:rFonts w:ascii="Consolas" w:hAnsi="Consolas"/>
-          <w:color w:val="000000"/>
-          <w:sz w:val="19"/>
-        </w:rPr>
-        <w:t>=</w:t>
-      </w:r>
-      <w:r>
-        <w:rPr>
-          <w:rFonts w:ascii="Consolas" w:hAnsi="Consolas"/>
-          <w:color w:val="000000"/>
-          <w:sz w:val="19"/>
-        </w:rPr>
-        <w:t>"</w:t>
-      </w:r>
-      <w:r>
-        <w:rPr>
-          <w:rFonts w:ascii="Consolas" w:hAnsi="Consolas"/>
-          <w:color w:val="000000"/>
-          <w:sz w:val="19"/>
-        </w:rPr>
-        <w:t>PageSize</w:t>
-      </w:r>
-      <w:r>
-        <w:rPr>
-          <w:rFonts w:ascii="Consolas" w:hAnsi="Consolas"/>
-          <w:color w:val="000000"/>
-          <w:sz w:val="19"/>
-        </w:rPr>
-        <w:t>"</w:t>
-      </w:r>
-      <w:r>
-        <w:rPr>
-          <w:rFonts w:ascii="Consolas" w:hAnsi="Consolas"/>
-          <w:color w:val="000000"/>
-          <w:sz w:val="19"/>
-        </w:rPr>
-        <w:t xml:space="preserve"> </w:t>
-      </w:r>
-      <w:r>
-        <w:rPr>
-          <w:rFonts w:ascii="Consolas" w:hAnsi="Consolas"/>
-          <w:color w:val="000000"/>
-          <w:sz w:val="19"/>
-        </w:rPr>
-        <w:t>value</w:t>
-      </w:r>
-      <w:r>
-        <w:rPr>
-          <w:rFonts w:ascii="Consolas" w:hAnsi="Consolas"/>
-          <w:color w:val="000000"/>
-          <w:sz w:val="19"/>
-        </w:rPr>
-        <w:t>=</w:t>
-      </w:r>
-      <w:r>
-        <w:rPr>
-          <w:rFonts w:ascii="Consolas" w:hAnsi="Consolas"/>
-          <w:color w:val="000000"/>
-          <w:sz w:val="19"/>
-        </w:rPr>
-        <w:t>"</w:t>
-      </w:r>
-      <w:r>
-        <w:rPr>
-          <w:rFonts w:ascii="Consolas" w:hAnsi="Consolas"/>
-          <w:color w:val="000000"/>
-          <w:sz w:val="19"/>
-        </w:rPr>
-        <w:t>10</w:t>
-      </w:r>
-      <w:r>
-        <w:rPr>
-          <w:rFonts w:ascii="Consolas" w:hAnsi="Consolas"/>
-          <w:color w:val="000000"/>
-          <w:sz w:val="19"/>
-        </w:rPr>
-        <w:t>"</w:t>
-      </w:r>
-      <w:r>
-        <w:rPr>
-          <w:rFonts w:ascii="Consolas" w:hAnsi="Consolas"/>
-          <w:color w:val="000000"/>
-          <w:sz w:val="19"/>
-        </w:rPr>
-        <w:t xml:space="preserve"> /&gt;</w:t>
+        <w:t>&lt;add key="PageSize" value="10" /&gt;</w:t>
         <w:br/>
-      </w:r>
-      <w:r>
-        <w:rPr>
-          <w:rFonts w:ascii="Consolas" w:hAnsi="Consolas"/>
-          <w:color w:val="000000"/>
-          <w:sz w:val="19"/>
-        </w:rPr>
-        <w:t>&lt;</w:t>
-      </w:r>
-      <w:r>
-        <w:rPr>
-          <w:rFonts w:ascii="Consolas" w:hAnsi="Consolas"/>
-          <w:color w:val="000000"/>
-          <w:sz w:val="19"/>
-        </w:rPr>
-        <w:t>add</w:t>
-      </w:r>
-      <w:r>
-        <w:rPr>
-          <w:rFonts w:ascii="Consolas" w:hAnsi="Consolas"/>
-          <w:color w:val="000000"/>
-          <w:sz w:val="19"/>
-        </w:rPr>
-        <w:t xml:space="preserve"> </w:t>
-      </w:r>
-      <w:r>
-        <w:rPr>
-          <w:rFonts w:ascii="Consolas" w:hAnsi="Consolas"/>
-          <w:color w:val="000000"/>
-          <w:sz w:val="19"/>
-        </w:rPr>
-        <w:t>key</w:t>
-      </w:r>
-      <w:r>
-        <w:rPr>
-          <w:rFonts w:ascii="Consolas" w:hAnsi="Consolas"/>
-          <w:color w:val="000000"/>
-          <w:sz w:val="19"/>
-        </w:rPr>
-        <w:t>=</w:t>
-      </w:r>
-      <w:r>
-        <w:rPr>
-          <w:rFonts w:ascii="Consolas" w:hAnsi="Consolas"/>
-          <w:color w:val="000000"/>
-          <w:sz w:val="19"/>
-        </w:rPr>
-        <w:t>"</w:t>
-      </w:r>
-      <w:r>
-        <w:rPr>
-          <w:rFonts w:ascii="Consolas" w:hAnsi="Consolas"/>
-          <w:color w:val="000000"/>
-          <w:sz w:val="19"/>
-        </w:rPr>
-        <w:t>WeeklyOvertimeThreshold</w:t>
-      </w:r>
-      <w:r>
-        <w:rPr>
-          <w:rFonts w:ascii="Consolas" w:hAnsi="Consolas"/>
-          <w:color w:val="000000"/>
-          <w:sz w:val="19"/>
-        </w:rPr>
-        <w:t>"</w:t>
-      </w:r>
-      <w:r>
-        <w:rPr>
-          <w:rFonts w:ascii="Consolas" w:hAnsi="Consolas"/>
-          <w:color w:val="000000"/>
-          <w:sz w:val="19"/>
-        </w:rPr>
-        <w:t xml:space="preserve"> </w:t>
-      </w:r>
-      <w:r>
-        <w:rPr>
-          <w:rFonts w:ascii="Consolas" w:hAnsi="Consolas"/>
-          <w:color w:val="000000"/>
-          <w:sz w:val="19"/>
-        </w:rPr>
-        <w:t>value</w:t>
-      </w:r>
-      <w:r>
-        <w:rPr>
-          <w:rFonts w:ascii="Consolas" w:hAnsi="Consolas"/>
-          <w:color w:val="000000"/>
-          <w:sz w:val="19"/>
-        </w:rPr>
-        <w:t>=</w:t>
-      </w:r>
-      <w:r>
-        <w:rPr>
-          <w:rFonts w:ascii="Consolas" w:hAnsi="Consolas"/>
-          <w:color w:val="000000"/>
-          <w:sz w:val="19"/>
-        </w:rPr>
-        <w:t>"</w:t>
-      </w:r>
-      <w:r>
-        <w:rPr>
-          <w:rFonts w:ascii="Consolas" w:hAnsi="Consolas"/>
-          <w:color w:val="000000"/>
-          <w:sz w:val="19"/>
-        </w:rPr>
-        <w:t>40</w:t>
-      </w:r>
-      <w:r>
-        <w:rPr>
-          <w:rFonts w:ascii="Consolas" w:hAnsi="Consolas"/>
-          <w:color w:val="000000"/>
-          <w:sz w:val="19"/>
-        </w:rPr>
-        <w:t>"</w:t>
-      </w:r>
-      <w:r>
-        <w:rPr>
-          <w:rFonts w:ascii="Consolas" w:hAnsi="Consolas"/>
-          <w:color w:val="000000"/>
-          <w:sz w:val="19"/>
-        </w:rPr>
-        <w:t xml:space="preserve"> /&gt;</w:t>
+        <w:t>&lt;add key="WeeklyOvertimeThreshold" value="40" /&gt;</w:t>
         <w:br/>
-        <w:t>&lt;/</w:t>
-      </w:r>
-      <w:r>
-        <w:rPr>
-          <w:rFonts w:ascii="Consolas" w:hAnsi="Consolas"/>
-          <w:color w:val="000000"/>
-          <w:sz w:val="19"/>
-        </w:rPr>
-        <w:t>appSettings</w:t>
-      </w:r>
-      <w:r>
-        <w:rPr>
-          <w:rFonts w:ascii="Consolas" w:hAnsi="Consolas"/>
-          <w:color w:val="000000"/>
-          <w:sz w:val="19"/>
-        </w:rPr>
-        <w:t>&gt;</w:t>
-      </w:r>
-      <w:r>
-        <w:rPr>
-          <w:rFonts w:ascii="Consolas" w:hAnsi="Consolas"/>
-          <w:color w:val="000000"/>
-          <w:sz w:val="19"/>
-        </w:rPr>
+        <w:t>&lt;/appSettings&gt;</w:t>
         <w:br/>
       </w:r>
     </w:p>
@@ -981,203 +779,11 @@
           <w:sz w:val="19"/>
         </w:rPr>
         <w:br/>
-        <w:t>&lt;</w:t>
-      </w:r>
-      <w:r>
-        <w:rPr>
-          <w:rFonts w:ascii="Consolas" w:hAnsi="Consolas"/>
-          <w:color w:val="000000"/>
-          <w:sz w:val="19"/>
-        </w:rPr>
-        <w:t>connectionStrings</w:t>
-      </w:r>
-      <w:r>
-        <w:rPr>
-          <w:rFonts w:ascii="Consolas" w:hAnsi="Consolas"/>
-          <w:color w:val="000000"/>
-          <w:sz w:val="19"/>
-        </w:rPr>
-        <w:t>&gt;</w:t>
+        <w:t>&lt;connectionStrings&gt;</w:t>
         <w:br/>
-        <w:t>&lt;</w:t>
-      </w:r>
-      <w:r>
-        <w:rPr>
-          <w:rFonts w:ascii="Consolas" w:hAnsi="Consolas"/>
-          <w:color w:val="000000"/>
-          <w:sz w:val="19"/>
-        </w:rPr>
-        <w:t>add</w:t>
-      </w:r>
-      <w:r>
-        <w:rPr>
-          <w:rFonts w:ascii="Consolas" w:hAnsi="Consolas"/>
-          <w:color w:val="000000"/>
-          <w:sz w:val="19"/>
-        </w:rPr>
-        <w:t xml:space="preserve"> </w:t>
-      </w:r>
-      <w:r>
-        <w:rPr>
-          <w:rFonts w:ascii="Consolas" w:hAnsi="Consolas"/>
-          <w:color w:val="000000"/>
-          <w:sz w:val="19"/>
-        </w:rPr>
-        <w:t>name</w:t>
-      </w:r>
-      <w:r>
-        <w:rPr>
-          <w:rFonts w:ascii="Consolas" w:hAnsi="Consolas"/>
-          <w:color w:val="000000"/>
-          <w:sz w:val="19"/>
-        </w:rPr>
-        <w:t>=</w:t>
-      </w:r>
-      <w:r>
-        <w:rPr>
-          <w:rFonts w:ascii="Consolas" w:hAnsi="Consolas"/>
-          <w:color w:val="000000"/>
-          <w:sz w:val="19"/>
-        </w:rPr>
-        <w:t>"</w:t>
-      </w:r>
-      <w:r>
-        <w:rPr>
-          <w:rFonts w:ascii="Consolas" w:hAnsi="Consolas"/>
-          <w:color w:val="000000"/>
-          <w:sz w:val="19"/>
-        </w:rPr>
-        <w:t>DefaultConnection</w:t>
-      </w:r>
-      <w:r>
-        <w:rPr>
-          <w:rFonts w:ascii="Consolas" w:hAnsi="Consolas"/>
-          <w:color w:val="000000"/>
-          <w:sz w:val="19"/>
-        </w:rPr>
-        <w:t>"</w:t>
-      </w:r>
-      <w:r>
-        <w:rPr>
-          <w:rFonts w:ascii="Consolas" w:hAnsi="Consolas"/>
-          <w:color w:val="000000"/>
-          <w:sz w:val="19"/>
-        </w:rPr>
-        <w:t xml:space="preserve"> </w:t>
-      </w:r>
-      <w:r>
-        <w:rPr>
-          <w:rFonts w:ascii="Consolas" w:hAnsi="Consolas"/>
-          <w:color w:val="000000"/>
-          <w:sz w:val="19"/>
-        </w:rPr>
-        <w:t>connectionString</w:t>
-      </w:r>
-      <w:r>
-        <w:rPr>
-          <w:rFonts w:ascii="Consolas" w:hAnsi="Consolas"/>
-          <w:color w:val="000000"/>
-          <w:sz w:val="19"/>
-        </w:rPr>
-        <w:t>=</w:t>
-      </w:r>
-      <w:r>
-        <w:rPr>
-          <w:rFonts w:ascii="Consolas" w:hAnsi="Consolas"/>
-          <w:color w:val="000000"/>
-          <w:sz w:val="19"/>
-        </w:rPr>
-        <w:t>"</w:t>
-      </w:r>
-      <w:r>
-        <w:rPr>
-          <w:rFonts w:ascii="Consolas" w:hAnsi="Consolas"/>
-          <w:color w:val="000000"/>
-          <w:sz w:val="19"/>
-        </w:rPr>
-        <w:t>Data Source=.;Initial Catalog=HRDB;User Id=timetracking_read; Password=test123;</w:t>
-      </w:r>
-      <w:r>
-        <w:rPr>
-          <w:rFonts w:ascii="Consolas" w:hAnsi="Consolas"/>
-          <w:color w:val="000000"/>
-          <w:sz w:val="19"/>
-        </w:rPr>
-        <w:t>"</w:t>
-      </w:r>
-      <w:r>
-        <w:rPr>
-          <w:rFonts w:ascii="Consolas" w:hAnsi="Consolas"/>
-          <w:color w:val="000000"/>
-          <w:sz w:val="19"/>
-        </w:rPr>
-        <w:t xml:space="preserve"> </w:t>
-      </w:r>
-      <w:r>
-        <w:rPr>
-          <w:rFonts w:ascii="Consolas" w:hAnsi="Consolas"/>
-          <w:color w:val="000000"/>
-          <w:sz w:val="19"/>
-        </w:rPr>
-        <w:t>providerName</w:t>
-      </w:r>
-      <w:r>
-        <w:rPr>
-          <w:rFonts w:ascii="Consolas" w:hAnsi="Consolas"/>
-          <w:color w:val="000000"/>
-          <w:sz w:val="19"/>
-        </w:rPr>
-        <w:t>=</w:t>
-      </w:r>
-      <w:r>
-        <w:rPr>
-          <w:rFonts w:ascii="Consolas" w:hAnsi="Consolas"/>
-          <w:color w:val="000000"/>
-          <w:sz w:val="19"/>
-        </w:rPr>
-        <w:t>"</w:t>
-      </w:r>
-      <w:r>
-        <w:rPr>
-          <w:rFonts w:ascii="Consolas" w:hAnsi="Consolas"/>
-          <w:color w:val="000000"/>
-          <w:sz w:val="19"/>
-        </w:rPr>
-        <w:t>System.Data.SqlClient</w:t>
-      </w:r>
-      <w:r>
-        <w:rPr>
-          <w:rFonts w:ascii="Consolas" w:hAnsi="Consolas"/>
-          <w:color w:val="000000"/>
-          <w:sz w:val="19"/>
-        </w:rPr>
-        <w:t>"</w:t>
-      </w:r>
-      <w:r>
-        <w:rPr>
-          <w:rFonts w:ascii="Consolas" w:hAnsi="Consolas"/>
-          <w:color w:val="000000"/>
-          <w:sz w:val="19"/>
-        </w:rPr>
-        <w:t xml:space="preserve"> /&gt;</w:t>
+        <w:t>&lt;add name="DefaultConnection" connectionString="Data Source=.;Initial Catalog=HRDB;User Id=timetracking_read; Password=test123;" providerName="System.Data.SqlClient" /&gt;</w:t>
         <w:br/>
-        <w:t>&lt;/</w:t>
-      </w:r>
-      <w:r>
-        <w:rPr>
-          <w:rFonts w:ascii="Consolas" w:hAnsi="Consolas"/>
-          <w:color w:val="000000"/>
-          <w:sz w:val="19"/>
-        </w:rPr>
-        <w:t>connectionStrings</w:t>
-      </w:r>
-      <w:r>
-        <w:rPr>
-          <w:rFonts w:ascii="Consolas" w:hAnsi="Consolas"/>
-          <w:color w:val="000000"/>
-          <w:sz w:val="19"/>
-        </w:rPr>
-        <w:t>&gt;</w:t>
+        <w:t>&lt;/connectionStrings&gt;</w:t>
       </w:r>
     </w:p>
     <w:p>
@@ -1201,19 +807,7 @@
         <w:rPr>
           <w:rFonts w:ascii="Calibri" w:hAnsi="Calibri"/>
         </w:rPr>
-        <w:t xml:space="preserve"> (</w:t>
-      </w:r>
-      <w:r>
-        <w:rPr>
-          <w:rFonts w:ascii="Calibri" w:hAnsi="Calibri"/>
-        </w:rPr>
-        <w:t>API</w:t>
-      </w:r>
-      <w:r>
-        <w:rPr>
-          <w:rFonts w:ascii="Calibri" w:hAnsi="Calibri"/>
-        </w:rPr>
-        <w:t xml:space="preserve">) in </w:t>
+        <w:t xml:space="preserve"> (API) in </w:t>
       </w:r>
       <w:r>
         <w:rPr>
@@ -1234,7 +828,7 @@
         <w:pStyle w:val="Normal"/>
         <w:numPr>
           <w:ilvl w:val="0"/>
-          <w:numId w:val="19"/>
+          <w:numId w:val="17"/>
         </w:numPr>
         <w:rPr/>
       </w:pPr>
@@ -1252,43 +846,7 @@
         </w:rPr>
         <w:t>&gt; Web.config:</w:t>
         <w:br/>
-        <w:t xml:space="preserve">Note: </w:t>
-      </w:r>
-      <w:r>
-        <w:rPr>
-          <w:rFonts w:ascii="Calibri" w:hAnsi="Calibri"/>
-        </w:rPr>
-        <w:t xml:space="preserve">We use this connection string through API for Create/Update/Delete operations. </w:t>
-      </w:r>
-      <w:r>
-        <w:rPr>
-          <w:rFonts w:ascii="Calibri" w:hAnsi="Calibri"/>
-        </w:rPr>
-        <w:t xml:space="preserve">For </w:t>
-      </w:r>
-      <w:r>
-        <w:rPr>
-          <w:rFonts w:ascii="Calibri" w:hAnsi="Calibri"/>
-        </w:rPr>
-        <w:t>w</w:t>
-      </w:r>
-      <w:r>
-        <w:rPr>
-          <w:rFonts w:ascii="Calibri" w:hAnsi="Calibri"/>
-        </w:rPr>
-        <w:t>rite/</w:t>
-      </w:r>
-      <w:r>
-        <w:rPr>
-          <w:rFonts w:ascii="Calibri" w:hAnsi="Calibri"/>
-        </w:rPr>
-        <w:t>update in</w:t>
-      </w:r>
-      <w:r>
-        <w:rPr>
-          <w:rFonts w:ascii="Calibri" w:hAnsi="Calibri"/>
-        </w:rPr>
-        <w:t xml:space="preserve"> DB we use User (</w:t>
+        <w:t>Note: We use this connection string through API for Create/Update/Delete operations. For write/update in DB we use User (</w:t>
       </w:r>
       <w:r>
         <w:rPr>
@@ -1302,31 +860,7 @@
         <w:rPr>
           <w:rFonts w:ascii="Calibri" w:hAnsi="Calibri"/>
         </w:rPr>
-        <w:t>) with Read/</w:t>
-      </w:r>
-      <w:r>
-        <w:rPr>
-          <w:rFonts w:ascii="Calibri" w:hAnsi="Calibri"/>
-        </w:rPr>
-        <w:t>Write</w:t>
-      </w:r>
-      <w:r>
-        <w:rPr>
-          <w:rFonts w:ascii="Calibri" w:hAnsi="Calibri"/>
-        </w:rPr>
-        <w:t xml:space="preserve"> right</w:t>
-      </w:r>
-      <w:r>
-        <w:rPr>
-          <w:rFonts w:ascii="Calibri" w:hAnsi="Calibri"/>
-        </w:rPr>
-        <w:t>s</w:t>
-      </w:r>
-      <w:r>
-        <w:rPr>
-          <w:rFonts w:ascii="Calibri" w:hAnsi="Calibri"/>
-        </w:rPr>
-        <w:t xml:space="preserve"> in DB.</w:t>
+        <w:t>) with Read/Write rights in DB.</w:t>
       </w:r>
     </w:p>
     <w:p>
@@ -1357,195 +891,11 @@
           <w:color w:val="000000"/>
           <w:sz w:val="19"/>
         </w:rPr>
-        <w:t>connectionStrings</w:t>
-      </w:r>
-      <w:r>
-        <w:rPr>
-          <w:rFonts w:ascii="Consolas" w:hAnsi="Consolas"/>
-          <w:color w:val="000000"/>
-          <w:sz w:val="19"/>
-        </w:rPr>
-        <w:t>&gt;</w:t>
+        <w:t>connectionStrings&gt;</w:t>
         <w:br/>
-        <w:t>&lt;</w:t>
-      </w:r>
-      <w:r>
-        <w:rPr>
-          <w:rFonts w:ascii="Consolas" w:hAnsi="Consolas"/>
-          <w:color w:val="000000"/>
-          <w:sz w:val="19"/>
-        </w:rPr>
-        <w:t>add</w:t>
-      </w:r>
-      <w:r>
-        <w:rPr>
-          <w:rFonts w:ascii="Consolas" w:hAnsi="Consolas"/>
-          <w:color w:val="000000"/>
-          <w:sz w:val="19"/>
-        </w:rPr>
-        <w:t xml:space="preserve"> </w:t>
-      </w:r>
-      <w:r>
-        <w:rPr>
-          <w:rFonts w:ascii="Consolas" w:hAnsi="Consolas"/>
-          <w:color w:val="000000"/>
-          <w:sz w:val="19"/>
-        </w:rPr>
-        <w:t>name</w:t>
-      </w:r>
-      <w:r>
-        <w:rPr>
-          <w:rFonts w:ascii="Consolas" w:hAnsi="Consolas"/>
-          <w:color w:val="000000"/>
-          <w:sz w:val="19"/>
-        </w:rPr>
-        <w:t>=</w:t>
-      </w:r>
-      <w:r>
-        <w:rPr>
-          <w:rFonts w:ascii="Consolas" w:hAnsi="Consolas"/>
-          <w:color w:val="000000"/>
-          <w:sz w:val="19"/>
-        </w:rPr>
-        <w:t>"</w:t>
-      </w:r>
-      <w:r>
-        <w:rPr>
-          <w:rFonts w:ascii="Consolas" w:hAnsi="Consolas"/>
-          <w:color w:val="000000"/>
-          <w:sz w:val="19"/>
-        </w:rPr>
-        <w:t>DefaultConnection</w:t>
-      </w:r>
-      <w:r>
-        <w:rPr>
-          <w:rFonts w:ascii="Consolas" w:hAnsi="Consolas"/>
-          <w:color w:val="000000"/>
-          <w:sz w:val="19"/>
-        </w:rPr>
-        <w:t>"</w:t>
-      </w:r>
-      <w:r>
-        <w:rPr>
-          <w:rFonts w:ascii="Consolas" w:hAnsi="Consolas"/>
-          <w:color w:val="000000"/>
-          <w:sz w:val="19"/>
-        </w:rPr>
-        <w:t xml:space="preserve"> </w:t>
-      </w:r>
-      <w:r>
-        <w:rPr>
-          <w:rFonts w:ascii="Consolas" w:hAnsi="Consolas"/>
-          <w:color w:val="000000"/>
-          <w:sz w:val="19"/>
-        </w:rPr>
-        <w:t>connectionString</w:t>
-      </w:r>
-      <w:r>
-        <w:rPr>
-          <w:rFonts w:ascii="Consolas" w:hAnsi="Consolas"/>
-          <w:color w:val="000000"/>
-          <w:sz w:val="19"/>
-        </w:rPr>
-        <w:t>=</w:t>
-      </w:r>
-      <w:r>
-        <w:rPr>
-          <w:rFonts w:ascii="Consolas" w:hAnsi="Consolas"/>
-          <w:color w:val="000000"/>
-          <w:sz w:val="19"/>
-        </w:rPr>
-        <w:t>"</w:t>
-      </w:r>
-      <w:r>
-        <w:rPr>
-          <w:rFonts w:ascii="Consolas" w:hAnsi="Consolas"/>
-          <w:color w:val="000000"/>
-          <w:sz w:val="19"/>
-        </w:rPr>
-        <w:t>Data Source=.;Initial Catalog=HRDB;User Id=timetracking_write; Password=test123;</w:t>
-      </w:r>
-      <w:r>
-        <w:rPr>
-          <w:rFonts w:ascii="Consolas" w:hAnsi="Consolas"/>
-          <w:color w:val="000000"/>
-          <w:sz w:val="19"/>
-        </w:rPr>
-        <w:t>"</w:t>
-      </w:r>
-      <w:r>
-        <w:rPr>
-          <w:rFonts w:ascii="Consolas" w:hAnsi="Consolas"/>
-          <w:color w:val="000000"/>
-          <w:sz w:val="19"/>
-        </w:rPr>
-        <w:t xml:space="preserve"> </w:t>
-      </w:r>
-      <w:r>
-        <w:rPr>
-          <w:rFonts w:ascii="Consolas" w:hAnsi="Consolas"/>
-          <w:color w:val="000000"/>
-          <w:sz w:val="19"/>
-        </w:rPr>
-        <w:t>providerName</w:t>
-      </w:r>
-      <w:r>
-        <w:rPr>
-          <w:rFonts w:ascii="Consolas" w:hAnsi="Consolas"/>
-          <w:color w:val="000000"/>
-          <w:sz w:val="19"/>
-        </w:rPr>
-        <w:t>=</w:t>
-      </w:r>
-      <w:r>
-        <w:rPr>
-          <w:rFonts w:ascii="Consolas" w:hAnsi="Consolas"/>
-          <w:color w:val="000000"/>
-          <w:sz w:val="19"/>
-        </w:rPr>
-        <w:t>"</w:t>
-      </w:r>
-      <w:r>
-        <w:rPr>
-          <w:rFonts w:ascii="Consolas" w:hAnsi="Consolas"/>
-          <w:color w:val="000000"/>
-          <w:sz w:val="19"/>
-        </w:rPr>
-        <w:t>System.Data.SqlClient</w:t>
-      </w:r>
-      <w:r>
-        <w:rPr>
-          <w:rFonts w:ascii="Consolas" w:hAnsi="Consolas"/>
-          <w:color w:val="000000"/>
-          <w:sz w:val="19"/>
-        </w:rPr>
-        <w:t>"</w:t>
-      </w:r>
-      <w:r>
-        <w:rPr>
-          <w:rFonts w:ascii="Consolas" w:hAnsi="Consolas"/>
-          <w:color w:val="000000"/>
-          <w:sz w:val="19"/>
-        </w:rPr>
-        <w:t xml:space="preserve"> /&gt;</w:t>
+        <w:t>&lt;add name="DefaultConnection" connectionString="Data Source=.;Initial Catalog=HRDB;User Id=timetracking_write; Password=test123;" providerName="System.Data.SqlClient" /&gt;</w:t>
         <w:br/>
-        <w:t>&lt;/</w:t>
-      </w:r>
-      <w:r>
-        <w:rPr>
-          <w:rFonts w:ascii="Consolas" w:hAnsi="Consolas"/>
-          <w:color w:val="000000"/>
-          <w:sz w:val="19"/>
-        </w:rPr>
-        <w:t>connectionStrings</w:t>
-      </w:r>
-      <w:r>
-        <w:rPr>
-          <w:rFonts w:ascii="Consolas" w:hAnsi="Consolas"/>
-          <w:color w:val="000000"/>
-          <w:sz w:val="19"/>
-        </w:rPr>
-        <w:t>&gt;</w:t>
+        <w:t>&lt;/connectionStrings&gt;</w:t>
       </w:r>
     </w:p>
     <w:p>
@@ -1642,39 +992,36 @@
         </w:rPr>
       </w:pPr>
       <w:r>
+        <w:rPr>
+          <w:rFonts w:ascii="Calibri" w:hAnsi="Calibri"/>
+          <w:color w:val="000000"/>
+        </w:rPr>
+      </w:r>
+    </w:p>
+    <w:p>
+      <w:pPr>
+        <w:pStyle w:val="Normal"/>
+        <w:rPr>
+          <w:rFonts w:ascii="Calibri" w:hAnsi="Calibri"/>
+        </w:rPr>
+      </w:pPr>
+      <w:r>
         <w:rPr/>
-      </w:r>
-    </w:p>
-    <w:p>
-      <w:pPr>
-        <w:pStyle w:val="Normal"/>
-        <w:rPr>
-          <w:rFonts w:ascii="Calibri" w:hAnsi="Calibri"/>
-        </w:rPr>
-      </w:pPr>
-      <w:r>
-        <w:rPr>
-          <w:rFonts w:ascii="Calibri" w:hAnsi="Calibri"/>
-        </w:rPr>
         <mc:AlternateContent>
           <mc:Choice Requires="wps">
             <w:drawing>
               <wp:inline distT="0" distB="0" distL="0" distR="0">
-                <wp:extent cx="5944235" cy="19685"/>
+                <wp:extent cx="5944870" cy="20320"/>
                 <wp:effectExtent l="0" t="0" r="0" b="0"/>
                 <wp:docPr id="2" name=""/>
                 <a:graphic xmlns:a="http://schemas.openxmlformats.org/drawingml/2006/main">
                   <a:graphicData uri="http://schemas.microsoft.com/office/word/2010/wordprocessingShape">
                     <wps:wsp>
                       <wps:cNvSpPr/>
-                      <wps:nvSpPr>
-                        <wps:cNvPr id="1" name="Rectangle 1"/>
-                        <wps:cNvSpPr/>
-                      </wps:nvSpPr>
                       <wps:spPr>
                         <a:xfrm>
                           <a:off x="0" y="0"/>
-                          <a:ext cx="5943600" cy="19080"/>
+                          <a:ext cx="5944320" cy="19800"/>
                         </a:xfrm>
                         <a:prstGeom prst="rect">
                           <a:avLst/>
@@ -1688,6 +1035,12 @@
                           </a:solidFill>
                         </a:ln>
                       </wps:spPr>
+                      <wps:style>
+                        <a:lnRef idx="0"/>
+                        <a:fillRef idx="0"/>
+                        <a:effectRef idx="0"/>
+                        <a:fontRef idx="minor"/>
+                      </wps:style>
                       <wps:bodyPr/>
                     </wps:wsp>
                   </a:graphicData>
@@ -1700,7 +1053,7 @@
           </mc:Choice>
           <mc:Fallback>
             <w:pict>
-              <v:rect id="shape_0" fillcolor="white" stroked="t" style="position:absolute;margin-left:0pt;margin-top:-1.55pt;width:467.95pt;height:1.45pt;mso-position-horizontal:center;mso-position-vertical:top">
+              <v:rect id="shape_0" fillcolor="white" stroked="t" style="position:absolute;margin-left:0pt;margin-top:-1.6pt;width:468pt;height:1.5pt;mso-position-vertical:top">
                 <w10:wrap type="none"/>
                 <v:fill o:detectmouseclick="t" type="solid" color2="black"/>
                 <v:stroke color="black" joinstyle="round" endcap="flat"/>
@@ -1935,19 +1288,7 @@
               <w:rPr>
                 <w:rFonts w:ascii="Calibri" w:hAnsi="Calibri"/>
               </w:rPr>
-              <w:t>4.</w:t>
-            </w:r>
-            <w:r>
-              <w:rPr>
-                <w:rFonts w:ascii="Calibri" w:hAnsi="Calibri"/>
-              </w:rPr>
-              <w:t>8</w:t>
-            </w:r>
-            <w:r>
-              <w:rPr>
-                <w:rFonts w:ascii="Calibri" w:hAnsi="Calibri"/>
-              </w:rPr>
-              <w:t xml:space="preserve"> (MVC 5)</w:t>
+              <w:t>4.8 (MVC 5)</w:t>
             </w:r>
           </w:p>
         </w:tc>
@@ -1994,13 +1335,7 @@
               <w:rPr>
                 <w:rFonts w:ascii="Calibri" w:hAnsi="Calibri"/>
               </w:rPr>
-              <w:t>SQL Server 201</w:t>
-            </w:r>
-            <w:r>
-              <w:rPr>
-                <w:rFonts w:ascii="Calibri" w:hAnsi="Calibri"/>
-              </w:rPr>
-              <w:t>7</w:t>
+              <w:t>SQL Server 2017</w:t>
             </w:r>
           </w:p>
         </w:tc>
@@ -2121,28 +1456,22 @@
         </w:rPr>
       </w:pPr>
       <w:r>
-        <w:rPr>
-          <w:rFonts w:ascii="Calibri" w:hAnsi="Calibri"/>
-        </w:rPr>
+        <w:rPr/>
         <mc:AlternateContent>
           <mc:Choice Requires="wps">
             <w:drawing>
               <wp:inline distT="0" distB="0" distL="0" distR="0">
-                <wp:extent cx="5944235" cy="19685"/>
+                <wp:extent cx="5944870" cy="20320"/>
                 <wp:effectExtent l="0" t="0" r="0" b="0"/>
                 <wp:docPr id="3" name=""/>
                 <a:graphic xmlns:a="http://schemas.openxmlformats.org/drawingml/2006/main">
                   <a:graphicData uri="http://schemas.microsoft.com/office/word/2010/wordprocessingShape">
                     <wps:wsp>
                       <wps:cNvSpPr/>
-                      <wps:nvSpPr>
-                        <wps:cNvPr id="2" name="Rectangle 1"/>
-                        <wps:cNvSpPr/>
-                      </wps:nvSpPr>
                       <wps:spPr>
                         <a:xfrm>
                           <a:off x="0" y="0"/>
-                          <a:ext cx="5943600" cy="19080"/>
+                          <a:ext cx="5944320" cy="19800"/>
                         </a:xfrm>
                         <a:prstGeom prst="rect">
                           <a:avLst/>
@@ -2156,6 +1485,12 @@
                           </a:solidFill>
                         </a:ln>
                       </wps:spPr>
+                      <wps:style>
+                        <a:lnRef idx="0"/>
+                        <a:fillRef idx="0"/>
+                        <a:effectRef idx="0"/>
+                        <a:fontRef idx="minor"/>
+                      </wps:style>
                       <wps:bodyPr/>
                     </wps:wsp>
                   </a:graphicData>
@@ -2168,7 +1503,7 @@
           </mc:Choice>
           <mc:Fallback>
             <w:pict>
-              <v:rect id="shape_0" fillcolor="white" stroked="t" style="position:absolute;margin-left:0pt;margin-top:-1.55pt;width:467.95pt;height:1.45pt;mso-position-horizontal:center;mso-position-vertical:top">
+              <v:rect id="shape_0" fillcolor="white" stroked="t" style="position:absolute;margin-left:0pt;margin-top:-1.6pt;width:468pt;height:1.5pt;mso-position-vertical:top">
                 <w10:wrap type="none"/>
                 <v:fill o:detectmouseclick="t" type="solid" color2="black"/>
                 <v:stroke color="black" joinstyle="round" endcap="flat"/>
@@ -2325,105 +1660,7 @@
           <w:rStyle w:val="VerbatimChar"/>
           <w:rFonts w:ascii="Calibri" w:hAnsi="Calibri"/>
         </w:rPr>
-        <w:t>Employees(</w:t>
-      </w:r>
-      <w:r>
-        <w:rPr>
-          <w:rStyle w:val="VerbatimChar"/>
-          <w:rFonts w:ascii="Calibri" w:hAnsi="Calibri"/>
-        </w:rPr>
-        <w:t>I</w:t>
-      </w:r>
-      <w:r>
-        <w:rPr>
-          <w:rStyle w:val="VerbatimChar"/>
-          <w:rFonts w:ascii="Calibri" w:hAnsi="Calibri"/>
-        </w:rPr>
-        <w:t xml:space="preserve">d, </w:t>
-      </w:r>
-      <w:r>
-        <w:rPr>
-          <w:rStyle w:val="VerbatimChar"/>
-          <w:rFonts w:ascii="Calibri" w:hAnsi="Calibri"/>
-        </w:rPr>
-        <w:t>E</w:t>
-      </w:r>
-      <w:r>
-        <w:rPr>
-          <w:rStyle w:val="VerbatimChar"/>
-          <w:rFonts w:ascii="Calibri" w:hAnsi="Calibri"/>
-        </w:rPr>
-        <w:t>mployee</w:t>
-      </w:r>
-      <w:r>
-        <w:rPr>
-          <w:rStyle w:val="VerbatimChar"/>
-          <w:rFonts w:ascii="Calibri" w:hAnsi="Calibri"/>
-        </w:rPr>
-        <w:t>C</w:t>
-      </w:r>
-      <w:r>
-        <w:rPr>
-          <w:rStyle w:val="VerbatimChar"/>
-          <w:rFonts w:ascii="Calibri" w:hAnsi="Calibri"/>
-        </w:rPr>
-        <w:t xml:space="preserve">ode, </w:t>
-      </w:r>
-      <w:r>
-        <w:rPr>
-          <w:rStyle w:val="VerbatimChar"/>
-          <w:rFonts w:ascii="Calibri" w:hAnsi="Calibri"/>
-        </w:rPr>
-        <w:t>F</w:t>
-      </w:r>
-      <w:r>
-        <w:rPr>
-          <w:rStyle w:val="VerbatimChar"/>
-          <w:rFonts w:ascii="Calibri" w:hAnsi="Calibri"/>
-        </w:rPr>
-        <w:t>ull</w:t>
-      </w:r>
-      <w:r>
-        <w:rPr>
-          <w:rStyle w:val="VerbatimChar"/>
-          <w:rFonts w:ascii="Calibri" w:hAnsi="Calibri"/>
-        </w:rPr>
-        <w:t>N</w:t>
-      </w:r>
-      <w:r>
-        <w:rPr>
-          <w:rStyle w:val="VerbatimChar"/>
-          <w:rFonts w:ascii="Calibri" w:hAnsi="Calibri"/>
-        </w:rPr>
-        <w:t xml:space="preserve">ame, </w:t>
-      </w:r>
-      <w:r>
-        <w:rPr>
-          <w:rStyle w:val="VerbatimChar"/>
-          <w:rFonts w:ascii="Calibri" w:hAnsi="Calibri"/>
-        </w:rPr>
-        <w:t>I</w:t>
-      </w:r>
-      <w:r>
-        <w:rPr>
-          <w:rStyle w:val="VerbatimChar"/>
-          <w:rFonts w:ascii="Calibri" w:hAnsi="Calibri"/>
-        </w:rPr>
-        <w:t>s</w:t>
-      </w:r>
-      <w:r>
-        <w:rPr>
-          <w:rStyle w:val="VerbatimChar"/>
-          <w:rFonts w:ascii="Calibri" w:hAnsi="Calibri"/>
-        </w:rPr>
-        <w:t>A</w:t>
-      </w:r>
-      <w:r>
-        <w:rPr>
-          <w:rStyle w:val="VerbatimChar"/>
-          <w:rFonts w:ascii="Calibri" w:hAnsi="Calibri"/>
-        </w:rPr>
-        <w:t>ctive)</w:t>
+        <w:t>Employees(Id, EmployeeCode, FullName, IsActive)</w:t>
       </w:r>
       <w:r>
         <w:rPr>
@@ -2446,91 +1683,7 @@
           <w:rStyle w:val="VerbatimChar"/>
           <w:rFonts w:ascii="Calibri" w:hAnsi="Calibri"/>
         </w:rPr>
-        <w:t>Projects(</w:t>
-      </w:r>
-      <w:r>
-        <w:rPr>
-          <w:rStyle w:val="VerbatimChar"/>
-          <w:rFonts w:ascii="Calibri" w:hAnsi="Calibri"/>
-        </w:rPr>
-        <w:t>I</w:t>
-      </w:r>
-      <w:r>
-        <w:rPr>
-          <w:rStyle w:val="VerbatimChar"/>
-          <w:rFonts w:ascii="Calibri" w:hAnsi="Calibri"/>
-        </w:rPr>
-        <w:t xml:space="preserve">d, </w:t>
-      </w:r>
-      <w:r>
-        <w:rPr>
-          <w:rStyle w:val="VerbatimChar"/>
-          <w:rFonts w:ascii="Calibri" w:hAnsi="Calibri"/>
-        </w:rPr>
-        <w:t>P</w:t>
-      </w:r>
-      <w:r>
-        <w:rPr>
-          <w:rStyle w:val="VerbatimChar"/>
-          <w:rFonts w:ascii="Calibri" w:hAnsi="Calibri"/>
-        </w:rPr>
-        <w:t>roject</w:t>
-      </w:r>
-      <w:r>
-        <w:rPr>
-          <w:rStyle w:val="VerbatimChar"/>
-          <w:rFonts w:ascii="Calibri" w:hAnsi="Calibri"/>
-        </w:rPr>
-        <w:t>C</w:t>
-      </w:r>
-      <w:r>
-        <w:rPr>
-          <w:rStyle w:val="VerbatimChar"/>
-          <w:rFonts w:ascii="Calibri" w:hAnsi="Calibri"/>
-        </w:rPr>
-        <w:t xml:space="preserve">ode, </w:t>
-      </w:r>
-      <w:r>
-        <w:rPr>
-          <w:rStyle w:val="VerbatimChar"/>
-          <w:rFonts w:ascii="Calibri" w:hAnsi="Calibri"/>
-        </w:rPr>
-        <w:t>N</w:t>
-      </w:r>
-      <w:r>
-        <w:rPr>
-          <w:rStyle w:val="VerbatimChar"/>
-          <w:rFonts w:ascii="Calibri" w:hAnsi="Calibri"/>
-        </w:rPr>
-        <w:t xml:space="preserve">ame, </w:t>
-      </w:r>
-      <w:r>
-        <w:rPr>
-          <w:rStyle w:val="VerbatimChar"/>
-          <w:rFonts w:ascii="Calibri" w:hAnsi="Calibri"/>
-        </w:rPr>
-        <w:t>I</w:t>
-      </w:r>
-      <w:r>
-        <w:rPr>
-          <w:rStyle w:val="VerbatimChar"/>
-          <w:rFonts w:ascii="Calibri" w:hAnsi="Calibri"/>
-        </w:rPr>
-        <w:t>s</w:t>
-      </w:r>
-      <w:r>
-        <w:rPr>
-          <w:rStyle w:val="VerbatimChar"/>
-          <w:rFonts w:ascii="Calibri" w:hAnsi="Calibri"/>
-        </w:rPr>
-        <w:t>A</w:t>
-      </w:r>
-      <w:r>
-        <w:rPr>
-          <w:rStyle w:val="VerbatimChar"/>
-          <w:rFonts w:ascii="Calibri" w:hAnsi="Calibri"/>
-        </w:rPr>
-        <w:t>ctive)</w:t>
+        <w:t>Projects(Id, ProjectCode, Name, IsActive)</w:t>
       </w:r>
       <w:r>
         <w:rPr>
@@ -2553,147 +1706,7 @@
           <w:rStyle w:val="VerbatimChar"/>
           <w:rFonts w:ascii="Calibri" w:hAnsi="Calibri"/>
         </w:rPr>
-        <w:t>TimeEntries(</w:t>
-      </w:r>
-      <w:r>
-        <w:rPr>
-          <w:rStyle w:val="VerbatimChar"/>
-          <w:rFonts w:ascii="Calibri" w:hAnsi="Calibri"/>
-        </w:rPr>
-        <w:t>I</w:t>
-      </w:r>
-      <w:r>
-        <w:rPr>
-          <w:rStyle w:val="VerbatimChar"/>
-          <w:rFonts w:ascii="Calibri" w:hAnsi="Calibri"/>
-        </w:rPr>
-        <w:t xml:space="preserve">d, </w:t>
-      </w:r>
-      <w:r>
-        <w:rPr>
-          <w:rStyle w:val="VerbatimChar"/>
-          <w:rFonts w:ascii="Calibri" w:hAnsi="Calibri"/>
-        </w:rPr>
-        <w:t>E</w:t>
-      </w:r>
-      <w:r>
-        <w:rPr>
-          <w:rStyle w:val="VerbatimChar"/>
-          <w:rFonts w:ascii="Calibri" w:hAnsi="Calibri"/>
-        </w:rPr>
-        <w:t>mployee</w:t>
-      </w:r>
-      <w:r>
-        <w:rPr>
-          <w:rStyle w:val="VerbatimChar"/>
-          <w:rFonts w:ascii="Calibri" w:hAnsi="Calibri"/>
-        </w:rPr>
-        <w:t>Code</w:t>
-      </w:r>
-      <w:r>
-        <w:rPr>
-          <w:rStyle w:val="VerbatimChar"/>
-          <w:rFonts w:ascii="Calibri" w:hAnsi="Calibri"/>
-        </w:rPr>
-        <w:t xml:space="preserve">, </w:t>
-      </w:r>
-      <w:r>
-        <w:rPr>
-          <w:rStyle w:val="VerbatimChar"/>
-          <w:rFonts w:ascii="Calibri" w:hAnsi="Calibri"/>
-        </w:rPr>
-        <w:t>P</w:t>
-      </w:r>
-      <w:r>
-        <w:rPr>
-          <w:rStyle w:val="VerbatimChar"/>
-          <w:rFonts w:ascii="Calibri" w:hAnsi="Calibri"/>
-        </w:rPr>
-        <w:t>roject</w:t>
-      </w:r>
-      <w:r>
-        <w:rPr>
-          <w:rStyle w:val="VerbatimChar"/>
-          <w:rFonts w:ascii="Calibri" w:hAnsi="Calibri"/>
-        </w:rPr>
-        <w:t>I</w:t>
-      </w:r>
-      <w:r>
-        <w:rPr>
-          <w:rStyle w:val="VerbatimChar"/>
-          <w:rFonts w:ascii="Calibri" w:hAnsi="Calibri"/>
-        </w:rPr>
-        <w:t xml:space="preserve">d, </w:t>
-      </w:r>
-      <w:r>
-        <w:rPr>
-          <w:rStyle w:val="VerbatimChar"/>
-          <w:rFonts w:ascii="Calibri" w:hAnsi="Calibri"/>
-        </w:rPr>
-        <w:t>E</w:t>
-      </w:r>
-      <w:r>
-        <w:rPr>
-          <w:rStyle w:val="VerbatimChar"/>
-          <w:rFonts w:ascii="Calibri" w:hAnsi="Calibri"/>
-        </w:rPr>
-        <w:t>ntry</w:t>
-      </w:r>
-      <w:r>
-        <w:rPr>
-          <w:rStyle w:val="VerbatimChar"/>
-          <w:rFonts w:ascii="Calibri" w:hAnsi="Calibri"/>
-        </w:rPr>
-        <w:t>D</w:t>
-      </w:r>
-      <w:r>
-        <w:rPr>
-          <w:rStyle w:val="VerbatimChar"/>
-          <w:rFonts w:ascii="Calibri" w:hAnsi="Calibri"/>
-        </w:rPr>
-        <w:t xml:space="preserve">ate, </w:t>
-      </w:r>
-      <w:r>
-        <w:rPr>
-          <w:rStyle w:val="VerbatimChar"/>
-          <w:rFonts w:ascii="Calibri" w:hAnsi="Calibri"/>
-        </w:rPr>
-        <w:t>H</w:t>
-      </w:r>
-      <w:r>
-        <w:rPr>
-          <w:rStyle w:val="VerbatimChar"/>
-          <w:rFonts w:ascii="Calibri" w:hAnsi="Calibri"/>
-        </w:rPr>
-        <w:t xml:space="preserve">ours, </w:t>
-      </w:r>
-      <w:r>
-        <w:rPr>
-          <w:rStyle w:val="VerbatimChar"/>
-          <w:rFonts w:ascii="Calibri" w:hAnsi="Calibri"/>
-        </w:rPr>
-        <w:t>N</w:t>
-      </w:r>
-      <w:r>
-        <w:rPr>
-          <w:rStyle w:val="VerbatimChar"/>
-          <w:rFonts w:ascii="Calibri" w:hAnsi="Calibri"/>
-        </w:rPr>
-        <w:t xml:space="preserve">otes, </w:t>
-      </w:r>
-      <w:r>
-        <w:rPr>
-          <w:rStyle w:val="VerbatimChar"/>
-          <w:rFonts w:ascii="Calibri" w:hAnsi="Calibri"/>
-        </w:rPr>
-        <w:t>S</w:t>
-      </w:r>
-      <w:r>
-        <w:rPr>
-          <w:rStyle w:val="VerbatimChar"/>
-          <w:rFonts w:ascii="Calibri" w:hAnsi="Calibri"/>
-        </w:rPr>
-        <w:t>ource)</w:t>
+        <w:t>TimeEntries(Id, EmployeeCode, ProjectId, EntryDate, Hours, Notes, Source)</w:t>
       </w:r>
     </w:p>
     <w:p>
@@ -2710,7 +1723,9 @@
         </w:rPr>
       </w:pPr>
       <w:r>
-        <w:rPr/>
+        <w:rPr>
+          <w:rFonts w:ascii="Calibri" w:hAnsi="Calibri"/>
+        </w:rPr>
       </w:r>
     </w:p>
     <w:p>
@@ -2783,13 +1798,7 @@
         <w:rPr>
           <w:rFonts w:ascii="Calibri" w:hAnsi="Calibri"/>
         </w:rPr>
-        <w:t>U</w:t>
-      </w:r>
-      <w:r>
-        <w:rPr>
-          <w:rFonts w:ascii="Calibri" w:hAnsi="Calibri"/>
-        </w:rPr>
-        <w:t>se CommandServices and Command Repositories</w:t>
+        <w:t>Use CommandServices and Command Repositories</w:t>
       </w:r>
     </w:p>
     <w:p>
@@ -2846,19 +1855,7 @@
         <w:rPr>
           <w:rFonts w:ascii="Calibri" w:hAnsi="Calibri"/>
         </w:rPr>
-        <w:t>R</w:t>
-      </w:r>
-      <w:r>
-        <w:rPr>
-          <w:rFonts w:ascii="Calibri" w:hAnsi="Calibri"/>
-        </w:rPr>
-        <w:t xml:space="preserve">ead-only </w:t>
-      </w:r>
-      <w:r>
-        <w:rPr>
-          <w:rFonts w:ascii="Calibri" w:hAnsi="Calibri"/>
-        </w:rPr>
-        <w:t>operations</w:t>
+        <w:t>Read-only operations</w:t>
       </w:r>
     </w:p>
     <w:p>
@@ -2876,18 +1873,7 @@
         <w:rPr>
           <w:rFonts w:ascii="Calibri" w:hAnsi="Calibri"/>
         </w:rPr>
-        <w:t>Queries DB via QueryService</w:t>
-      </w:r>
-      <w:r>
-        <w:rPr>
-          <w:rFonts w:ascii="Calibri" w:hAnsi="Calibri"/>
-        </w:rPr>
-        <w:t>s and QueryRepositories</w:t>
-      </w:r>
-      <w:r>
-        <w:rPr>
-          <w:rFonts w:ascii="Calibri" w:hAnsi="Calibri"/>
-        </w:rPr>
+        <w:t>Queries DB via QueryServices and QueryRepositories</w:t>
         <w:br/>
       </w:r>
     </w:p>
@@ -2899,28 +1885,22 @@
         </w:rPr>
       </w:pPr>
       <w:r>
-        <w:rPr>
-          <w:rFonts w:ascii="Calibri" w:hAnsi="Calibri"/>
-        </w:rPr>
+        <w:rPr/>
         <mc:AlternateContent>
           <mc:Choice Requires="wps">
             <w:drawing>
               <wp:inline distT="0" distB="0" distL="0" distR="0">
-                <wp:extent cx="5944235" cy="19685"/>
+                <wp:extent cx="5944870" cy="20320"/>
                 <wp:effectExtent l="0" t="0" r="0" b="0"/>
                 <wp:docPr id="4" name=""/>
                 <a:graphic xmlns:a="http://schemas.openxmlformats.org/drawingml/2006/main">
                   <a:graphicData uri="http://schemas.microsoft.com/office/word/2010/wordprocessingShape">
                     <wps:wsp>
                       <wps:cNvSpPr/>
-                      <wps:nvSpPr>
-                        <wps:cNvPr id="3" name="Rectangle 1"/>
-                        <wps:cNvSpPr/>
-                      </wps:nvSpPr>
                       <wps:spPr>
                         <a:xfrm>
                           <a:off x="0" y="0"/>
-                          <a:ext cx="5943600" cy="19080"/>
+                          <a:ext cx="5944320" cy="19800"/>
                         </a:xfrm>
                         <a:prstGeom prst="rect">
                           <a:avLst/>
@@ -2934,6 +1914,12 @@
                           </a:solidFill>
                         </a:ln>
                       </wps:spPr>
+                      <wps:style>
+                        <a:lnRef idx="0"/>
+                        <a:fillRef idx="0"/>
+                        <a:effectRef idx="0"/>
+                        <a:fontRef idx="minor"/>
+                      </wps:style>
                       <wps:bodyPr/>
                     </wps:wsp>
                   </a:graphicData>
@@ -2946,7 +1932,7 @@
           </mc:Choice>
           <mc:Fallback>
             <w:pict>
-              <v:rect id="shape_0" fillcolor="white" stroked="t" style="position:absolute;margin-left:0pt;margin-top:-1.55pt;width:467.95pt;height:1.45pt;mso-position-horizontal:center;mso-position-vertical:top">
+              <v:rect id="shape_0" fillcolor="white" stroked="t" style="position:absolute;margin-left:0pt;margin-top:-1.6pt;width:468pt;height:1.5pt;mso-position-vertical:top">
                 <w10:wrap type="none"/>
                 <v:fill o:detectmouseclick="t" type="solid" color2="black"/>
                 <v:stroke color="black" joinstyle="round" endcap="flat"/>
@@ -3086,13 +2072,7 @@
         <w:rPr>
           <w:rFonts w:ascii="Calibri" w:hAnsi="Calibri"/>
         </w:rPr>
-        <w:t>B</w:t>
-      </w:r>
-      <w:r>
-        <w:rPr>
-          <w:rFonts w:ascii="Calibri" w:hAnsi="Calibri"/>
-        </w:rPr>
-        <w:t>usiness logic resides in services.</w:t>
+        <w:t>Business logic resides in services.</w:t>
         <w:br/>
       </w:r>
     </w:p>
@@ -3111,19 +2091,7 @@
         <w:rPr>
           <w:rFonts w:ascii="Calibri" w:hAnsi="Calibri"/>
         </w:rPr>
-        <w:t xml:space="preserve">Repository Pattern abstracts DB access for maintainability and </w:t>
-      </w:r>
-      <w:r>
-        <w:rPr>
-          <w:rFonts w:ascii="Calibri" w:hAnsi="Calibri"/>
-        </w:rPr>
-        <w:t>s</w:t>
-      </w:r>
-      <w:r>
-        <w:rPr>
-          <w:rFonts w:ascii="Calibri" w:hAnsi="Calibri"/>
-        </w:rPr>
-        <w:t>calability.</w:t>
+        <w:t>Repository Pattern abstracts DB access for maintainability and scalability.</w:t>
       </w:r>
     </w:p>
     <w:p>
@@ -3134,28 +2102,22 @@
         </w:rPr>
       </w:pPr>
       <w:r>
-        <w:rPr>
-          <w:rFonts w:ascii="Calibri" w:hAnsi="Calibri"/>
-        </w:rPr>
+        <w:rPr/>
         <mc:AlternateContent>
           <mc:Choice Requires="wps">
             <w:drawing>
               <wp:inline distT="0" distB="0" distL="0" distR="0">
-                <wp:extent cx="5944235" cy="19685"/>
+                <wp:extent cx="5944870" cy="20320"/>
                 <wp:effectExtent l="0" t="0" r="0" b="0"/>
                 <wp:docPr id="5" name=""/>
                 <a:graphic xmlns:a="http://schemas.openxmlformats.org/drawingml/2006/main">
                   <a:graphicData uri="http://schemas.microsoft.com/office/word/2010/wordprocessingShape">
                     <wps:wsp>
                       <wps:cNvSpPr/>
-                      <wps:nvSpPr>
-                        <wps:cNvPr id="4" name="Rectangle 1"/>
-                        <wps:cNvSpPr/>
-                      </wps:nvSpPr>
                       <wps:spPr>
                         <a:xfrm>
                           <a:off x="0" y="0"/>
-                          <a:ext cx="5943600" cy="19080"/>
+                          <a:ext cx="5944320" cy="19800"/>
                         </a:xfrm>
                         <a:prstGeom prst="rect">
                           <a:avLst/>
@@ -3169,6 +2131,12 @@
                           </a:solidFill>
                         </a:ln>
                       </wps:spPr>
+                      <wps:style>
+                        <a:lnRef idx="0"/>
+                        <a:fillRef idx="0"/>
+                        <a:effectRef idx="0"/>
+                        <a:fontRef idx="minor"/>
+                      </wps:style>
                       <wps:bodyPr/>
                     </wps:wsp>
                   </a:graphicData>
@@ -3181,7 +2149,7 @@
           </mc:Choice>
           <mc:Fallback>
             <w:pict>
-              <v:rect id="shape_0" fillcolor="white" stroked="t" style="position:absolute;margin-left:0pt;margin-top:-1.55pt;width:467.95pt;height:1.45pt;mso-position-horizontal:center;mso-position-vertical:top">
+              <v:rect id="shape_0" fillcolor="white" stroked="t" style="position:absolute;margin-left:0pt;margin-top:-1.6pt;width:468pt;height:1.5pt;mso-position-vertical:top">
                 <w10:wrap type="none"/>
                 <v:fill o:detectmouseclick="t" type="solid" color2="black"/>
                 <v:stroke color="black" joinstyle="round" endcap="flat"/>
@@ -3230,19 +2198,7 @@
         <w:rPr>
           <w:rFonts w:ascii="Calibri" w:hAnsi="Calibri"/>
         </w:rPr>
-        <w:t xml:space="preserve">: MVC app never writes directly to DB </w:t>
-      </w:r>
-      <w:r>
-        <w:rPr>
-          <w:rFonts w:ascii="Calibri" w:hAnsi="Calibri"/>
-        </w:rPr>
-        <w:t>(Used separate user with read-only right)</w:t>
-      </w:r>
-      <w:r>
-        <w:rPr>
-          <w:rFonts w:ascii="Calibri" w:hAnsi="Calibri"/>
-        </w:rPr>
-        <w:t>.</w:t>
+        <w:t>: MVC app never writes directly to DB (Used separate user with read-only right).</w:t>
         <w:br/>
       </w:r>
     </w:p>
@@ -3296,19 +2252,7 @@
         <w:rPr>
           <w:rFonts w:ascii="Calibri" w:hAnsi="Calibri"/>
         </w:rPr>
-        <w:t xml:space="preserve">: API-first design supports new clients (mobile, third-party) without </w:t>
-      </w:r>
-      <w:r>
-        <w:rPr>
-          <w:rFonts w:ascii="Calibri" w:hAnsi="Calibri"/>
-        </w:rPr>
-        <w:t>Service/</w:t>
-      </w:r>
-      <w:r>
-        <w:rPr>
-          <w:rFonts w:ascii="Calibri" w:hAnsi="Calibri"/>
-        </w:rPr>
-        <w:t>DB changes.</w:t>
+        <w:t>: API-first design supports new clients (mobile, third-party) without Service/DB changes.</w:t>
       </w:r>
     </w:p>
     <w:p>
@@ -3319,28 +2263,22 @@
         </w:rPr>
       </w:pPr>
       <w:r>
-        <w:rPr>
-          <w:rFonts w:ascii="Calibri" w:hAnsi="Calibri"/>
-        </w:rPr>
+        <w:rPr/>
         <mc:AlternateContent>
           <mc:Choice Requires="wps">
             <w:drawing>
               <wp:inline distT="0" distB="0" distL="0" distR="0">
-                <wp:extent cx="5944235" cy="19685"/>
+                <wp:extent cx="5944870" cy="20320"/>
                 <wp:effectExtent l="0" t="0" r="0" b="0"/>
                 <wp:docPr id="6" name=""/>
                 <a:graphic xmlns:a="http://schemas.openxmlformats.org/drawingml/2006/main">
                   <a:graphicData uri="http://schemas.microsoft.com/office/word/2010/wordprocessingShape">
                     <wps:wsp>
                       <wps:cNvSpPr/>
-                      <wps:nvSpPr>
-                        <wps:cNvPr id="5" name="Rectangle 1"/>
-                        <wps:cNvSpPr/>
-                      </wps:nvSpPr>
                       <wps:spPr>
                         <a:xfrm>
                           <a:off x="0" y="0"/>
-                          <a:ext cx="5943600" cy="19080"/>
+                          <a:ext cx="5944320" cy="19800"/>
                         </a:xfrm>
                         <a:prstGeom prst="rect">
                           <a:avLst/>
@@ -3354,6 +2292,12 @@
                           </a:solidFill>
                         </a:ln>
                       </wps:spPr>
+                      <wps:style>
+                        <a:lnRef idx="0"/>
+                        <a:fillRef idx="0"/>
+                        <a:effectRef idx="0"/>
+                        <a:fontRef idx="minor"/>
+                      </wps:style>
                       <wps:bodyPr/>
                     </wps:wsp>
                   </a:graphicData>
@@ -3366,7 +2310,7 @@
           </mc:Choice>
           <mc:Fallback>
             <w:pict>
-              <v:rect id="shape_0" fillcolor="white" stroked="t" style="position:absolute;margin-left:0pt;margin-top:-1.55pt;width:467.95pt;height:1.45pt;mso-position-horizontal:center;mso-position-vertical:top">
+              <v:rect id="shape_0" fillcolor="white" stroked="t" style="position:absolute;margin-left:0pt;margin-top:-1.6pt;width:468pt;height:1.5pt;mso-position-vertical:top">
                 <w10:wrap type="none"/>
                 <v:fill o:detectmouseclick="t" type="solid" color2="black"/>
                 <v:stroke color="black" joinstyle="round" endcap="flat"/>
@@ -3453,28 +2397,22 @@
         </w:rPr>
       </w:pPr>
       <w:r>
-        <w:rPr>
-          <w:rFonts w:ascii="Calibri" w:hAnsi="Calibri"/>
-        </w:rPr>
+        <w:rPr/>
         <mc:AlternateContent>
           <mc:Choice Requires="wps">
             <w:drawing>
               <wp:inline distT="0" distB="0" distL="0" distR="0">
-                <wp:extent cx="5944235" cy="19685"/>
+                <wp:extent cx="5944870" cy="20320"/>
                 <wp:effectExtent l="0" t="0" r="0" b="0"/>
                 <wp:docPr id="7" name=""/>
                 <a:graphic xmlns:a="http://schemas.openxmlformats.org/drawingml/2006/main">
                   <a:graphicData uri="http://schemas.microsoft.com/office/word/2010/wordprocessingShape">
                     <wps:wsp>
                       <wps:cNvSpPr/>
-                      <wps:nvSpPr>
-                        <wps:cNvPr id="6" name="Rectangle 1"/>
-                        <wps:cNvSpPr/>
-                      </wps:nvSpPr>
                       <wps:spPr>
                         <a:xfrm>
                           <a:off x="0" y="0"/>
-                          <a:ext cx="5943600" cy="19080"/>
+                          <a:ext cx="5944320" cy="19800"/>
                         </a:xfrm>
                         <a:prstGeom prst="rect">
                           <a:avLst/>
@@ -3488,6 +2426,12 @@
                           </a:solidFill>
                         </a:ln>
                       </wps:spPr>
+                      <wps:style>
+                        <a:lnRef idx="0"/>
+                        <a:fillRef idx="0"/>
+                        <a:effectRef idx="0"/>
+                        <a:fontRef idx="minor"/>
+                      </wps:style>
                       <wps:bodyPr/>
                     </wps:wsp>
                   </a:graphicData>
@@ -3500,7 +2444,7 @@
           </mc:Choice>
           <mc:Fallback>
             <w:pict>
-              <v:rect id="shape_0" fillcolor="white" stroked="t" style="position:absolute;margin-left:0pt;margin-top:-1.55pt;width:467.95pt;height:1.45pt;mso-position-horizontal:center;mso-position-vertical:top">
+              <v:rect id="shape_0" fillcolor="white" stroked="t" style="position:absolute;margin-left:0pt;margin-top:-1.6pt;width:468pt;height:1.5pt;mso-position-vertical:top">
                 <w10:wrap type="none"/>
                 <v:fill o:detectmouseclick="t" type="solid" color2="black"/>
                 <v:stroke color="black" joinstyle="round" endcap="flat"/>
@@ -3577,13 +2521,7 @@
         <w:br/>
         <w:t>- Tightly coupled DB access in UI</w:t>
         <w:br/>
-        <w:t xml:space="preserve">- </w:t>
-      </w:r>
-      <w:r>
-        <w:rPr>
-          <w:rFonts w:ascii="Calibri" w:hAnsi="Calibri"/>
-        </w:rPr>
-        <w:t>Read from API to avoid unnecessary HTTP calls and improve performance</w:t>
+        <w:t>- Read from API to avoid unnecessary HTTP calls and improve performance</w:t>
       </w:r>
     </w:p>
     <w:p>
@@ -3594,28 +2532,22 @@
         </w:rPr>
       </w:pPr>
       <w:r>
-        <w:rPr>
-          <w:rFonts w:ascii="Calibri" w:hAnsi="Calibri"/>
-        </w:rPr>
+        <w:rPr/>
         <mc:AlternateContent>
           <mc:Choice Requires="wps">
             <w:drawing>
               <wp:inline distT="0" distB="0" distL="0" distR="0">
-                <wp:extent cx="5944235" cy="19685"/>
+                <wp:extent cx="5944870" cy="20320"/>
                 <wp:effectExtent l="0" t="0" r="0" b="0"/>
                 <wp:docPr id="8" name=""/>
                 <a:graphic xmlns:a="http://schemas.openxmlformats.org/drawingml/2006/main">
                   <a:graphicData uri="http://schemas.microsoft.com/office/word/2010/wordprocessingShape">
                     <wps:wsp>
                       <wps:cNvSpPr/>
-                      <wps:nvSpPr>
-                        <wps:cNvPr id="7" name="Rectangle 1"/>
-                        <wps:cNvSpPr/>
-                      </wps:nvSpPr>
                       <wps:spPr>
                         <a:xfrm>
                           <a:off x="0" y="0"/>
-                          <a:ext cx="5943600" cy="19080"/>
+                          <a:ext cx="5944320" cy="19800"/>
                         </a:xfrm>
                         <a:prstGeom prst="rect">
                           <a:avLst/>
@@ -3629,6 +2561,12 @@
                           </a:solidFill>
                         </a:ln>
                       </wps:spPr>
+                      <wps:style>
+                        <a:lnRef idx="0"/>
+                        <a:fillRef idx="0"/>
+                        <a:effectRef idx="0"/>
+                        <a:fontRef idx="minor"/>
+                      </wps:style>
                       <wps:bodyPr/>
                     </wps:wsp>
                   </a:graphicData>
@@ -3641,7 +2579,7 @@
           </mc:Choice>
           <mc:Fallback>
             <w:pict>
-              <v:rect id="shape_0" fillcolor="white" stroked="t" style="position:absolute;margin-left:0pt;margin-top:-1.55pt;width:467.95pt;height:1.45pt;mso-position-horizontal:center;mso-position-vertical:top">
+              <v:rect id="shape_0" fillcolor="white" stroked="t" style="position:absolute;margin-left:0pt;margin-top:-1.6pt;width:468pt;height:1.5pt;mso-position-vertical:top">
                 <w10:wrap type="none"/>
                 <v:fill o:detectmouseclick="t" type="solid" color2="black"/>
                 <v:stroke color="black" joinstyle="round" endcap="flat"/>
@@ -3701,13 +2639,7 @@
         <w:rPr>
           <w:rFonts w:ascii="Calibri" w:hAnsi="Calibri"/>
         </w:rPr>
-        <w:t>Clean architecture for s</w:t>
-      </w:r>
-      <w:r>
-        <w:rPr>
-          <w:rFonts w:ascii="Calibri" w:hAnsi="Calibri"/>
-        </w:rPr>
-        <w:t>eparation of concerns between UI, services, and data access</w:t>
+        <w:t>Clean architecture for separation of concerns between UI, services, and data access</w:t>
         <w:br/>
       </w:r>
     </w:p>
@@ -3764,11 +2696,6 @@
           <w:rFonts w:ascii="Calibri" w:hAnsi="Calibri"/>
         </w:rPr>
         <w:t>Exception handling and error logging.</w:t>
-      </w:r>
-      <w:r>
-        <w:rPr>
-          <w:rFonts w:ascii="Calibri" w:hAnsi="Calibri"/>
-        </w:rPr>
         <w:br/>
       </w:r>
     </w:p>
@@ -3780,28 +2707,22 @@
         </w:rPr>
       </w:pPr>
       <w:r>
-        <w:rPr>
-          <w:rFonts w:ascii="Calibri" w:hAnsi="Calibri"/>
-        </w:rPr>
+        <w:rPr/>
         <mc:AlternateContent>
           <mc:Choice Requires="wps">
             <w:drawing>
               <wp:inline distT="0" distB="0" distL="0" distR="0">
-                <wp:extent cx="5944235" cy="19685"/>
+                <wp:extent cx="5944870" cy="20320"/>
                 <wp:effectExtent l="0" t="0" r="0" b="0"/>
                 <wp:docPr id="9" name=""/>
                 <a:graphic xmlns:a="http://schemas.openxmlformats.org/drawingml/2006/main">
                   <a:graphicData uri="http://schemas.microsoft.com/office/word/2010/wordprocessingShape">
                     <wps:wsp>
                       <wps:cNvSpPr/>
-                      <wps:nvSpPr>
-                        <wps:cNvPr id="8" name="Rectangle 1"/>
-                        <wps:cNvSpPr/>
-                      </wps:nvSpPr>
                       <wps:spPr>
                         <a:xfrm>
                           <a:off x="0" y="0"/>
-                          <a:ext cx="5943600" cy="19080"/>
+                          <a:ext cx="5944320" cy="19800"/>
                         </a:xfrm>
                         <a:prstGeom prst="rect">
                           <a:avLst/>
@@ -3815,6 +2736,12 @@
                           </a:solidFill>
                         </a:ln>
                       </wps:spPr>
+                      <wps:style>
+                        <a:lnRef idx="0"/>
+                        <a:fillRef idx="0"/>
+                        <a:effectRef idx="0"/>
+                        <a:fontRef idx="minor"/>
+                      </wps:style>
                       <wps:bodyPr/>
                     </wps:wsp>
                   </a:graphicData>
@@ -3827,7 +2754,7 @@
           </mc:Choice>
           <mc:Fallback>
             <w:pict>
-              <v:rect id="shape_0" fillcolor="white" stroked="t" style="position:absolute;margin-left:0pt;margin-top:-1.55pt;width:467.95pt;height:1.45pt;mso-position-horizontal:center;mso-position-vertical:top">
+              <v:rect id="shape_0" fillcolor="white" stroked="t" style="position:absolute;margin-left:0pt;margin-top:-1.6pt;width:468pt;height:1.5pt;mso-position-vertical:top">
                 <w10:wrap type="none"/>
                 <v:fill o:detectmouseclick="t" type="solid" color2="black"/>
                 <v:stroke color="black" joinstyle="round" endcap="flat"/>
@@ -3883,28 +2810,22 @@
         </w:rPr>
       </w:pPr>
       <w:r>
-        <w:rPr>
-          <w:rFonts w:ascii="Calibri" w:hAnsi="Calibri"/>
-        </w:rPr>
+        <w:rPr/>
         <mc:AlternateContent>
           <mc:Choice Requires="wps">
             <w:drawing>
               <wp:inline distT="0" distB="0" distL="0" distR="0">
-                <wp:extent cx="5944235" cy="19685"/>
+                <wp:extent cx="5944870" cy="20320"/>
                 <wp:effectExtent l="0" t="0" r="0" b="0"/>
                 <wp:docPr id="10" name=""/>
                 <a:graphic xmlns:a="http://schemas.openxmlformats.org/drawingml/2006/main">
                   <a:graphicData uri="http://schemas.microsoft.com/office/word/2010/wordprocessingShape">
                     <wps:wsp>
                       <wps:cNvSpPr/>
-                      <wps:nvSpPr>
-                        <wps:cNvPr id="9" name="Rectangle 1"/>
-                        <wps:cNvSpPr/>
-                      </wps:nvSpPr>
                       <wps:spPr>
                         <a:xfrm>
                           <a:off x="0" y="0"/>
-                          <a:ext cx="5943600" cy="19080"/>
+                          <a:ext cx="5944320" cy="19800"/>
                         </a:xfrm>
                         <a:prstGeom prst="rect">
                           <a:avLst/>
@@ -3918,6 +2839,12 @@
                           </a:solidFill>
                         </a:ln>
                       </wps:spPr>
+                      <wps:style>
+                        <a:lnRef idx="0"/>
+                        <a:fillRef idx="0"/>
+                        <a:effectRef idx="0"/>
+                        <a:fontRef idx="minor"/>
+                      </wps:style>
                       <wps:bodyPr/>
                     </wps:wsp>
                   </a:graphicData>
@@ -3930,7 +2857,7 @@
           </mc:Choice>
           <mc:Fallback>
             <w:pict>
-              <v:rect id="shape_0" fillcolor="white" stroked="t" style="position:absolute;margin-left:0pt;margin-top:-1.55pt;width:467.95pt;height:1.45pt;mso-position-horizontal:center;mso-position-vertical:top">
+              <v:rect id="shape_0" fillcolor="white" stroked="t" style="position:absolute;margin-left:0pt;margin-top:-1.6pt;width:468pt;height:1.5pt;mso-position-vertical:top">
                 <w10:wrap type="none"/>
                 <v:fill o:detectmouseclick="t" type="solid" color2="black"/>
                 <v:stroke color="black" joinstyle="round" endcap="flat"/>
@@ -3972,11 +2899,6 @@
           <w:rFonts w:ascii="Calibri" w:hAnsi="Calibri"/>
         </w:rPr>
         <w:t>Implement ORM like Entity Framework</w:t>
-      </w:r>
-      <w:r>
-        <w:rPr>
-          <w:rFonts w:ascii="Calibri" w:hAnsi="Calibri"/>
-        </w:rPr>
         <w:br/>
       </w:r>
     </w:p>
@@ -4042,18 +2964,7 @@
         <w:rPr>
           <w:rFonts w:ascii="Calibri" w:hAnsi="Calibri"/>
         </w:rPr>
-        <w:t xml:space="preserve">, e.g., </w:t>
-      </w:r>
-      <w:r>
-        <w:rPr>
-          <w:rFonts w:ascii="Calibri" w:hAnsi="Calibri"/>
-        </w:rPr>
-        <w:t>Full responsive design and more error handling/logging.</w:t>
-      </w:r>
-      <w:r>
-        <w:rPr>
-          <w:rFonts w:ascii="Calibri" w:hAnsi="Calibri"/>
-        </w:rPr>
+        <w:t>, e.g., Full responsive design and more error handling/logging.</w:t>
         <w:br/>
       </w:r>
     </w:p>
@@ -4072,13 +2983,7 @@
         <w:rPr>
           <w:rFonts w:ascii="Calibri" w:hAnsi="Calibri"/>
         </w:rPr>
-        <w:t xml:space="preserve">Implement </w:t>
-      </w:r>
-      <w:r>
-        <w:rPr>
-          <w:rFonts w:ascii="Calibri" w:hAnsi="Calibri"/>
-        </w:rPr>
-        <w:t>Connection pooling.</w:t>
+        <w:t>Implement Connection pooling.</w:t>
         <w:br/>
       </w:r>
     </w:p>
@@ -4140,28 +3045,22 @@
         </w:rPr>
       </w:pPr>
       <w:r>
-        <w:rPr>
-          <w:rFonts w:ascii="Calibri" w:hAnsi="Calibri"/>
-        </w:rPr>
+        <w:rPr/>
         <mc:AlternateContent>
           <mc:Choice Requires="wps">
             <w:drawing>
               <wp:inline distT="0" distB="0" distL="0" distR="0">
-                <wp:extent cx="5944235" cy="19685"/>
+                <wp:extent cx="5944870" cy="20320"/>
                 <wp:effectExtent l="0" t="0" r="0" b="0"/>
                 <wp:docPr id="11" name=""/>
                 <a:graphic xmlns:a="http://schemas.openxmlformats.org/drawingml/2006/main">
                   <a:graphicData uri="http://schemas.microsoft.com/office/word/2010/wordprocessingShape">
                     <wps:wsp>
                       <wps:cNvSpPr/>
-                      <wps:nvSpPr>
-                        <wps:cNvPr id="10" name="Rectangle 1"/>
-                        <wps:cNvSpPr/>
-                      </wps:nvSpPr>
                       <wps:spPr>
                         <a:xfrm>
                           <a:off x="0" y="0"/>
-                          <a:ext cx="5943600" cy="19080"/>
+                          <a:ext cx="5944320" cy="19800"/>
                         </a:xfrm>
                         <a:prstGeom prst="rect">
                           <a:avLst/>
@@ -4175,6 +3074,12 @@
                           </a:solidFill>
                         </a:ln>
                       </wps:spPr>
+                      <wps:style>
+                        <a:lnRef idx="0"/>
+                        <a:fillRef idx="0"/>
+                        <a:effectRef idx="0"/>
+                        <a:fontRef idx="minor"/>
+                      </wps:style>
                       <wps:bodyPr/>
                     </wps:wsp>
                   </a:graphicData>
@@ -4187,7 +3092,7 @@
           </mc:Choice>
           <mc:Fallback>
             <w:pict>
-              <v:rect id="shape_0" fillcolor="white" stroked="t" style="position:absolute;margin-left:0pt;margin-top:-1.55pt;width:467.95pt;height:1.45pt;mso-position-horizontal:center;mso-position-vertical:top">
+              <v:rect id="shape_0" fillcolor="white" stroked="t" style="position:absolute;margin-left:0pt;margin-top:-1.6pt;width:468pt;height:1.5pt;mso-position-vertical:top">
                 <w10:wrap type="none"/>
                 <v:fill o:detectmouseclick="t" type="solid" color2="black"/>
                 <v:stroke color="black" joinstyle="round" endcap="flat"/>
@@ -4247,18 +3152,7 @@
         <w:rPr>
           <w:rFonts w:ascii="Calibri" w:hAnsi="Calibri"/>
         </w:rPr>
-        <w:t xml:space="preserve">Simplified client-side validation; </w:t>
-      </w:r>
-      <w:r>
-        <w:rPr>
-          <w:rFonts w:ascii="Calibri" w:hAnsi="Calibri"/>
-        </w:rPr>
-        <w:t>UI shows general/friendly errors while logging complete exceptions in log files.</w:t>
-      </w:r>
-      <w:r>
-        <w:rPr>
-          <w:rFonts w:ascii="Calibri" w:hAnsi="Calibri"/>
-        </w:rPr>
+        <w:t>Simplified client-side validation; UI shows general/friendly errors while logging complete exceptions in log files.</w:t>
         <w:br/>
       </w:r>
     </w:p>
@@ -4288,28 +3182,22 @@
         </w:rPr>
       </w:pPr>
       <w:r>
-        <w:rPr>
-          <w:rFonts w:ascii="Calibri" w:hAnsi="Calibri"/>
-        </w:rPr>
+        <w:rPr/>
         <mc:AlternateContent>
           <mc:Choice Requires="wps">
             <w:drawing>
               <wp:inline distT="0" distB="0" distL="0" distR="0">
-                <wp:extent cx="5944235" cy="19685"/>
+                <wp:extent cx="5944870" cy="20320"/>
                 <wp:effectExtent l="0" t="0" r="0" b="0"/>
                 <wp:docPr id="12" name=""/>
                 <a:graphic xmlns:a="http://schemas.openxmlformats.org/drawingml/2006/main">
                   <a:graphicData uri="http://schemas.microsoft.com/office/word/2010/wordprocessingShape">
                     <wps:wsp>
                       <wps:cNvSpPr/>
-                      <wps:nvSpPr>
-                        <wps:cNvPr id="11" name="Rectangle 1"/>
-                        <wps:cNvSpPr/>
-                      </wps:nvSpPr>
                       <wps:spPr>
                         <a:xfrm>
                           <a:off x="0" y="0"/>
-                          <a:ext cx="5943600" cy="19080"/>
+                          <a:ext cx="5944320" cy="19800"/>
                         </a:xfrm>
                         <a:prstGeom prst="rect">
                           <a:avLst/>
@@ -4323,6 +3211,12 @@
                           </a:solidFill>
                         </a:ln>
                       </wps:spPr>
+                      <wps:style>
+                        <a:lnRef idx="0"/>
+                        <a:fillRef idx="0"/>
+                        <a:effectRef idx="0"/>
+                        <a:fontRef idx="minor"/>
+                      </wps:style>
                       <wps:bodyPr/>
                     </wps:wsp>
                   </a:graphicData>
@@ -4335,7 +3229,7 @@
           </mc:Choice>
           <mc:Fallback>
             <w:pict>
-              <v:rect id="shape_0" fillcolor="white" stroked="t" style="position:absolute;margin-left:0pt;margin-top:-1.55pt;width:467.95pt;height:1.45pt;mso-position-horizontal:center;mso-position-vertical:top">
+              <v:rect id="shape_0" fillcolor="white" stroked="t" style="position:absolute;margin-left:0pt;margin-top:-1.6pt;width:468pt;height:1.5pt;mso-position-vertical:top">
                 <w10:wrap type="none"/>
                 <v:fill o:detectmouseclick="t" type="solid" color2="black"/>
                 <v:stroke color="black" joinstyle="round" endcap="flat"/>
@@ -4464,7 +3358,7 @@
       </w:pPr>
       <w:r>
         <w:rPr>
-          <w:rFonts w:eastAsia="" w:cs="" w:cstheme="majorBidi" w:eastAsiaTheme="majorEastAsia" w:ascii="Calibri" w:hAnsi="Calibri"/>
+          <w:rFonts w:eastAsia="" w:cs="" w:ascii="Calibri" w:hAnsi="Calibri" w:cstheme="majorBidi" w:eastAsiaTheme="majorEastAsia"/>
           <w:b/>
           <w:bCs/>
           <w:color w:val="0F4761" w:themeColor="accent1" w:themeShade="bf"/>
@@ -4490,109 +3384,6 @@
       </w:pPr>
       <w:r>
         <w:rPr>
-          <w:rFonts w:eastAsia="" w:cs="" w:cstheme="majorBidi" w:eastAsiaTheme="majorEastAsia" w:ascii="Calibri" w:hAnsi="Calibri"/>
-          <w:b/>
-          <w:bCs/>
-          <w:color w:val="0F4761" w:themeColor="accent1" w:themeShade="bf"/>
-          <w:sz w:val="24"/>
-          <w:szCs w:val="24"/>
-          <w:u w:val="single"/>
-        </w:rPr>
-        <w:t>Database Configuration</w:t>
-      </w:r>
-    </w:p>
-    <w:p>
-      <w:pPr>
-        <w:pStyle w:val="Compact"/>
-        <w:rPr>
-          <w:rFonts w:ascii="Calibri" w:hAnsi="Calibri"/>
-        </w:rPr>
-      </w:pPr>
-      <w:r>
-        <w:rPr>
-          <w:rFonts w:ascii="Calibri" w:hAnsi="Calibri"/>
-        </w:rPr>
-      </w:r>
-    </w:p>
-    <w:p>
-      <w:pPr>
-        <w:pStyle w:val="Compact"/>
-        <w:rPr>
-          <w:rFonts w:ascii="Calibri" w:hAnsi="Calibri"/>
-        </w:rPr>
-      </w:pPr>
-      <w:r>
-        <w:rPr>
-          <w:rFonts w:ascii="Calibri" w:hAnsi="Calibri"/>
-        </w:rPr>
-        <w:t>The database connection string is stored in the Web.config of both the TimeTracking.Web and TimeTracking.Api projects using the connectionStrings section.</w:t>
-      </w:r>
-    </w:p>
-    <w:p>
-      <w:pPr>
-        <w:pStyle w:val="Compact"/>
-        <w:rPr>
-          <w:rFonts w:ascii="Calibri" w:hAnsi="Calibri"/>
-        </w:rPr>
-      </w:pPr>
-      <w:r>
-        <w:rPr>
-          <w:rFonts w:ascii="Calibri" w:hAnsi="Calibri"/>
-        </w:rPr>
-      </w:r>
-    </w:p>
-    <w:p>
-      <w:pPr>
-        <w:pStyle w:val="Compact"/>
-        <w:rPr>
-          <w:rFonts w:ascii="Calibri" w:hAnsi="Calibri"/>
-        </w:rPr>
-      </w:pPr>
-      <w:r>
-        <w:rPr>
-          <w:rFonts w:ascii="Calibri" w:hAnsi="Calibri"/>
-        </w:rPr>
-        <w:t>Reasoning:</w:t>
-      </w:r>
-    </w:p>
-    <w:p>
-      <w:pPr>
-        <w:pStyle w:val="Compact"/>
-        <w:rPr>
-          <w:rFonts w:ascii="Calibri" w:hAnsi="Calibri"/>
-        </w:rPr>
-      </w:pPr>
-      <w:r>
-        <w:rPr>
-          <w:rFonts w:ascii="Calibri" w:hAnsi="Calibri"/>
-        </w:rPr>
-        <w:t>Storing the connection string in configuration files keeps database settings external to the codebase. This allows easy modification for different environments (development, staging, production) without recompiling the application.</w:t>
-      </w:r>
-    </w:p>
-    <w:p>
-      <w:pPr>
-        <w:pStyle w:val="Compact"/>
-        <w:rPr>
-          <w:rFonts w:ascii="Calibri" w:hAnsi="Calibri"/>
-        </w:rPr>
-      </w:pPr>
-      <w:r>
-        <w:rPr>
-          <w:rFonts w:ascii="Calibri" w:hAnsi="Calibri"/>
-        </w:rPr>
-      </w:r>
-    </w:p>
-    <w:p>
-      <w:pPr>
-        <w:pStyle w:val="Compact"/>
-        <w:rPr>
-          <w:rFonts w:ascii="Calibri" w:hAnsi="Calibri"/>
-          <w:sz w:val="24"/>
-          <w:szCs w:val="24"/>
-        </w:rPr>
-      </w:pPr>
-      <w:r>
-        <w:rPr>
           <w:rFonts w:eastAsia="" w:cs="" w:ascii="Calibri" w:hAnsi="Calibri" w:cstheme="majorBidi" w:eastAsiaTheme="majorEastAsia"/>
           <w:b/>
           <w:bCs/>
@@ -4601,6 +3392,109 @@
           <w:szCs w:val="24"/>
           <w:u w:val="single"/>
         </w:rPr>
+        <w:t>Database Configuration</w:t>
+      </w:r>
+    </w:p>
+    <w:p>
+      <w:pPr>
+        <w:pStyle w:val="Compact"/>
+        <w:rPr>
+          <w:rFonts w:ascii="Calibri" w:hAnsi="Calibri"/>
+        </w:rPr>
+      </w:pPr>
+      <w:r>
+        <w:rPr>
+          <w:rFonts w:ascii="Calibri" w:hAnsi="Calibri"/>
+        </w:rPr>
+      </w:r>
+    </w:p>
+    <w:p>
+      <w:pPr>
+        <w:pStyle w:val="Compact"/>
+        <w:rPr>
+          <w:rFonts w:ascii="Calibri" w:hAnsi="Calibri"/>
+        </w:rPr>
+      </w:pPr>
+      <w:r>
+        <w:rPr>
+          <w:rFonts w:ascii="Calibri" w:hAnsi="Calibri"/>
+        </w:rPr>
+        <w:t>The database connection string is stored in the Web.config of both the TimeTracking.Web and TimeTracking.Api projects using the connectionStrings section.</w:t>
+      </w:r>
+    </w:p>
+    <w:p>
+      <w:pPr>
+        <w:pStyle w:val="Compact"/>
+        <w:rPr>
+          <w:rFonts w:ascii="Calibri" w:hAnsi="Calibri"/>
+        </w:rPr>
+      </w:pPr>
+      <w:r>
+        <w:rPr>
+          <w:rFonts w:ascii="Calibri" w:hAnsi="Calibri"/>
+        </w:rPr>
+      </w:r>
+    </w:p>
+    <w:p>
+      <w:pPr>
+        <w:pStyle w:val="Compact"/>
+        <w:rPr>
+          <w:rFonts w:ascii="Calibri" w:hAnsi="Calibri"/>
+        </w:rPr>
+      </w:pPr>
+      <w:r>
+        <w:rPr>
+          <w:rFonts w:ascii="Calibri" w:hAnsi="Calibri"/>
+        </w:rPr>
+        <w:t>Reasoning:</w:t>
+      </w:r>
+    </w:p>
+    <w:p>
+      <w:pPr>
+        <w:pStyle w:val="Compact"/>
+        <w:rPr>
+          <w:rFonts w:ascii="Calibri" w:hAnsi="Calibri"/>
+        </w:rPr>
+      </w:pPr>
+      <w:r>
+        <w:rPr>
+          <w:rFonts w:ascii="Calibri" w:hAnsi="Calibri"/>
+        </w:rPr>
+        <w:t>Storing the connection string in configuration files keeps database settings external to the codebase. This allows easy modification for different environments (development, staging, production) without recompiling the application.</w:t>
+      </w:r>
+    </w:p>
+    <w:p>
+      <w:pPr>
+        <w:pStyle w:val="Compact"/>
+        <w:rPr>
+          <w:rFonts w:ascii="Calibri" w:hAnsi="Calibri"/>
+        </w:rPr>
+      </w:pPr>
+      <w:r>
+        <w:rPr>
+          <w:rFonts w:ascii="Calibri" w:hAnsi="Calibri"/>
+        </w:rPr>
+      </w:r>
+    </w:p>
+    <w:p>
+      <w:pPr>
+        <w:pStyle w:val="Compact"/>
+        <w:rPr>
+          <w:rFonts w:ascii="Calibri" w:hAnsi="Calibri"/>
+          <w:sz w:val="24"/>
+          <w:szCs w:val="24"/>
+        </w:rPr>
+      </w:pPr>
+      <w:r>
+        <w:rPr>
+          <w:rFonts w:eastAsia="" w:cs="" w:ascii="Calibri" w:hAnsi="Calibri" w:cstheme="majorBidi" w:eastAsiaTheme="majorEastAsia"/>
+          <w:b/>
+          <w:bCs/>
+          <w:color w:val="0F4761" w:themeColor="accent1" w:themeShade="bf"/>
+          <w:sz w:val="24"/>
+          <w:szCs w:val="24"/>
+          <w:u w:val="single"/>
+        </w:rPr>
         <w:t>Read vs Write Access Configuration</w:t>
       </w:r>
     </w:p>
@@ -4642,19 +3536,7 @@
         <w:rPr>
           <w:rFonts w:ascii="Calibri" w:hAnsi="Calibri"/>
         </w:rPr>
-        <w:t xml:space="preserve">Read operations are performed by the MVC application through the QueryService and Repository layer using a read-only database connection </w:t>
-      </w:r>
-      <w:r>
-        <w:rPr>
-          <w:rFonts w:ascii="Calibri" w:hAnsi="Calibri"/>
-        </w:rPr>
-        <w:t>(user with read-only access)</w:t>
-      </w:r>
-      <w:r>
-        <w:rPr>
-          <w:rFonts w:ascii="Calibri" w:hAnsi="Calibri"/>
-        </w:rPr>
-        <w:t>.</w:t>
+        <w:t>Read operations are performed by the MVC application through the QueryService and Repository layer using a read-only database connection (user with read-only access).</w:t>
       </w:r>
     </w:p>
     <w:p>
@@ -4668,19 +3550,7 @@
         <w:rPr>
           <w:rFonts w:ascii="Calibri" w:hAnsi="Calibri"/>
         </w:rPr>
-        <w:t xml:space="preserve">Write operations (Create, Update, Delete Time Entries) are handled only through the REST API project </w:t>
-      </w:r>
-      <w:r>
-        <w:rPr>
-          <w:rFonts w:ascii="Calibri" w:hAnsi="Calibri"/>
-        </w:rPr>
-        <w:t>(user with read/write access)</w:t>
-      </w:r>
-      <w:r>
-        <w:rPr>
-          <w:rFonts w:ascii="Calibri" w:hAnsi="Calibri"/>
-        </w:rPr>
-        <w:t>.</w:t>
+        <w:t>Write operations (Create, Update, Delete Time Entries) are handled only through the REST API project (user with read/write access).</w:t>
       </w:r>
     </w:p>
     <w:p>
@@ -4753,7 +3623,7 @@
       </w:pPr>
       <w:r>
         <w:rPr>
-          <w:rFonts w:eastAsia="" w:cs="" w:cstheme="majorBidi" w:eastAsiaTheme="majorEastAsia" w:ascii="Calibri" w:hAnsi="Calibri"/>
+          <w:rFonts w:eastAsia="" w:cs="" w:ascii="Calibri" w:hAnsi="Calibri" w:cstheme="majorBidi" w:eastAsiaTheme="majorEastAsia"/>
           <w:b/>
           <w:bCs/>
           <w:color w:val="0F4761" w:themeColor="accent1" w:themeShade="bf"/>
@@ -4862,7 +3732,7 @@
       </w:pPr>
       <w:r>
         <w:rPr>
-          <w:rFonts w:eastAsia="" w:cs="" w:cstheme="majorBidi" w:eastAsiaTheme="majorEastAsia" w:ascii="Calibri" w:hAnsi="Calibri"/>
+          <w:rFonts w:eastAsia="" w:cs="" w:ascii="Calibri" w:hAnsi="Calibri" w:cstheme="majorBidi" w:eastAsiaTheme="majorEastAsia"/>
           <w:b/>
           <w:bCs/>
           <w:color w:val="0F4761" w:themeColor="accent1" w:themeShade="bf"/>
@@ -4993,14 +3863,10 @@
       <w:pPr>
         <w:pStyle w:val="Compact"/>
         <w:spacing w:before="36" w:after="36"/>
-        <w:rPr>
-          <w:rFonts w:ascii="Calibri" w:hAnsi="Calibri"/>
-        </w:rPr>
-      </w:pPr>
-      <w:r>
-        <w:rPr>
-          <w:rFonts w:ascii="Calibri" w:hAnsi="Calibri"/>
-        </w:rPr>
+        <w:rPr/>
+      </w:pPr>
+      <w:r>
+        <w:rPr/>
       </w:r>
     </w:p>
     <w:sectPr>
@@ -5020,6 +3886,7 @@
 <w:numbering xmlns:w="http://schemas.openxmlformats.org/wordprocessingml/2006/main" xmlns:o="urn:schemas-microsoft-com:office:office" xmlns:r="http://schemas.openxmlformats.org/officeDocument/2006/relationships" xmlns:v="urn:schemas-microsoft-com:vml">
   <w:abstractNum w:abstractNumId="1">
     <w:lvl w:ilvl="0">
+      <w:start w:val="1"/>
       <w:numFmt w:val="bullet"/>
       <w:lvlText w:val=""/>
       <w:lvlJc w:val="left"/>
@@ -5028,6 +3895,7 @@
       </w:pPr>
       <w:rPr>
         <w:rFonts w:ascii="Symbol" w:hAnsi="Symbol" w:cs="Symbol" w:hint="default"/>
+        <w:rFonts w:cs="Symbol"/>
       </w:rPr>
     </w:lvl>
     <w:lvl w:ilvl="1">
@@ -5040,6 +3908,7 @@
       </w:pPr>
       <w:rPr>
         <w:rFonts w:ascii="Symbol" w:hAnsi="Symbol" w:cs="Symbol" w:hint="default"/>
+        <w:rFonts w:cs="Symbol"/>
       </w:rPr>
     </w:lvl>
     <w:lvl w:ilvl="2">
@@ -5052,6 +3921,7 @@
       </w:pPr>
       <w:rPr>
         <w:rFonts w:ascii="Symbol" w:hAnsi="Symbol" w:cs="Symbol" w:hint="default"/>
+        <w:rFonts w:cs="Symbol"/>
       </w:rPr>
     </w:lvl>
     <w:lvl w:ilvl="3">
@@ -5064,6 +3934,7 @@
       </w:pPr>
       <w:rPr>
         <w:rFonts w:ascii="Symbol" w:hAnsi="Symbol" w:cs="Symbol" w:hint="default"/>
+        <w:rFonts w:cs="Symbol"/>
       </w:rPr>
     </w:lvl>
     <w:lvl w:ilvl="4">
@@ -5076,6 +3947,7 @@
       </w:pPr>
       <w:rPr>
         <w:rFonts w:ascii="Symbol" w:hAnsi="Symbol" w:cs="Symbol" w:hint="default"/>
+        <w:rFonts w:cs="Symbol"/>
       </w:rPr>
     </w:lvl>
     <w:lvl w:ilvl="5">
@@ -5088,6 +3960,7 @@
       </w:pPr>
       <w:rPr>
         <w:rFonts w:ascii="Symbol" w:hAnsi="Symbol" w:cs="Symbol" w:hint="default"/>
+        <w:rFonts w:cs="Symbol"/>
       </w:rPr>
     </w:lvl>
     <w:lvl w:ilvl="6">
@@ -5100,6 +3973,7 @@
       </w:pPr>
       <w:rPr>
         <w:rFonts w:ascii="Symbol" w:hAnsi="Symbol" w:cs="Symbol" w:hint="default"/>
+        <w:rFonts w:cs="Symbol"/>
       </w:rPr>
     </w:lvl>
     <w:lvl w:ilvl="7">
@@ -5112,6 +3986,7 @@
       </w:pPr>
       <w:rPr>
         <w:rFonts w:ascii="Symbol" w:hAnsi="Symbol" w:cs="Symbol" w:hint="default"/>
+        <w:rFonts w:cs="Symbol"/>
       </w:rPr>
     </w:lvl>
     <w:lvl w:ilvl="8">
@@ -5124,6 +3999,7 @@
       </w:pPr>
       <w:rPr>
         <w:rFonts w:ascii="Symbol" w:hAnsi="Symbol" w:cs="Symbol" w:hint="default"/>
+        <w:rFonts w:cs="Symbol"/>
       </w:rPr>
     </w:lvl>
   </w:abstractNum>
@@ -5247,6 +4123,7 @@
       </w:pPr>
       <w:rPr>
         <w:rFonts w:ascii="Wingdings" w:hAnsi="Wingdings" w:cs="Wingdings" w:hint="default"/>
+        <w:b w:val="false"/>
         <w:rFonts w:cs="Wingdings"/>
       </w:rPr>
     </w:lvl>
@@ -6771,6 +5648,7 @@
       </w:pPr>
       <w:rPr>
         <w:rFonts w:ascii="Symbol" w:hAnsi="Symbol" w:cs="Symbol" w:hint="default"/>
+        <w:rFonts w:cs="Symbol"/>
       </w:rPr>
     </w:lvl>
     <w:lvl w:ilvl="1">
@@ -6786,6 +5664,7 @@
       </w:pPr>
       <w:rPr>
         <w:rFonts w:ascii="Symbol" w:hAnsi="Symbol" w:cs="Symbol" w:hint="default"/>
+        <w:rFonts w:cs="Symbol"/>
       </w:rPr>
     </w:lvl>
     <w:lvl w:ilvl="2">
@@ -6801,6 +5680,7 @@
       </w:pPr>
       <w:rPr>
         <w:rFonts w:ascii="Symbol" w:hAnsi="Symbol" w:cs="Symbol" w:hint="default"/>
+        <w:rFonts w:cs="Symbol"/>
       </w:rPr>
     </w:lvl>
     <w:lvl w:ilvl="3">
@@ -6816,6 +5696,7 @@
       </w:pPr>
       <w:rPr>
         <w:rFonts w:ascii="Symbol" w:hAnsi="Symbol" w:cs="Symbol" w:hint="default"/>
+        <w:rFonts w:cs="Symbol"/>
       </w:rPr>
     </w:lvl>
     <w:lvl w:ilvl="4">
@@ -6831,6 +5712,7 @@
       </w:pPr>
       <w:rPr>
         <w:rFonts w:ascii="Symbol" w:hAnsi="Symbol" w:cs="Symbol" w:hint="default"/>
+        <w:rFonts w:cs="Symbol"/>
       </w:rPr>
     </w:lvl>
     <w:lvl w:ilvl="5">
@@ -6846,6 +5728,7 @@
       </w:pPr>
       <w:rPr>
         <w:rFonts w:ascii="Symbol" w:hAnsi="Symbol" w:cs="Symbol" w:hint="default"/>
+        <w:rFonts w:cs="Symbol"/>
       </w:rPr>
     </w:lvl>
     <w:lvl w:ilvl="6">
@@ -6861,6 +5744,7 @@
       </w:pPr>
       <w:rPr>
         <w:rFonts w:ascii="Symbol" w:hAnsi="Symbol" w:cs="Symbol" w:hint="default"/>
+        <w:rFonts w:cs="Symbol"/>
       </w:rPr>
     </w:lvl>
     <w:lvl w:ilvl="7">
@@ -6876,6 +5760,7 @@
       </w:pPr>
       <w:rPr>
         <w:rFonts w:ascii="Symbol" w:hAnsi="Symbol" w:cs="Symbol" w:hint="default"/>
+        <w:rFonts w:cs="Symbol"/>
       </w:rPr>
     </w:lvl>
     <w:lvl w:ilvl="8">
@@ -6891,6 +5776,7 @@
       </w:pPr>
       <w:rPr>
         <w:rFonts w:ascii="Symbol" w:hAnsi="Symbol" w:cs="Symbol" w:hint="default"/>
+        <w:rFonts w:cs="Symbol"/>
       </w:rPr>
     </w:lvl>
   </w:abstractNum>
@@ -7493,7 +6379,6 @@
     <w:rPrDefault>
       <w:rPr>
         <w:rFonts w:ascii="Aptos" w:hAnsi="Aptos" w:eastAsia="Aptos" w:cs="" w:asciiTheme="minorHAnsi" w:cstheme="minorBidi" w:eastAsiaTheme="minorHAnsi" w:hAnsiTheme="minorHAnsi"/>
-        <w:sz w:val="24"/>
         <w:szCs w:val="24"/>
         <w:lang w:val="en-US" w:eastAsia="en-US" w:bidi="ar-SA"/>
       </w:rPr>
@@ -9015,6 +7900,1141 @@
     <w:name w:val="Numbering Symbols"/>
     <w:qFormat/>
     <w:rPr/>
+  </w:style>
+  <w:style w:type="character" w:styleId="ListLabel118">
+    <w:name w:val="ListLabel 118"/>
+    <w:qFormat/>
+    <w:rPr>
+      <w:rFonts w:cs="Symbol"/>
+    </w:rPr>
+  </w:style>
+  <w:style w:type="character" w:styleId="ListLabel119">
+    <w:name w:val="ListLabel 119"/>
+    <w:qFormat/>
+    <w:rPr>
+      <w:rFonts w:cs="Symbol"/>
+    </w:rPr>
+  </w:style>
+  <w:style w:type="character" w:styleId="ListLabel120">
+    <w:name w:val="ListLabel 120"/>
+    <w:qFormat/>
+    <w:rPr>
+      <w:rFonts w:cs="Symbol"/>
+    </w:rPr>
+  </w:style>
+  <w:style w:type="character" w:styleId="ListLabel121">
+    <w:name w:val="ListLabel 121"/>
+    <w:qFormat/>
+    <w:rPr>
+      <w:rFonts w:cs="Symbol"/>
+    </w:rPr>
+  </w:style>
+  <w:style w:type="character" w:styleId="ListLabel122">
+    <w:name w:val="ListLabel 122"/>
+    <w:qFormat/>
+    <w:rPr>
+      <w:rFonts w:cs="Symbol"/>
+    </w:rPr>
+  </w:style>
+  <w:style w:type="character" w:styleId="ListLabel123">
+    <w:name w:val="ListLabel 123"/>
+    <w:qFormat/>
+    <w:rPr>
+      <w:rFonts w:cs="Symbol"/>
+    </w:rPr>
+  </w:style>
+  <w:style w:type="character" w:styleId="ListLabel124">
+    <w:name w:val="ListLabel 124"/>
+    <w:qFormat/>
+    <w:rPr>
+      <w:rFonts w:cs="Symbol"/>
+    </w:rPr>
+  </w:style>
+  <w:style w:type="character" w:styleId="ListLabel125">
+    <w:name w:val="ListLabel 125"/>
+    <w:qFormat/>
+    <w:rPr>
+      <w:rFonts w:cs="Symbol"/>
+    </w:rPr>
+  </w:style>
+  <w:style w:type="character" w:styleId="ListLabel126">
+    <w:name w:val="ListLabel 126"/>
+    <w:qFormat/>
+    <w:rPr>
+      <w:rFonts w:cs="Symbol"/>
+    </w:rPr>
+  </w:style>
+  <w:style w:type="character" w:styleId="ListLabel127">
+    <w:name w:val="ListLabel 127"/>
+    <w:qFormat/>
+    <w:rPr>
+      <w:rFonts w:cs="Symbol"/>
+    </w:rPr>
+  </w:style>
+  <w:style w:type="character" w:styleId="ListLabel128">
+    <w:name w:val="ListLabel 128"/>
+    <w:qFormat/>
+    <w:rPr>
+      <w:rFonts w:cs="Courier New"/>
+    </w:rPr>
+  </w:style>
+  <w:style w:type="character" w:styleId="ListLabel129">
+    <w:name w:val="ListLabel 129"/>
+    <w:qFormat/>
+    <w:rPr>
+      <w:rFonts w:cs="Wingdings"/>
+      <w:b w:val="false"/>
+    </w:rPr>
+  </w:style>
+  <w:style w:type="character" w:styleId="ListLabel130">
+    <w:name w:val="ListLabel 130"/>
+    <w:qFormat/>
+    <w:rPr>
+      <w:rFonts w:cs="Symbol"/>
+    </w:rPr>
+  </w:style>
+  <w:style w:type="character" w:styleId="ListLabel131">
+    <w:name w:val="ListLabel 131"/>
+    <w:qFormat/>
+    <w:rPr>
+      <w:rFonts w:cs="Courier New"/>
+    </w:rPr>
+  </w:style>
+  <w:style w:type="character" w:styleId="ListLabel132">
+    <w:name w:val="ListLabel 132"/>
+    <w:qFormat/>
+    <w:rPr>
+      <w:rFonts w:cs="Wingdings"/>
+    </w:rPr>
+  </w:style>
+  <w:style w:type="character" w:styleId="ListLabel133">
+    <w:name w:val="ListLabel 133"/>
+    <w:qFormat/>
+    <w:rPr>
+      <w:rFonts w:cs="Symbol"/>
+    </w:rPr>
+  </w:style>
+  <w:style w:type="character" w:styleId="ListLabel134">
+    <w:name w:val="ListLabel 134"/>
+    <w:qFormat/>
+    <w:rPr>
+      <w:rFonts w:cs="Courier New"/>
+    </w:rPr>
+  </w:style>
+  <w:style w:type="character" w:styleId="ListLabel135">
+    <w:name w:val="ListLabel 135"/>
+    <w:qFormat/>
+    <w:rPr>
+      <w:rFonts w:cs="Wingdings"/>
+    </w:rPr>
+  </w:style>
+  <w:style w:type="character" w:styleId="ListLabel136">
+    <w:name w:val="ListLabel 136"/>
+    <w:qFormat/>
+    <w:rPr>
+      <w:rFonts w:cs="Symbol"/>
+    </w:rPr>
+  </w:style>
+  <w:style w:type="character" w:styleId="ListLabel137">
+    <w:name w:val="ListLabel 137"/>
+    <w:qFormat/>
+    <w:rPr>
+      <w:rFonts w:cs="Courier New"/>
+    </w:rPr>
+  </w:style>
+  <w:style w:type="character" w:styleId="ListLabel138">
+    <w:name w:val="ListLabel 138"/>
+    <w:qFormat/>
+    <w:rPr>
+      <w:rFonts w:cs="Wingdings"/>
+    </w:rPr>
+  </w:style>
+  <w:style w:type="character" w:styleId="ListLabel139">
+    <w:name w:val="ListLabel 139"/>
+    <w:qFormat/>
+    <w:rPr>
+      <w:rFonts w:cs="Symbol"/>
+    </w:rPr>
+  </w:style>
+  <w:style w:type="character" w:styleId="ListLabel140">
+    <w:name w:val="ListLabel 140"/>
+    <w:qFormat/>
+    <w:rPr>
+      <w:rFonts w:cs="Courier New"/>
+    </w:rPr>
+  </w:style>
+  <w:style w:type="character" w:styleId="ListLabel141">
+    <w:name w:val="ListLabel 141"/>
+    <w:qFormat/>
+    <w:rPr>
+      <w:rFonts w:cs="Wingdings"/>
+    </w:rPr>
+  </w:style>
+  <w:style w:type="character" w:styleId="ListLabel142">
+    <w:name w:val="ListLabel 142"/>
+    <w:qFormat/>
+    <w:rPr>
+      <w:rFonts w:cs="Symbol"/>
+    </w:rPr>
+  </w:style>
+  <w:style w:type="character" w:styleId="ListLabel143">
+    <w:name w:val="ListLabel 143"/>
+    <w:qFormat/>
+    <w:rPr>
+      <w:rFonts w:cs="Courier New"/>
+    </w:rPr>
+  </w:style>
+  <w:style w:type="character" w:styleId="ListLabel144">
+    <w:name w:val="ListLabel 144"/>
+    <w:qFormat/>
+    <w:rPr>
+      <w:rFonts w:cs="Wingdings"/>
+    </w:rPr>
+  </w:style>
+  <w:style w:type="character" w:styleId="ListLabel145">
+    <w:name w:val="ListLabel 145"/>
+    <w:qFormat/>
+    <w:rPr>
+      <w:rFonts w:ascii="Calibri" w:hAnsi="Calibri" w:cs="Symbol"/>
+    </w:rPr>
+  </w:style>
+  <w:style w:type="character" w:styleId="ListLabel146">
+    <w:name w:val="ListLabel 146"/>
+    <w:qFormat/>
+    <w:rPr>
+      <w:rFonts w:cs="Courier New"/>
+    </w:rPr>
+  </w:style>
+  <w:style w:type="character" w:styleId="ListLabel147">
+    <w:name w:val="ListLabel 147"/>
+    <w:qFormat/>
+    <w:rPr>
+      <w:rFonts w:cs="Wingdings"/>
+    </w:rPr>
+  </w:style>
+  <w:style w:type="character" w:styleId="ListLabel148">
+    <w:name w:val="ListLabel 148"/>
+    <w:qFormat/>
+    <w:rPr>
+      <w:rFonts w:cs="Symbol"/>
+    </w:rPr>
+  </w:style>
+  <w:style w:type="character" w:styleId="ListLabel149">
+    <w:name w:val="ListLabel 149"/>
+    <w:qFormat/>
+    <w:rPr>
+      <w:rFonts w:cs="Courier New"/>
+    </w:rPr>
+  </w:style>
+  <w:style w:type="character" w:styleId="ListLabel150">
+    <w:name w:val="ListLabel 150"/>
+    <w:qFormat/>
+    <w:rPr>
+      <w:rFonts w:cs="Wingdings"/>
+    </w:rPr>
+  </w:style>
+  <w:style w:type="character" w:styleId="ListLabel151">
+    <w:name w:val="ListLabel 151"/>
+    <w:qFormat/>
+    <w:rPr>
+      <w:rFonts w:cs="Symbol"/>
+    </w:rPr>
+  </w:style>
+  <w:style w:type="character" w:styleId="ListLabel152">
+    <w:name w:val="ListLabel 152"/>
+    <w:qFormat/>
+    <w:rPr>
+      <w:rFonts w:cs="Courier New"/>
+    </w:rPr>
+  </w:style>
+  <w:style w:type="character" w:styleId="ListLabel153">
+    <w:name w:val="ListLabel 153"/>
+    <w:qFormat/>
+    <w:rPr>
+      <w:rFonts w:cs="Wingdings"/>
+    </w:rPr>
+  </w:style>
+  <w:style w:type="character" w:styleId="ListLabel154">
+    <w:name w:val="ListLabel 154"/>
+    <w:qFormat/>
+    <w:rPr>
+      <w:rFonts w:cs="Symbol"/>
+    </w:rPr>
+  </w:style>
+  <w:style w:type="character" w:styleId="ListLabel155">
+    <w:name w:val="ListLabel 155"/>
+    <w:qFormat/>
+    <w:rPr>
+      <w:rFonts w:cs="Courier New"/>
+    </w:rPr>
+  </w:style>
+  <w:style w:type="character" w:styleId="ListLabel156">
+    <w:name w:val="ListLabel 156"/>
+    <w:qFormat/>
+    <w:rPr>
+      <w:rFonts w:cs="Wingdings"/>
+    </w:rPr>
+  </w:style>
+  <w:style w:type="character" w:styleId="ListLabel157">
+    <w:name w:val="ListLabel 157"/>
+    <w:qFormat/>
+    <w:rPr>
+      <w:rFonts w:cs="Symbol"/>
+    </w:rPr>
+  </w:style>
+  <w:style w:type="character" w:styleId="ListLabel158">
+    <w:name w:val="ListLabel 158"/>
+    <w:qFormat/>
+    <w:rPr>
+      <w:rFonts w:cs="Courier New"/>
+    </w:rPr>
+  </w:style>
+  <w:style w:type="character" w:styleId="ListLabel159">
+    <w:name w:val="ListLabel 159"/>
+    <w:qFormat/>
+    <w:rPr>
+      <w:rFonts w:cs="Wingdings"/>
+    </w:rPr>
+  </w:style>
+  <w:style w:type="character" w:styleId="ListLabel160">
+    <w:name w:val="ListLabel 160"/>
+    <w:qFormat/>
+    <w:rPr>
+      <w:rFonts w:cs="Symbol"/>
+    </w:rPr>
+  </w:style>
+  <w:style w:type="character" w:styleId="ListLabel161">
+    <w:name w:val="ListLabel 161"/>
+    <w:qFormat/>
+    <w:rPr>
+      <w:rFonts w:cs="Courier New"/>
+    </w:rPr>
+  </w:style>
+  <w:style w:type="character" w:styleId="ListLabel162">
+    <w:name w:val="ListLabel 162"/>
+    <w:qFormat/>
+    <w:rPr>
+      <w:rFonts w:cs="Wingdings"/>
+    </w:rPr>
+  </w:style>
+  <w:style w:type="character" w:styleId="ListLabel163">
+    <w:name w:val="ListLabel 163"/>
+    <w:qFormat/>
+    <w:rPr>
+      <w:rFonts w:cs="Symbol"/>
+    </w:rPr>
+  </w:style>
+  <w:style w:type="character" w:styleId="ListLabel164">
+    <w:name w:val="ListLabel 164"/>
+    <w:qFormat/>
+    <w:rPr>
+      <w:rFonts w:ascii="Calibri" w:hAnsi="Calibri" w:cs="Courier New"/>
+    </w:rPr>
+  </w:style>
+  <w:style w:type="character" w:styleId="ListLabel165">
+    <w:name w:val="ListLabel 165"/>
+    <w:qFormat/>
+    <w:rPr>
+      <w:rFonts w:cs="Wingdings"/>
+    </w:rPr>
+  </w:style>
+  <w:style w:type="character" w:styleId="ListLabel166">
+    <w:name w:val="ListLabel 166"/>
+    <w:qFormat/>
+    <w:rPr>
+      <w:rFonts w:cs="Symbol"/>
+    </w:rPr>
+  </w:style>
+  <w:style w:type="character" w:styleId="ListLabel167">
+    <w:name w:val="ListLabel 167"/>
+    <w:qFormat/>
+    <w:rPr>
+      <w:rFonts w:cs="Courier New"/>
+    </w:rPr>
+  </w:style>
+  <w:style w:type="character" w:styleId="ListLabel168">
+    <w:name w:val="ListLabel 168"/>
+    <w:qFormat/>
+    <w:rPr>
+      <w:rFonts w:cs="Wingdings"/>
+    </w:rPr>
+  </w:style>
+  <w:style w:type="character" w:styleId="ListLabel169">
+    <w:name w:val="ListLabel 169"/>
+    <w:qFormat/>
+    <w:rPr>
+      <w:rFonts w:cs="Symbol"/>
+    </w:rPr>
+  </w:style>
+  <w:style w:type="character" w:styleId="ListLabel170">
+    <w:name w:val="ListLabel 170"/>
+    <w:qFormat/>
+    <w:rPr>
+      <w:rFonts w:cs="Courier New"/>
+    </w:rPr>
+  </w:style>
+  <w:style w:type="character" w:styleId="ListLabel171">
+    <w:name w:val="ListLabel 171"/>
+    <w:qFormat/>
+    <w:rPr>
+      <w:rFonts w:cs="Wingdings"/>
+    </w:rPr>
+  </w:style>
+  <w:style w:type="character" w:styleId="ListLabel172">
+    <w:name w:val="ListLabel 172"/>
+    <w:qFormat/>
+    <w:rPr>
+      <w:rFonts w:ascii="Calibri" w:hAnsi="Calibri" w:cs="Symbol"/>
+    </w:rPr>
+  </w:style>
+  <w:style w:type="character" w:styleId="ListLabel173">
+    <w:name w:val="ListLabel 173"/>
+    <w:qFormat/>
+    <w:rPr>
+      <w:rFonts w:cs="Courier New"/>
+    </w:rPr>
+  </w:style>
+  <w:style w:type="character" w:styleId="ListLabel174">
+    <w:name w:val="ListLabel 174"/>
+    <w:qFormat/>
+    <w:rPr>
+      <w:rFonts w:cs="Wingdings"/>
+    </w:rPr>
+  </w:style>
+  <w:style w:type="character" w:styleId="ListLabel175">
+    <w:name w:val="ListLabel 175"/>
+    <w:qFormat/>
+    <w:rPr>
+      <w:rFonts w:cs="Symbol"/>
+    </w:rPr>
+  </w:style>
+  <w:style w:type="character" w:styleId="ListLabel176">
+    <w:name w:val="ListLabel 176"/>
+    <w:qFormat/>
+    <w:rPr>
+      <w:rFonts w:cs="Courier New"/>
+    </w:rPr>
+  </w:style>
+  <w:style w:type="character" w:styleId="ListLabel177">
+    <w:name w:val="ListLabel 177"/>
+    <w:qFormat/>
+    <w:rPr>
+      <w:rFonts w:cs="Wingdings"/>
+    </w:rPr>
+  </w:style>
+  <w:style w:type="character" w:styleId="ListLabel178">
+    <w:name w:val="ListLabel 178"/>
+    <w:qFormat/>
+    <w:rPr>
+      <w:rFonts w:cs="Symbol"/>
+    </w:rPr>
+  </w:style>
+  <w:style w:type="character" w:styleId="ListLabel179">
+    <w:name w:val="ListLabel 179"/>
+    <w:qFormat/>
+    <w:rPr>
+      <w:rFonts w:cs="Courier New"/>
+    </w:rPr>
+  </w:style>
+  <w:style w:type="character" w:styleId="ListLabel180">
+    <w:name w:val="ListLabel 180"/>
+    <w:qFormat/>
+    <w:rPr>
+      <w:rFonts w:cs="Wingdings"/>
+    </w:rPr>
+  </w:style>
+  <w:style w:type="character" w:styleId="ListLabel181">
+    <w:name w:val="ListLabel 181"/>
+    <w:qFormat/>
+    <w:rPr>
+      <w:rFonts w:cs="Symbol"/>
+    </w:rPr>
+  </w:style>
+  <w:style w:type="character" w:styleId="ListLabel182">
+    <w:name w:val="ListLabel 182"/>
+    <w:qFormat/>
+    <w:rPr>
+      <w:rFonts w:ascii="Calibri" w:hAnsi="Calibri" w:cs="Courier New"/>
+    </w:rPr>
+  </w:style>
+  <w:style w:type="character" w:styleId="ListLabel183">
+    <w:name w:val="ListLabel 183"/>
+    <w:qFormat/>
+    <w:rPr>
+      <w:rFonts w:cs="Wingdings"/>
+    </w:rPr>
+  </w:style>
+  <w:style w:type="character" w:styleId="ListLabel184">
+    <w:name w:val="ListLabel 184"/>
+    <w:qFormat/>
+    <w:rPr>
+      <w:rFonts w:cs="Symbol"/>
+    </w:rPr>
+  </w:style>
+  <w:style w:type="character" w:styleId="ListLabel185">
+    <w:name w:val="ListLabel 185"/>
+    <w:qFormat/>
+    <w:rPr>
+      <w:rFonts w:cs="Courier New"/>
+    </w:rPr>
+  </w:style>
+  <w:style w:type="character" w:styleId="ListLabel186">
+    <w:name w:val="ListLabel 186"/>
+    <w:qFormat/>
+    <w:rPr>
+      <w:rFonts w:cs="Wingdings"/>
+    </w:rPr>
+  </w:style>
+  <w:style w:type="character" w:styleId="ListLabel187">
+    <w:name w:val="ListLabel 187"/>
+    <w:qFormat/>
+    <w:rPr>
+      <w:rFonts w:cs="Symbol"/>
+    </w:rPr>
+  </w:style>
+  <w:style w:type="character" w:styleId="ListLabel188">
+    <w:name w:val="ListLabel 188"/>
+    <w:qFormat/>
+    <w:rPr>
+      <w:rFonts w:cs="Courier New"/>
+    </w:rPr>
+  </w:style>
+  <w:style w:type="character" w:styleId="ListLabel189">
+    <w:name w:val="ListLabel 189"/>
+    <w:qFormat/>
+    <w:rPr>
+      <w:rFonts w:cs="Wingdings"/>
+    </w:rPr>
+  </w:style>
+  <w:style w:type="character" w:styleId="ListLabel190">
+    <w:name w:val="ListLabel 190"/>
+    <w:qFormat/>
+    <w:rPr>
+      <w:rFonts w:ascii="Calibri" w:hAnsi="Calibri" w:cs="Symbol"/>
+    </w:rPr>
+  </w:style>
+  <w:style w:type="character" w:styleId="ListLabel191">
+    <w:name w:val="ListLabel 191"/>
+    <w:qFormat/>
+    <w:rPr>
+      <w:rFonts w:cs="Courier New"/>
+    </w:rPr>
+  </w:style>
+  <w:style w:type="character" w:styleId="ListLabel192">
+    <w:name w:val="ListLabel 192"/>
+    <w:qFormat/>
+    <w:rPr>
+      <w:rFonts w:cs="Wingdings"/>
+    </w:rPr>
+  </w:style>
+  <w:style w:type="character" w:styleId="ListLabel193">
+    <w:name w:val="ListLabel 193"/>
+    <w:qFormat/>
+    <w:rPr>
+      <w:rFonts w:cs="Symbol"/>
+    </w:rPr>
+  </w:style>
+  <w:style w:type="character" w:styleId="ListLabel194">
+    <w:name w:val="ListLabel 194"/>
+    <w:qFormat/>
+    <w:rPr>
+      <w:rFonts w:cs="Courier New"/>
+    </w:rPr>
+  </w:style>
+  <w:style w:type="character" w:styleId="ListLabel195">
+    <w:name w:val="ListLabel 195"/>
+    <w:qFormat/>
+    <w:rPr>
+      <w:rFonts w:cs="Wingdings"/>
+    </w:rPr>
+  </w:style>
+  <w:style w:type="character" w:styleId="ListLabel196">
+    <w:name w:val="ListLabel 196"/>
+    <w:qFormat/>
+    <w:rPr>
+      <w:rFonts w:cs="Symbol"/>
+    </w:rPr>
+  </w:style>
+  <w:style w:type="character" w:styleId="ListLabel197">
+    <w:name w:val="ListLabel 197"/>
+    <w:qFormat/>
+    <w:rPr>
+      <w:rFonts w:cs="Courier New"/>
+    </w:rPr>
+  </w:style>
+  <w:style w:type="character" w:styleId="ListLabel198">
+    <w:name w:val="ListLabel 198"/>
+    <w:qFormat/>
+    <w:rPr>
+      <w:rFonts w:cs="Wingdings"/>
+    </w:rPr>
+  </w:style>
+  <w:style w:type="character" w:styleId="ListLabel199">
+    <w:name w:val="ListLabel 199"/>
+    <w:qFormat/>
+    <w:rPr>
+      <w:rFonts w:ascii="Calibri" w:hAnsi="Calibri" w:cs="Symbol"/>
+    </w:rPr>
+  </w:style>
+  <w:style w:type="character" w:styleId="ListLabel200">
+    <w:name w:val="ListLabel 200"/>
+    <w:qFormat/>
+    <w:rPr>
+      <w:rFonts w:cs="Courier New"/>
+    </w:rPr>
+  </w:style>
+  <w:style w:type="character" w:styleId="ListLabel201">
+    <w:name w:val="ListLabel 201"/>
+    <w:qFormat/>
+    <w:rPr>
+      <w:rFonts w:cs="Wingdings"/>
+    </w:rPr>
+  </w:style>
+  <w:style w:type="character" w:styleId="ListLabel202">
+    <w:name w:val="ListLabel 202"/>
+    <w:qFormat/>
+    <w:rPr>
+      <w:rFonts w:cs="Symbol"/>
+    </w:rPr>
+  </w:style>
+  <w:style w:type="character" w:styleId="ListLabel203">
+    <w:name w:val="ListLabel 203"/>
+    <w:qFormat/>
+    <w:rPr>
+      <w:rFonts w:cs="Courier New"/>
+    </w:rPr>
+  </w:style>
+  <w:style w:type="character" w:styleId="ListLabel204">
+    <w:name w:val="ListLabel 204"/>
+    <w:qFormat/>
+    <w:rPr>
+      <w:rFonts w:cs="Wingdings"/>
+    </w:rPr>
+  </w:style>
+  <w:style w:type="character" w:styleId="ListLabel205">
+    <w:name w:val="ListLabel 205"/>
+    <w:qFormat/>
+    <w:rPr>
+      <w:rFonts w:cs="Symbol"/>
+    </w:rPr>
+  </w:style>
+  <w:style w:type="character" w:styleId="ListLabel206">
+    <w:name w:val="ListLabel 206"/>
+    <w:qFormat/>
+    <w:rPr>
+      <w:rFonts w:cs="Courier New"/>
+    </w:rPr>
+  </w:style>
+  <w:style w:type="character" w:styleId="ListLabel207">
+    <w:name w:val="ListLabel 207"/>
+    <w:qFormat/>
+    <w:rPr>
+      <w:rFonts w:cs="Wingdings"/>
+    </w:rPr>
+  </w:style>
+  <w:style w:type="character" w:styleId="ListLabel208">
+    <w:name w:val="ListLabel 208"/>
+    <w:qFormat/>
+    <w:rPr>
+      <w:rFonts w:ascii="Calibri" w:hAnsi="Calibri" w:cs="Symbol"/>
+    </w:rPr>
+  </w:style>
+  <w:style w:type="character" w:styleId="ListLabel209">
+    <w:name w:val="ListLabel 209"/>
+    <w:qFormat/>
+    <w:rPr>
+      <w:rFonts w:cs="Courier New"/>
+    </w:rPr>
+  </w:style>
+  <w:style w:type="character" w:styleId="ListLabel210">
+    <w:name w:val="ListLabel 210"/>
+    <w:qFormat/>
+    <w:rPr>
+      <w:rFonts w:cs="Wingdings"/>
+    </w:rPr>
+  </w:style>
+  <w:style w:type="character" w:styleId="ListLabel211">
+    <w:name w:val="ListLabel 211"/>
+    <w:qFormat/>
+    <w:rPr>
+      <w:rFonts w:cs="Symbol"/>
+    </w:rPr>
+  </w:style>
+  <w:style w:type="character" w:styleId="ListLabel212">
+    <w:name w:val="ListLabel 212"/>
+    <w:qFormat/>
+    <w:rPr>
+      <w:rFonts w:cs="Courier New"/>
+    </w:rPr>
+  </w:style>
+  <w:style w:type="character" w:styleId="ListLabel213">
+    <w:name w:val="ListLabel 213"/>
+    <w:qFormat/>
+    <w:rPr>
+      <w:rFonts w:cs="Wingdings"/>
+    </w:rPr>
+  </w:style>
+  <w:style w:type="character" w:styleId="ListLabel214">
+    <w:name w:val="ListLabel 214"/>
+    <w:qFormat/>
+    <w:rPr>
+      <w:rFonts w:cs="Symbol"/>
+    </w:rPr>
+  </w:style>
+  <w:style w:type="character" w:styleId="ListLabel215">
+    <w:name w:val="ListLabel 215"/>
+    <w:qFormat/>
+    <w:rPr>
+      <w:rFonts w:cs="Courier New"/>
+    </w:rPr>
+  </w:style>
+  <w:style w:type="character" w:styleId="ListLabel216">
+    <w:name w:val="ListLabel 216"/>
+    <w:qFormat/>
+    <w:rPr>
+      <w:rFonts w:cs="Wingdings"/>
+    </w:rPr>
+  </w:style>
+  <w:style w:type="character" w:styleId="ListLabel217">
+    <w:name w:val="ListLabel 217"/>
+    <w:qFormat/>
+    <w:rPr>
+      <w:rFonts w:ascii="Calibri" w:hAnsi="Calibri" w:cs="Symbol"/>
+    </w:rPr>
+  </w:style>
+  <w:style w:type="character" w:styleId="ListLabel218">
+    <w:name w:val="ListLabel 218"/>
+    <w:qFormat/>
+    <w:rPr>
+      <w:rFonts w:cs="Courier New"/>
+    </w:rPr>
+  </w:style>
+  <w:style w:type="character" w:styleId="ListLabel219">
+    <w:name w:val="ListLabel 219"/>
+    <w:qFormat/>
+    <w:rPr>
+      <w:rFonts w:cs="Wingdings"/>
+    </w:rPr>
+  </w:style>
+  <w:style w:type="character" w:styleId="ListLabel220">
+    <w:name w:val="ListLabel 220"/>
+    <w:qFormat/>
+    <w:rPr>
+      <w:rFonts w:cs="Symbol"/>
+    </w:rPr>
+  </w:style>
+  <w:style w:type="character" w:styleId="ListLabel221">
+    <w:name w:val="ListLabel 221"/>
+    <w:qFormat/>
+    <w:rPr>
+      <w:rFonts w:cs="Courier New"/>
+    </w:rPr>
+  </w:style>
+  <w:style w:type="character" w:styleId="ListLabel222">
+    <w:name w:val="ListLabel 222"/>
+    <w:qFormat/>
+    <w:rPr>
+      <w:rFonts w:cs="Wingdings"/>
+    </w:rPr>
+  </w:style>
+  <w:style w:type="character" w:styleId="ListLabel223">
+    <w:name w:val="ListLabel 223"/>
+    <w:qFormat/>
+    <w:rPr>
+      <w:rFonts w:cs="Symbol"/>
+    </w:rPr>
+  </w:style>
+  <w:style w:type="character" w:styleId="ListLabel224">
+    <w:name w:val="ListLabel 224"/>
+    <w:qFormat/>
+    <w:rPr>
+      <w:rFonts w:cs="Courier New"/>
+    </w:rPr>
+  </w:style>
+  <w:style w:type="character" w:styleId="ListLabel225">
+    <w:name w:val="ListLabel 225"/>
+    <w:qFormat/>
+    <w:rPr>
+      <w:rFonts w:cs="Wingdings"/>
+    </w:rPr>
+  </w:style>
+  <w:style w:type="character" w:styleId="ListLabel226">
+    <w:name w:val="ListLabel 226"/>
+    <w:qFormat/>
+    <w:rPr>
+      <w:rFonts w:ascii="Calibri" w:hAnsi="Calibri" w:cs="Symbol"/>
+    </w:rPr>
+  </w:style>
+  <w:style w:type="character" w:styleId="ListLabel227">
+    <w:name w:val="ListLabel 227"/>
+    <w:qFormat/>
+    <w:rPr>
+      <w:rFonts w:cs="Courier New"/>
+    </w:rPr>
+  </w:style>
+  <w:style w:type="character" w:styleId="ListLabel228">
+    <w:name w:val="ListLabel 228"/>
+    <w:qFormat/>
+    <w:rPr>
+      <w:rFonts w:cs="Wingdings"/>
+    </w:rPr>
+  </w:style>
+  <w:style w:type="character" w:styleId="ListLabel229">
+    <w:name w:val="ListLabel 229"/>
+    <w:qFormat/>
+    <w:rPr>
+      <w:rFonts w:cs="Symbol"/>
+    </w:rPr>
+  </w:style>
+  <w:style w:type="character" w:styleId="ListLabel230">
+    <w:name w:val="ListLabel 230"/>
+    <w:qFormat/>
+    <w:rPr>
+      <w:rFonts w:cs="Courier New"/>
+    </w:rPr>
+  </w:style>
+  <w:style w:type="character" w:styleId="ListLabel231">
+    <w:name w:val="ListLabel 231"/>
+    <w:qFormat/>
+    <w:rPr>
+      <w:rFonts w:cs="Wingdings"/>
+    </w:rPr>
+  </w:style>
+  <w:style w:type="character" w:styleId="ListLabel232">
+    <w:name w:val="ListLabel 232"/>
+    <w:qFormat/>
+    <w:rPr>
+      <w:rFonts w:cs="Symbol"/>
+    </w:rPr>
+  </w:style>
+  <w:style w:type="character" w:styleId="ListLabel233">
+    <w:name w:val="ListLabel 233"/>
+    <w:qFormat/>
+    <w:rPr>
+      <w:rFonts w:cs="Courier New"/>
+    </w:rPr>
+  </w:style>
+  <w:style w:type="character" w:styleId="ListLabel234">
+    <w:name w:val="ListLabel 234"/>
+    <w:qFormat/>
+    <w:rPr>
+      <w:rFonts w:cs="Wingdings"/>
+    </w:rPr>
+  </w:style>
+  <w:style w:type="character" w:styleId="ListLabel235">
+    <w:name w:val="ListLabel 235"/>
+    <w:qFormat/>
+    <w:rPr>
+      <w:rFonts w:ascii="Calibri" w:hAnsi="Calibri" w:cs="Symbol"/>
+    </w:rPr>
+  </w:style>
+  <w:style w:type="character" w:styleId="ListLabel236">
+    <w:name w:val="ListLabel 236"/>
+    <w:qFormat/>
+    <w:rPr>
+      <w:rFonts w:cs="Courier New"/>
+    </w:rPr>
+  </w:style>
+  <w:style w:type="character" w:styleId="ListLabel237">
+    <w:name w:val="ListLabel 237"/>
+    <w:qFormat/>
+    <w:rPr>
+      <w:rFonts w:cs="Wingdings"/>
+    </w:rPr>
+  </w:style>
+  <w:style w:type="character" w:styleId="ListLabel238">
+    <w:name w:val="ListLabel 238"/>
+    <w:qFormat/>
+    <w:rPr>
+      <w:rFonts w:cs="Symbol"/>
+    </w:rPr>
+  </w:style>
+  <w:style w:type="character" w:styleId="ListLabel239">
+    <w:name w:val="ListLabel 239"/>
+    <w:qFormat/>
+    <w:rPr>
+      <w:rFonts w:cs="Courier New"/>
+    </w:rPr>
+  </w:style>
+  <w:style w:type="character" w:styleId="ListLabel240">
+    <w:name w:val="ListLabel 240"/>
+    <w:qFormat/>
+    <w:rPr>
+      <w:rFonts w:cs="Wingdings"/>
+    </w:rPr>
+  </w:style>
+  <w:style w:type="character" w:styleId="ListLabel241">
+    <w:name w:val="ListLabel 241"/>
+    <w:qFormat/>
+    <w:rPr>
+      <w:rFonts w:cs="Symbol"/>
+    </w:rPr>
+  </w:style>
+  <w:style w:type="character" w:styleId="ListLabel242">
+    <w:name w:val="ListLabel 242"/>
+    <w:qFormat/>
+    <w:rPr>
+      <w:rFonts w:cs="Courier New"/>
+    </w:rPr>
+  </w:style>
+  <w:style w:type="character" w:styleId="ListLabel243">
+    <w:name w:val="ListLabel 243"/>
+    <w:qFormat/>
+    <w:rPr>
+      <w:rFonts w:cs="Wingdings"/>
+    </w:rPr>
+  </w:style>
+  <w:style w:type="character" w:styleId="ListLabel244">
+    <w:name w:val="ListLabel 244"/>
+    <w:qFormat/>
+    <w:rPr>
+      <w:rFonts w:cs="Symbol"/>
+    </w:rPr>
+  </w:style>
+  <w:style w:type="character" w:styleId="ListLabel245">
+    <w:name w:val="ListLabel 245"/>
+    <w:qFormat/>
+    <w:rPr>
+      <w:rFonts w:cs="Symbol"/>
+    </w:rPr>
+  </w:style>
+  <w:style w:type="character" w:styleId="ListLabel246">
+    <w:name w:val="ListLabel 246"/>
+    <w:qFormat/>
+    <w:rPr>
+      <w:rFonts w:cs="Symbol"/>
+    </w:rPr>
+  </w:style>
+  <w:style w:type="character" w:styleId="ListLabel247">
+    <w:name w:val="ListLabel 247"/>
+    <w:qFormat/>
+    <w:rPr>
+      <w:rFonts w:cs="Symbol"/>
+    </w:rPr>
+  </w:style>
+  <w:style w:type="character" w:styleId="ListLabel248">
+    <w:name w:val="ListLabel 248"/>
+    <w:qFormat/>
+    <w:rPr>
+      <w:rFonts w:cs="Symbol"/>
+    </w:rPr>
+  </w:style>
+  <w:style w:type="character" w:styleId="ListLabel249">
+    <w:name w:val="ListLabel 249"/>
+    <w:qFormat/>
+    <w:rPr>
+      <w:rFonts w:cs="Symbol"/>
+    </w:rPr>
+  </w:style>
+  <w:style w:type="character" w:styleId="ListLabel250">
+    <w:name w:val="ListLabel 250"/>
+    <w:qFormat/>
+    <w:rPr>
+      <w:rFonts w:cs="Symbol"/>
+    </w:rPr>
+  </w:style>
+  <w:style w:type="character" w:styleId="ListLabel251">
+    <w:name w:val="ListLabel 251"/>
+    <w:qFormat/>
+    <w:rPr>
+      <w:rFonts w:cs="Symbol"/>
+    </w:rPr>
+  </w:style>
+  <w:style w:type="character" w:styleId="ListLabel252">
+    <w:name w:val="ListLabel 252"/>
+    <w:qFormat/>
+    <w:rPr>
+      <w:rFonts w:cs="Symbol"/>
+    </w:rPr>
+  </w:style>
+  <w:style w:type="character" w:styleId="ListLabel253">
+    <w:name w:val="ListLabel 253"/>
+    <w:qFormat/>
+    <w:rPr>
+      <w:rFonts w:cs="OpenSymbol"/>
+    </w:rPr>
+  </w:style>
+  <w:style w:type="character" w:styleId="ListLabel254">
+    <w:name w:val="ListLabel 254"/>
+    <w:qFormat/>
+    <w:rPr>
+      <w:rFonts w:cs="OpenSymbol"/>
+    </w:rPr>
+  </w:style>
+  <w:style w:type="character" w:styleId="ListLabel255">
+    <w:name w:val="ListLabel 255"/>
+    <w:qFormat/>
+    <w:rPr>
+      <w:rFonts w:cs="OpenSymbol"/>
+    </w:rPr>
+  </w:style>
+  <w:style w:type="character" w:styleId="ListLabel256">
+    <w:name w:val="ListLabel 256"/>
+    <w:qFormat/>
+    <w:rPr>
+      <w:rFonts w:cs="OpenSymbol"/>
+    </w:rPr>
+  </w:style>
+  <w:style w:type="character" w:styleId="ListLabel257">
+    <w:name w:val="ListLabel 257"/>
+    <w:qFormat/>
+    <w:rPr>
+      <w:rFonts w:cs="OpenSymbol"/>
+    </w:rPr>
+  </w:style>
+  <w:style w:type="character" w:styleId="ListLabel258">
+    <w:name w:val="ListLabel 258"/>
+    <w:qFormat/>
+    <w:rPr>
+      <w:rFonts w:cs="OpenSymbol"/>
+    </w:rPr>
+  </w:style>
+  <w:style w:type="character" w:styleId="ListLabel259">
+    <w:name w:val="ListLabel 259"/>
+    <w:qFormat/>
+    <w:rPr>
+      <w:rFonts w:cs="OpenSymbol"/>
+    </w:rPr>
+  </w:style>
+  <w:style w:type="character" w:styleId="ListLabel260">
+    <w:name w:val="ListLabel 260"/>
+    <w:qFormat/>
+    <w:rPr>
+      <w:rFonts w:cs="OpenSymbol"/>
+    </w:rPr>
+  </w:style>
+  <w:style w:type="character" w:styleId="ListLabel261">
+    <w:name w:val="ListLabel 261"/>
+    <w:qFormat/>
+    <w:rPr>
+      <w:rFonts w:cs="OpenSymbol"/>
+    </w:rPr>
+  </w:style>
+  <w:style w:type="character" w:styleId="ListLabel262">
+    <w:name w:val="ListLabel 262"/>
+    <w:qFormat/>
+    <w:rPr>
+      <w:rFonts w:cs="OpenSymbol"/>
+    </w:rPr>
+  </w:style>
+  <w:style w:type="character" w:styleId="ListLabel263">
+    <w:name w:val="ListLabel 263"/>
+    <w:qFormat/>
+    <w:rPr>
+      <w:rFonts w:cs="OpenSymbol"/>
+    </w:rPr>
+  </w:style>
+  <w:style w:type="character" w:styleId="ListLabel264">
+    <w:name w:val="ListLabel 264"/>
+    <w:qFormat/>
+    <w:rPr>
+      <w:rFonts w:cs="OpenSymbol"/>
+    </w:rPr>
+  </w:style>
+  <w:style w:type="character" w:styleId="ListLabel265">
+    <w:name w:val="ListLabel 265"/>
+    <w:qFormat/>
+    <w:rPr>
+      <w:rFonts w:cs="OpenSymbol"/>
+    </w:rPr>
+  </w:style>
+  <w:style w:type="character" w:styleId="ListLabel266">
+    <w:name w:val="ListLabel 266"/>
+    <w:qFormat/>
+    <w:rPr>
+      <w:rFonts w:cs="OpenSymbol"/>
+    </w:rPr>
+  </w:style>
+  <w:style w:type="character" w:styleId="ListLabel267">
+    <w:name w:val="ListLabel 267"/>
+    <w:qFormat/>
+    <w:rPr>
+      <w:rFonts w:cs="OpenSymbol"/>
+    </w:rPr>
+  </w:style>
+  <w:style w:type="character" w:styleId="ListLabel268">
+    <w:name w:val="ListLabel 268"/>
+    <w:qFormat/>
+    <w:rPr>
+      <w:rFonts w:cs="OpenSymbol"/>
+    </w:rPr>
+  </w:style>
+  <w:style w:type="character" w:styleId="ListLabel269">
+    <w:name w:val="ListLabel 269"/>
+    <w:qFormat/>
+    <w:rPr>
+      <w:rFonts w:cs="OpenSymbol"/>
+    </w:rPr>
+  </w:style>
+  <w:style w:type="character" w:styleId="ListLabel270">
+    <w:name w:val="ListLabel 270"/>
+    <w:qFormat/>
+    <w:rPr>
+      <w:rFonts w:cs="OpenSymbol"/>
+    </w:rPr>
+  </w:style>
+  <w:style w:type="character" w:styleId="ListLabel271">
+    <w:name w:val="ListLabel 271"/>
+    <w:qFormat/>
+    <w:rPr>
+      <w:rFonts w:cs="OpenSymbol"/>
+    </w:rPr>
+  </w:style>
+  <w:style w:type="character" w:styleId="ListLabel272">
+    <w:name w:val="ListLabel 272"/>
+    <w:qFormat/>
+    <w:rPr>
+      <w:rFonts w:cs="OpenSymbol"/>
+    </w:rPr>
+  </w:style>
+  <w:style w:type="character" w:styleId="ListLabel273">
+    <w:name w:val="ListLabel 273"/>
+    <w:qFormat/>
+    <w:rPr>
+      <w:rFonts w:cs="OpenSymbol"/>
+    </w:rPr>
+  </w:style>
+  <w:style w:type="character" w:styleId="ListLabel274">
+    <w:name w:val="ListLabel 274"/>
+    <w:qFormat/>
+    <w:rPr>
+      <w:rFonts w:cs="OpenSymbol"/>
+    </w:rPr>
+  </w:style>
+  <w:style w:type="character" w:styleId="ListLabel275">
+    <w:name w:val="ListLabel 275"/>
+    <w:qFormat/>
+    <w:rPr>
+      <w:rFonts w:cs="OpenSymbol"/>
+    </w:rPr>
+  </w:style>
+  <w:style w:type="character" w:styleId="ListLabel276">
+    <w:name w:val="ListLabel 276"/>
+    <w:qFormat/>
+    <w:rPr>
+      <w:rFonts w:cs="OpenSymbol"/>
+    </w:rPr>
+  </w:style>
+  <w:style w:type="character" w:styleId="ListLabel277">
+    <w:name w:val="ListLabel 277"/>
+    <w:qFormat/>
+    <w:rPr>
+      <w:rFonts w:cs="OpenSymbol"/>
+    </w:rPr>
+  </w:style>
+  <w:style w:type="character" w:styleId="ListLabel278">
+    <w:name w:val="ListLabel 278"/>
+    <w:qFormat/>
+    <w:rPr>
+      <w:rFonts w:cs="OpenSymbol"/>
+    </w:rPr>
+  </w:style>
+  <w:style w:type="character" w:styleId="ListLabel279">
+    <w:name w:val="ListLabel 279"/>
+    <w:qFormat/>
+    <w:rPr>
+      <w:rFonts w:cs="OpenSymbol"/>
+    </w:rPr>
   </w:style>
   <w:style w:type="paragraph" w:styleId="Heading">
     <w:name w:val="Heading"/>

--- a/Readme.docx
+++ b/Readme.docx
@@ -82,8 +82,7 @@
       </w:pPr>
       <w:r>
         <w:rPr>
-          <w:b/>
-          <w:bCs/>
+          <w:rFonts w:ascii="Calibri" w:hAnsi="Calibri"/>
         </w:rPr>
       </w:r>
     </w:p>
@@ -138,13 +137,7 @@
         <w:rPr>
           <w:rFonts w:ascii="Calibri" w:hAnsi="Calibri"/>
         </w:rPr>
-        <w:t xml:space="preserve">TimeTracking.Core — Service and Repository interfaces, Entity/Model </w:t>
-      </w:r>
-      <w:r>
-        <w:rPr>
-          <w:rFonts w:ascii="Calibri" w:hAnsi="Calibri"/>
-        </w:rPr>
-        <w:t>classes</w:t>
+        <w:t>TimeTracking.Core — Service and Repository interfaces, Entity/Model classes</w:t>
       </w:r>
     </w:p>
     <w:p>
@@ -168,55 +161,7 @@
         <w:rPr>
           <w:rFonts w:ascii="Calibri" w:hAnsi="Calibri"/>
         </w:rPr>
-        <w:t>TimeTracking.Services — QueryService</w:t>
-      </w:r>
-      <w:r>
-        <w:rPr>
-          <w:rFonts w:ascii="Calibri" w:hAnsi="Calibri"/>
-        </w:rPr>
-        <w:t xml:space="preserve">s </w:t>
-      </w:r>
-      <w:r>
-        <w:rPr>
-          <w:rFonts w:ascii="Calibri" w:hAnsi="Calibri"/>
-        </w:rPr>
-        <w:t xml:space="preserve">(used by Web </w:t>
-      </w:r>
-      <w:r>
-        <w:rPr>
-          <w:rFonts w:ascii="Calibri" w:hAnsi="Calibri"/>
-        </w:rPr>
-        <w:t>to read</w:t>
-      </w:r>
-      <w:r>
-        <w:rPr>
-          <w:rFonts w:ascii="Calibri" w:hAnsi="Calibri"/>
-        </w:rPr>
-        <w:t>) + CommandService</w:t>
-      </w:r>
-      <w:r>
-        <w:rPr>
-          <w:rFonts w:ascii="Calibri" w:hAnsi="Calibri"/>
-        </w:rPr>
-        <w:t>s</w:t>
-      </w:r>
-      <w:r>
-        <w:rPr>
-          <w:rFonts w:ascii="Calibri" w:hAnsi="Calibri"/>
-        </w:rPr>
-        <w:t xml:space="preserve"> (used by API </w:t>
-      </w:r>
-      <w:r>
-        <w:rPr>
-          <w:rFonts w:ascii="Calibri" w:hAnsi="Calibri"/>
-        </w:rPr>
-        <w:t>to write</w:t>
-      </w:r>
-      <w:r>
-        <w:rPr>
-          <w:rFonts w:ascii="Calibri" w:hAnsi="Calibri"/>
-        </w:rPr>
-        <w:t>)</w:t>
+        <w:t>TimeTracking.Services — QueryServices (used by Web to read) + CommandServices (used by API to write)</w:t>
       </w:r>
     </w:p>
     <w:p>
@@ -232,7 +177,7 @@
           <mc:Choice Requires="wps">
             <w:drawing>
               <wp:inline distT="0" distB="0" distL="0" distR="0">
-                <wp:extent cx="5944870" cy="20320"/>
+                <wp:extent cx="5945505" cy="20955"/>
                 <wp:effectExtent l="0" t="0" r="0" b="0"/>
                 <wp:docPr id="1" name=""/>
                 <a:graphic xmlns:a="http://schemas.openxmlformats.org/drawingml/2006/main">
@@ -242,7 +187,7 @@
                       <wps:spPr>
                         <a:xfrm>
                           <a:off x="0" y="0"/>
-                          <a:ext cx="5944320" cy="19800"/>
+                          <a:ext cx="5945040" cy="20160"/>
                         </a:xfrm>
                         <a:prstGeom prst="rect">
                           <a:avLst/>
@@ -274,7 +219,7 @@
           </mc:Choice>
           <mc:Fallback>
             <w:pict>
-              <v:rect id="shape_0" fillcolor="white" stroked="t" style="position:absolute;margin-left:0pt;margin-top:-1.6pt;width:468pt;height:1.5pt;mso-position-vertical:top">
+              <v:rect id="shape_0" fillcolor="white" stroked="t" style="position:absolute;margin-left:0pt;margin-top:-1.65pt;width:468.05pt;height:1.55pt;mso-position-vertical:top">
                 <w10:wrap type="none"/>
                 <v:fill o:detectmouseclick="t" type="solid" color2="black"/>
                 <v:stroke color="black" joinstyle="round" endcap="flat"/>
@@ -502,23 +447,7 @@
           <w:b w:val="false"/>
           <w:bCs w:val="false"/>
         </w:rPr>
-        <w:t xml:space="preserve">In Solution </w:t>
-      </w:r>
-      <w:r>
-        <w:rPr>
-          <w:rFonts w:ascii="Calibri" w:hAnsi="Calibri"/>
-          <w:b w:val="false"/>
-          <w:bCs w:val="false"/>
-        </w:rPr>
-        <w:t xml:space="preserve">root </w:t>
-      </w:r>
-      <w:r>
-        <w:rPr>
-          <w:rFonts w:ascii="Calibri" w:hAnsi="Calibri"/>
-          <w:b w:val="false"/>
-          <w:bCs w:val="false"/>
-        </w:rPr>
-        <w:t>folder the DB_Scripts contains:</w:t>
+        <w:t>In Solution root folder the DB_Scripts contains:</w:t>
       </w:r>
     </w:p>
     <w:p>
@@ -536,23 +465,7 @@
           <w:b w:val="false"/>
           <w:bCs w:val="false"/>
         </w:rPr>
-        <w:t>Create Database/Tables scripts (Main_Script.</w:t>
-      </w:r>
-      <w:r>
-        <w:rPr>
-          <w:rFonts w:ascii="Calibri" w:hAnsi="Calibri"/>
-          <w:b w:val="false"/>
-          <w:bCs w:val="false"/>
-        </w:rPr>
-        <w:t>sql</w:t>
-      </w:r>
-      <w:r>
-        <w:rPr>
-          <w:rFonts w:ascii="Calibri" w:hAnsi="Calibri"/>
-          <w:b w:val="false"/>
-          <w:bCs w:val="false"/>
-        </w:rPr>
-        <w:t>)</w:t>
+        <w:t>Create Database/Tables scripts (Main_Script.sql)</w:t>
       </w:r>
     </w:p>
     <w:p>
@@ -570,23 +483,7 @@
           <w:b w:val="false"/>
           <w:bCs w:val="false"/>
         </w:rPr>
-        <w:t>Database Users Creation scripts (Users_Creation_Script.</w:t>
-      </w:r>
-      <w:r>
-        <w:rPr>
-          <w:rFonts w:ascii="Calibri" w:hAnsi="Calibri"/>
-          <w:b w:val="false"/>
-          <w:bCs w:val="false"/>
-        </w:rPr>
-        <w:t>sql</w:t>
-      </w:r>
-      <w:r>
-        <w:rPr>
-          <w:rFonts w:ascii="Calibri" w:hAnsi="Calibri"/>
-          <w:b w:val="false"/>
-          <w:bCs w:val="false"/>
-        </w:rPr>
-        <w:t>)</w:t>
+        <w:t>Database Users Creation scripts (Users_Creation_Script.sql)</w:t>
       </w:r>
     </w:p>
     <w:p>
@@ -604,23 +501,7 @@
           <w:b w:val="false"/>
           <w:bCs w:val="false"/>
         </w:rPr>
-        <w:t>Initial Data scripts (Seed_Script.</w:t>
-      </w:r>
-      <w:r>
-        <w:rPr>
-          <w:rFonts w:ascii="Calibri" w:hAnsi="Calibri"/>
-          <w:b w:val="false"/>
-          <w:bCs w:val="false"/>
-        </w:rPr>
-        <w:t>sql</w:t>
-      </w:r>
-      <w:r>
-        <w:rPr>
-          <w:rFonts w:ascii="Calibri" w:hAnsi="Calibri"/>
-          <w:b w:val="false"/>
-          <w:bCs w:val="false"/>
-        </w:rPr>
-        <w:t>)</w:t>
+        <w:t>Initial Data scripts (Seed_Script.sql)</w:t>
       </w:r>
     </w:p>
     <w:p>
@@ -1011,7 +892,7 @@
           <mc:Choice Requires="wps">
             <w:drawing>
               <wp:inline distT="0" distB="0" distL="0" distR="0">
-                <wp:extent cx="5944870" cy="20320"/>
+                <wp:extent cx="5945505" cy="20955"/>
                 <wp:effectExtent l="0" t="0" r="0" b="0"/>
                 <wp:docPr id="2" name=""/>
                 <a:graphic xmlns:a="http://schemas.openxmlformats.org/drawingml/2006/main">
@@ -1021,7 +902,7 @@
                       <wps:spPr>
                         <a:xfrm>
                           <a:off x="0" y="0"/>
-                          <a:ext cx="5944320" cy="19800"/>
+                          <a:ext cx="5945040" cy="20160"/>
                         </a:xfrm>
                         <a:prstGeom prst="rect">
                           <a:avLst/>
@@ -1053,7 +934,7 @@
           </mc:Choice>
           <mc:Fallback>
             <w:pict>
-              <v:rect id="shape_0" fillcolor="white" stroked="t" style="position:absolute;margin-left:0pt;margin-top:-1.6pt;width:468pt;height:1.5pt;mso-position-vertical:top">
+              <v:rect id="shape_0" fillcolor="white" stroked="t" style="position:absolute;margin-left:0pt;margin-top:-1.65pt;width:468.05pt;height:1.55pt;mso-position-vertical:top">
                 <w10:wrap type="none"/>
                 <v:fill o:detectmouseclick="t" type="solid" color2="black"/>
                 <v:stroke color="black" joinstyle="round" endcap="flat"/>
@@ -1461,7 +1342,7 @@
           <mc:Choice Requires="wps">
             <w:drawing>
               <wp:inline distT="0" distB="0" distL="0" distR="0">
-                <wp:extent cx="5944870" cy="20320"/>
+                <wp:extent cx="5945505" cy="20955"/>
                 <wp:effectExtent l="0" t="0" r="0" b="0"/>
                 <wp:docPr id="3" name=""/>
                 <a:graphic xmlns:a="http://schemas.openxmlformats.org/drawingml/2006/main">
@@ -1471,7 +1352,7 @@
                       <wps:spPr>
                         <a:xfrm>
                           <a:off x="0" y="0"/>
-                          <a:ext cx="5944320" cy="19800"/>
+                          <a:ext cx="5945040" cy="20160"/>
                         </a:xfrm>
                         <a:prstGeom prst="rect">
                           <a:avLst/>
@@ -1503,7 +1384,7 @@
           </mc:Choice>
           <mc:Fallback>
             <w:pict>
-              <v:rect id="shape_0" fillcolor="white" stroked="t" style="position:absolute;margin-left:0pt;margin-top:-1.6pt;width:468pt;height:1.5pt;mso-position-vertical:top">
+              <v:rect id="shape_0" fillcolor="white" stroked="t" style="position:absolute;margin-left:0pt;margin-top:-1.65pt;width:468.05pt;height:1.55pt;mso-position-vertical:top">
                 <w10:wrap type="none"/>
                 <v:fill o:detectmouseclick="t" type="solid" color2="black"/>
                 <v:stroke color="black" joinstyle="round" endcap="flat"/>
@@ -1890,7 +1771,7 @@
           <mc:Choice Requires="wps">
             <w:drawing>
               <wp:inline distT="0" distB="0" distL="0" distR="0">
-                <wp:extent cx="5944870" cy="20320"/>
+                <wp:extent cx="5945505" cy="20955"/>
                 <wp:effectExtent l="0" t="0" r="0" b="0"/>
                 <wp:docPr id="4" name=""/>
                 <a:graphic xmlns:a="http://schemas.openxmlformats.org/drawingml/2006/main">
@@ -1900,7 +1781,7 @@
                       <wps:spPr>
                         <a:xfrm>
                           <a:off x="0" y="0"/>
-                          <a:ext cx="5944320" cy="19800"/>
+                          <a:ext cx="5945040" cy="20160"/>
                         </a:xfrm>
                         <a:prstGeom prst="rect">
                           <a:avLst/>
@@ -1932,7 +1813,7 @@
           </mc:Choice>
           <mc:Fallback>
             <w:pict>
-              <v:rect id="shape_0" fillcolor="white" stroked="t" style="position:absolute;margin-left:0pt;margin-top:-1.6pt;width:468pt;height:1.5pt;mso-position-vertical:top">
+              <v:rect id="shape_0" fillcolor="white" stroked="t" style="position:absolute;margin-left:0pt;margin-top:-1.65pt;width:468.05pt;height:1.55pt;mso-position-vertical:top">
                 <w10:wrap type="none"/>
                 <v:fill o:detectmouseclick="t" type="solid" color2="black"/>
                 <v:stroke color="black" joinstyle="round" endcap="flat"/>
@@ -2107,7 +1988,7 @@
           <mc:Choice Requires="wps">
             <w:drawing>
               <wp:inline distT="0" distB="0" distL="0" distR="0">
-                <wp:extent cx="5944870" cy="20320"/>
+                <wp:extent cx="5945505" cy="20955"/>
                 <wp:effectExtent l="0" t="0" r="0" b="0"/>
                 <wp:docPr id="5" name=""/>
                 <a:graphic xmlns:a="http://schemas.openxmlformats.org/drawingml/2006/main">
@@ -2117,7 +1998,7 @@
                       <wps:spPr>
                         <a:xfrm>
                           <a:off x="0" y="0"/>
-                          <a:ext cx="5944320" cy="19800"/>
+                          <a:ext cx="5945040" cy="20160"/>
                         </a:xfrm>
                         <a:prstGeom prst="rect">
                           <a:avLst/>
@@ -2149,7 +2030,7 @@
           </mc:Choice>
           <mc:Fallback>
             <w:pict>
-              <v:rect id="shape_0" fillcolor="white" stroked="t" style="position:absolute;margin-left:0pt;margin-top:-1.6pt;width:468pt;height:1.5pt;mso-position-vertical:top">
+              <v:rect id="shape_0" fillcolor="white" stroked="t" style="position:absolute;margin-left:0pt;margin-top:-1.65pt;width:468.05pt;height:1.55pt;mso-position-vertical:top">
                 <w10:wrap type="none"/>
                 <v:fill o:detectmouseclick="t" type="solid" color2="black"/>
                 <v:stroke color="black" joinstyle="round" endcap="flat"/>
@@ -2268,7 +2149,7 @@
           <mc:Choice Requires="wps">
             <w:drawing>
               <wp:inline distT="0" distB="0" distL="0" distR="0">
-                <wp:extent cx="5944870" cy="20320"/>
+                <wp:extent cx="5945505" cy="20955"/>
                 <wp:effectExtent l="0" t="0" r="0" b="0"/>
                 <wp:docPr id="6" name=""/>
                 <a:graphic xmlns:a="http://schemas.openxmlformats.org/drawingml/2006/main">
@@ -2278,7 +2159,7 @@
                       <wps:spPr>
                         <a:xfrm>
                           <a:off x="0" y="0"/>
-                          <a:ext cx="5944320" cy="19800"/>
+                          <a:ext cx="5945040" cy="20160"/>
                         </a:xfrm>
                         <a:prstGeom prst="rect">
                           <a:avLst/>
@@ -2310,7 +2191,7 @@
           </mc:Choice>
           <mc:Fallback>
             <w:pict>
-              <v:rect id="shape_0" fillcolor="white" stroked="t" style="position:absolute;margin-left:0pt;margin-top:-1.6pt;width:468pt;height:1.5pt;mso-position-vertical:top">
+              <v:rect id="shape_0" fillcolor="white" stroked="t" style="position:absolute;margin-left:0pt;margin-top:-1.65pt;width:468.05pt;height:1.55pt;mso-position-vertical:top">
                 <w10:wrap type="none"/>
                 <v:fill o:detectmouseclick="t" type="solid" color2="black"/>
                 <v:stroke color="black" joinstyle="round" endcap="flat"/>
@@ -2402,7 +2283,7 @@
           <mc:Choice Requires="wps">
             <w:drawing>
               <wp:inline distT="0" distB="0" distL="0" distR="0">
-                <wp:extent cx="5944870" cy="20320"/>
+                <wp:extent cx="5945505" cy="20955"/>
                 <wp:effectExtent l="0" t="0" r="0" b="0"/>
                 <wp:docPr id="7" name=""/>
                 <a:graphic xmlns:a="http://schemas.openxmlformats.org/drawingml/2006/main">
@@ -2412,7 +2293,7 @@
                       <wps:spPr>
                         <a:xfrm>
                           <a:off x="0" y="0"/>
-                          <a:ext cx="5944320" cy="19800"/>
+                          <a:ext cx="5945040" cy="20160"/>
                         </a:xfrm>
                         <a:prstGeom prst="rect">
                           <a:avLst/>
@@ -2444,7 +2325,7 @@
           </mc:Choice>
           <mc:Fallback>
             <w:pict>
-              <v:rect id="shape_0" fillcolor="white" stroked="t" style="position:absolute;margin-left:0pt;margin-top:-1.6pt;width:468pt;height:1.5pt;mso-position-vertical:top">
+              <v:rect id="shape_0" fillcolor="white" stroked="t" style="position:absolute;margin-left:0pt;margin-top:-1.65pt;width:468.05pt;height:1.55pt;mso-position-vertical:top">
                 <w10:wrap type="none"/>
                 <v:fill o:detectmouseclick="t" type="solid" color2="black"/>
                 <v:stroke color="black" joinstyle="round" endcap="flat"/>
@@ -2537,7 +2418,7 @@
           <mc:Choice Requires="wps">
             <w:drawing>
               <wp:inline distT="0" distB="0" distL="0" distR="0">
-                <wp:extent cx="5944870" cy="20320"/>
+                <wp:extent cx="5945505" cy="20955"/>
                 <wp:effectExtent l="0" t="0" r="0" b="0"/>
                 <wp:docPr id="8" name=""/>
                 <a:graphic xmlns:a="http://schemas.openxmlformats.org/drawingml/2006/main">
@@ -2547,7 +2428,7 @@
                       <wps:spPr>
                         <a:xfrm>
                           <a:off x="0" y="0"/>
-                          <a:ext cx="5944320" cy="19800"/>
+                          <a:ext cx="5945040" cy="20160"/>
                         </a:xfrm>
                         <a:prstGeom prst="rect">
                           <a:avLst/>
@@ -2579,7 +2460,7 @@
           </mc:Choice>
           <mc:Fallback>
             <w:pict>
-              <v:rect id="shape_0" fillcolor="white" stroked="t" style="position:absolute;margin-left:0pt;margin-top:-1.6pt;width:468pt;height:1.5pt;mso-position-vertical:top">
+              <v:rect id="shape_0" fillcolor="white" stroked="t" style="position:absolute;margin-left:0pt;margin-top:-1.65pt;width:468.05pt;height:1.55pt;mso-position-vertical:top">
                 <w10:wrap type="none"/>
                 <v:fill o:detectmouseclick="t" type="solid" color2="black"/>
                 <v:stroke color="black" joinstyle="round" endcap="flat"/>
@@ -2712,7 +2593,7 @@
           <mc:Choice Requires="wps">
             <w:drawing>
               <wp:inline distT="0" distB="0" distL="0" distR="0">
-                <wp:extent cx="5944870" cy="20320"/>
+                <wp:extent cx="5945505" cy="20955"/>
                 <wp:effectExtent l="0" t="0" r="0" b="0"/>
                 <wp:docPr id="9" name=""/>
                 <a:graphic xmlns:a="http://schemas.openxmlformats.org/drawingml/2006/main">
@@ -2722,7 +2603,7 @@
                       <wps:spPr>
                         <a:xfrm>
                           <a:off x="0" y="0"/>
-                          <a:ext cx="5944320" cy="19800"/>
+                          <a:ext cx="5945040" cy="20160"/>
                         </a:xfrm>
                         <a:prstGeom prst="rect">
                           <a:avLst/>
@@ -2754,7 +2635,7 @@
           </mc:Choice>
           <mc:Fallback>
             <w:pict>
-              <v:rect id="shape_0" fillcolor="white" stroked="t" style="position:absolute;margin-left:0pt;margin-top:-1.6pt;width:468pt;height:1.5pt;mso-position-vertical:top">
+              <v:rect id="shape_0" fillcolor="white" stroked="t" style="position:absolute;margin-left:0pt;margin-top:-1.65pt;width:468.05pt;height:1.55pt;mso-position-vertical:top">
                 <w10:wrap type="none"/>
                 <v:fill o:detectmouseclick="t" type="solid" color2="black"/>
                 <v:stroke color="black" joinstyle="round" endcap="flat"/>
@@ -2815,7 +2696,7 @@
           <mc:Choice Requires="wps">
             <w:drawing>
               <wp:inline distT="0" distB="0" distL="0" distR="0">
-                <wp:extent cx="5944870" cy="20320"/>
+                <wp:extent cx="5945505" cy="20955"/>
                 <wp:effectExtent l="0" t="0" r="0" b="0"/>
                 <wp:docPr id="10" name=""/>
                 <a:graphic xmlns:a="http://schemas.openxmlformats.org/drawingml/2006/main">
@@ -2825,7 +2706,7 @@
                       <wps:spPr>
                         <a:xfrm>
                           <a:off x="0" y="0"/>
-                          <a:ext cx="5944320" cy="19800"/>
+                          <a:ext cx="5945040" cy="20160"/>
                         </a:xfrm>
                         <a:prstGeom prst="rect">
                           <a:avLst/>
@@ -2857,7 +2738,7 @@
           </mc:Choice>
           <mc:Fallback>
             <w:pict>
-              <v:rect id="shape_0" fillcolor="white" stroked="t" style="position:absolute;margin-left:0pt;margin-top:-1.6pt;width:468pt;height:1.5pt;mso-position-vertical:top">
+              <v:rect id="shape_0" fillcolor="white" stroked="t" style="position:absolute;margin-left:0pt;margin-top:-1.65pt;width:468.05pt;height:1.55pt;mso-position-vertical:top">
                 <w10:wrap type="none"/>
                 <v:fill o:detectmouseclick="t" type="solid" color2="black"/>
                 <v:stroke color="black" joinstyle="round" endcap="flat"/>
@@ -3050,7 +2931,7 @@
           <mc:Choice Requires="wps">
             <w:drawing>
               <wp:inline distT="0" distB="0" distL="0" distR="0">
-                <wp:extent cx="5944870" cy="20320"/>
+                <wp:extent cx="5945505" cy="20955"/>
                 <wp:effectExtent l="0" t="0" r="0" b="0"/>
                 <wp:docPr id="11" name=""/>
                 <a:graphic xmlns:a="http://schemas.openxmlformats.org/drawingml/2006/main">
@@ -3060,7 +2941,7 @@
                       <wps:spPr>
                         <a:xfrm>
                           <a:off x="0" y="0"/>
-                          <a:ext cx="5944320" cy="19800"/>
+                          <a:ext cx="5945040" cy="20160"/>
                         </a:xfrm>
                         <a:prstGeom prst="rect">
                           <a:avLst/>
@@ -3092,7 +2973,7 @@
           </mc:Choice>
           <mc:Fallback>
             <w:pict>
-              <v:rect id="shape_0" fillcolor="white" stroked="t" style="position:absolute;margin-left:0pt;margin-top:-1.6pt;width:468pt;height:1.5pt;mso-position-vertical:top">
+              <v:rect id="shape_0" fillcolor="white" stroked="t" style="position:absolute;margin-left:0pt;margin-top:-1.65pt;width:468.05pt;height:1.55pt;mso-position-vertical:top">
                 <w10:wrap type="none"/>
                 <v:fill o:detectmouseclick="t" type="solid" color2="black"/>
                 <v:stroke color="black" joinstyle="round" endcap="flat"/>
@@ -3163,15 +3044,195 @@
           <w:ilvl w:val="0"/>
           <w:numId w:val="14"/>
         </w:numPr>
-        <w:rPr>
-          <w:rFonts w:ascii="Calibri" w:hAnsi="Calibri"/>
-        </w:rPr>
+        <w:rPr/>
       </w:pPr>
       <w:r>
         <w:rPr>
           <w:rFonts w:ascii="Calibri" w:hAnsi="Calibri"/>
         </w:rPr>
         <w:t>Weekly overtime threshold is configurable in Web.config</w:t>
+      </w:r>
+    </w:p>
+    <w:p>
+      <w:pPr>
+        <w:pStyle w:val="Compact"/>
+        <w:numPr>
+          <w:ilvl w:val="0"/>
+          <w:numId w:val="0"/>
+        </w:numPr>
+        <w:ind w:left="720" w:hanging="0"/>
+        <w:rPr>
+          <w:rFonts w:ascii="Calibri" w:hAnsi="Calibri"/>
+        </w:rPr>
+      </w:pPr>
+      <w:r>
+        <w:rPr/>
+      </w:r>
+    </w:p>
+    <w:p>
+      <w:pPr>
+        <w:pStyle w:val="Compact"/>
+        <w:numPr>
+          <w:ilvl w:val="0"/>
+          <w:numId w:val="14"/>
+        </w:numPr>
+        <w:rPr>
+          <w:b/>
+          <w:b/>
+          <w:bCs/>
+        </w:rPr>
+      </w:pPr>
+      <w:r>
+        <w:rPr>
+          <w:rFonts w:ascii="Calibri" w:hAnsi="Calibri"/>
+          <w:b/>
+          <w:bCs/>
+        </w:rPr>
+        <w:t>Weekly Summaries:</w:t>
+      </w:r>
+    </w:p>
+    <w:p>
+      <w:pPr>
+        <w:pStyle w:val="Compact"/>
+        <w:numPr>
+          <w:ilvl w:val="0"/>
+          <w:numId w:val="0"/>
+        </w:numPr>
+        <w:ind w:left="720" w:hanging="0"/>
+        <w:rPr>
+          <w:rFonts w:ascii="Calibri" w:hAnsi="Calibri"/>
+        </w:rPr>
+      </w:pPr>
+      <w:r>
+        <w:rPr/>
+      </w:r>
+    </w:p>
+    <w:p>
+      <w:pPr>
+        <w:pStyle w:val="Compact"/>
+        <w:ind w:left="720" w:hanging="0"/>
+        <w:rPr/>
+      </w:pPr>
+      <w:r>
+        <w:rPr>
+          <w:rFonts w:ascii="Calibri" w:hAnsi="Calibri"/>
+        </w:rPr>
+        <w:t xml:space="preserve">The application provides weekly totals per employee and per project, including an overtime indicator </w:t>
+      </w:r>
+      <w:r>
+        <w:rPr>
+          <w:rFonts w:ascii="Calibri" w:hAnsi="Calibri"/>
+        </w:rPr>
+        <w:t>with employee summary</w:t>
+      </w:r>
+      <w:r>
+        <w:rPr>
+          <w:rFonts w:ascii="Calibri" w:hAnsi="Calibri"/>
+        </w:rPr>
+        <w:t>.</w:t>
+      </w:r>
+    </w:p>
+    <w:p>
+      <w:pPr>
+        <w:pStyle w:val="Compact"/>
+        <w:ind w:left="720" w:hanging="0"/>
+        <w:rPr>
+          <w:rFonts w:ascii="Calibri" w:hAnsi="Calibri"/>
+        </w:rPr>
+      </w:pPr>
+      <w:r>
+        <w:rPr/>
+      </w:r>
+    </w:p>
+    <w:p>
+      <w:pPr>
+        <w:pStyle w:val="Compact"/>
+        <w:ind w:left="720" w:hanging="0"/>
+        <w:rPr>
+          <w:rFonts w:ascii="Calibri" w:hAnsi="Calibri"/>
+        </w:rPr>
+      </w:pPr>
+      <w:r>
+        <w:rPr>
+          <w:rFonts w:ascii="Calibri" w:hAnsi="Calibri"/>
+        </w:rPr>
+        <w:t>Weekly Date Filter Behavior</w:t>
+      </w:r>
+    </w:p>
+    <w:p>
+      <w:pPr>
+        <w:pStyle w:val="Compact"/>
+        <w:ind w:left="720" w:hanging="0"/>
+        <w:rPr/>
+      </w:pPr>
+      <w:r>
+        <w:rPr>
+          <w:rFonts w:ascii="Calibri" w:hAnsi="Calibri"/>
+        </w:rPr>
+        <w:t>When a date range filter is applied for weekly summaries:</w:t>
+      </w:r>
+    </w:p>
+    <w:p>
+      <w:pPr>
+        <w:pStyle w:val="Compact"/>
+        <w:ind w:left="720" w:hanging="0"/>
+        <w:rPr>
+          <w:rFonts w:ascii="Calibri" w:hAnsi="Calibri"/>
+        </w:rPr>
+      </w:pPr>
+      <w:r>
+        <w:rPr/>
+      </w:r>
+    </w:p>
+    <w:p>
+      <w:pPr>
+        <w:pStyle w:val="Compact"/>
+        <w:ind w:left="720" w:hanging="0"/>
+        <w:rPr/>
+      </w:pPr>
+      <w:r>
+        <w:rPr>
+          <w:rFonts w:ascii="Calibri" w:hAnsi="Calibri"/>
+        </w:rPr>
+        <w:t>The system automatically expands the selected range to complete weeks</w:t>
+      </w:r>
+    </w:p>
+    <w:p>
+      <w:pPr>
+        <w:pStyle w:val="Compact"/>
+        <w:ind w:left="720" w:hanging="0"/>
+        <w:rPr/>
+      </w:pPr>
+      <w:r>
+        <w:rPr>
+          <w:rFonts w:ascii="Calibri" w:hAnsi="Calibri"/>
+        </w:rPr>
+        <w:t>This ensures no partial week calculations</w:t>
+      </w:r>
+    </w:p>
+    <w:p>
+      <w:pPr>
+        <w:pStyle w:val="Compact"/>
+        <w:ind w:left="720" w:hanging="0"/>
+        <w:rPr/>
+      </w:pPr>
+      <w:r>
+        <w:rPr>
+          <w:rFonts w:ascii="Calibri" w:hAnsi="Calibri"/>
+        </w:rPr>
+        <w:t>Weeks always run Monday → Sunday</w:t>
+      </w:r>
+    </w:p>
+    <w:p>
+      <w:pPr>
+        <w:pStyle w:val="Compact"/>
+        <w:ind w:left="720" w:hanging="0"/>
+        <w:rPr>
+          <w:rFonts w:ascii="Calibri" w:hAnsi="Calibri"/>
+        </w:rPr>
+      </w:pPr>
+      <w:r>
+        <w:rPr/>
       </w:r>
     </w:p>
     <w:p>
@@ -3187,7 +3248,7 @@
           <mc:Choice Requires="wps">
             <w:drawing>
               <wp:inline distT="0" distB="0" distL="0" distR="0">
-                <wp:extent cx="5944870" cy="20320"/>
+                <wp:extent cx="5945505" cy="20955"/>
                 <wp:effectExtent l="0" t="0" r="0" b="0"/>
                 <wp:docPr id="12" name=""/>
                 <a:graphic xmlns:a="http://schemas.openxmlformats.org/drawingml/2006/main">
@@ -3197,7 +3258,7 @@
                       <wps:spPr>
                         <a:xfrm>
                           <a:off x="0" y="0"/>
-                          <a:ext cx="5944320" cy="19800"/>
+                          <a:ext cx="5945040" cy="20160"/>
                         </a:xfrm>
                         <a:prstGeom prst="rect">
                           <a:avLst/>
@@ -3229,7 +3290,7 @@
           </mc:Choice>
           <mc:Fallback>
             <w:pict>
-              <v:rect id="shape_0" fillcolor="white" stroked="t" style="position:absolute;margin-left:0pt;margin-top:-1.6pt;width:468pt;height:1.5pt;mso-position-vertical:top">
+              <v:rect id="shape_0" fillcolor="white" stroked="t" style="position:absolute;margin-left:0pt;margin-top:-1.65pt;width:468.05pt;height:1.55pt;mso-position-vertical:top">
                 <w10:wrap type="none"/>
                 <v:fill o:detectmouseclick="t" type="solid" color2="black"/>
                 <v:stroke color="black" joinstyle="round" endcap="flat"/>
@@ -9031,6 +9092,1141 @@
   </w:style>
   <w:style w:type="character" w:styleId="ListLabel279">
     <w:name w:val="ListLabel 279"/>
+    <w:qFormat/>
+    <w:rPr>
+      <w:rFonts w:cs="OpenSymbol"/>
+    </w:rPr>
+  </w:style>
+  <w:style w:type="character" w:styleId="ListLabel280">
+    <w:name w:val="ListLabel 280"/>
+    <w:qFormat/>
+    <w:rPr>
+      <w:rFonts w:cs="Symbol"/>
+    </w:rPr>
+  </w:style>
+  <w:style w:type="character" w:styleId="ListLabel281">
+    <w:name w:val="ListLabel 281"/>
+    <w:qFormat/>
+    <w:rPr>
+      <w:rFonts w:cs="Symbol"/>
+    </w:rPr>
+  </w:style>
+  <w:style w:type="character" w:styleId="ListLabel282">
+    <w:name w:val="ListLabel 282"/>
+    <w:qFormat/>
+    <w:rPr>
+      <w:rFonts w:cs="Symbol"/>
+    </w:rPr>
+  </w:style>
+  <w:style w:type="character" w:styleId="ListLabel283">
+    <w:name w:val="ListLabel 283"/>
+    <w:qFormat/>
+    <w:rPr>
+      <w:rFonts w:cs="Symbol"/>
+    </w:rPr>
+  </w:style>
+  <w:style w:type="character" w:styleId="ListLabel284">
+    <w:name w:val="ListLabel 284"/>
+    <w:qFormat/>
+    <w:rPr>
+      <w:rFonts w:cs="Symbol"/>
+    </w:rPr>
+  </w:style>
+  <w:style w:type="character" w:styleId="ListLabel285">
+    <w:name w:val="ListLabel 285"/>
+    <w:qFormat/>
+    <w:rPr>
+      <w:rFonts w:cs="Symbol"/>
+    </w:rPr>
+  </w:style>
+  <w:style w:type="character" w:styleId="ListLabel286">
+    <w:name w:val="ListLabel 286"/>
+    <w:qFormat/>
+    <w:rPr>
+      <w:rFonts w:cs="Symbol"/>
+    </w:rPr>
+  </w:style>
+  <w:style w:type="character" w:styleId="ListLabel287">
+    <w:name w:val="ListLabel 287"/>
+    <w:qFormat/>
+    <w:rPr>
+      <w:rFonts w:cs="Symbol"/>
+    </w:rPr>
+  </w:style>
+  <w:style w:type="character" w:styleId="ListLabel288">
+    <w:name w:val="ListLabel 288"/>
+    <w:qFormat/>
+    <w:rPr>
+      <w:rFonts w:cs="Symbol"/>
+    </w:rPr>
+  </w:style>
+  <w:style w:type="character" w:styleId="ListLabel289">
+    <w:name w:val="ListLabel 289"/>
+    <w:qFormat/>
+    <w:rPr>
+      <w:rFonts w:cs="Symbol"/>
+    </w:rPr>
+  </w:style>
+  <w:style w:type="character" w:styleId="ListLabel290">
+    <w:name w:val="ListLabel 290"/>
+    <w:qFormat/>
+    <w:rPr>
+      <w:rFonts w:cs="Courier New"/>
+    </w:rPr>
+  </w:style>
+  <w:style w:type="character" w:styleId="ListLabel291">
+    <w:name w:val="ListLabel 291"/>
+    <w:qFormat/>
+    <w:rPr>
+      <w:rFonts w:cs="Wingdings"/>
+      <w:b w:val="false"/>
+    </w:rPr>
+  </w:style>
+  <w:style w:type="character" w:styleId="ListLabel292">
+    <w:name w:val="ListLabel 292"/>
+    <w:qFormat/>
+    <w:rPr>
+      <w:rFonts w:cs="Symbol"/>
+    </w:rPr>
+  </w:style>
+  <w:style w:type="character" w:styleId="ListLabel293">
+    <w:name w:val="ListLabel 293"/>
+    <w:qFormat/>
+    <w:rPr>
+      <w:rFonts w:cs="Courier New"/>
+    </w:rPr>
+  </w:style>
+  <w:style w:type="character" w:styleId="ListLabel294">
+    <w:name w:val="ListLabel 294"/>
+    <w:qFormat/>
+    <w:rPr>
+      <w:rFonts w:cs="Wingdings"/>
+    </w:rPr>
+  </w:style>
+  <w:style w:type="character" w:styleId="ListLabel295">
+    <w:name w:val="ListLabel 295"/>
+    <w:qFormat/>
+    <w:rPr>
+      <w:rFonts w:cs="Symbol"/>
+    </w:rPr>
+  </w:style>
+  <w:style w:type="character" w:styleId="ListLabel296">
+    <w:name w:val="ListLabel 296"/>
+    <w:qFormat/>
+    <w:rPr>
+      <w:rFonts w:cs="Courier New"/>
+    </w:rPr>
+  </w:style>
+  <w:style w:type="character" w:styleId="ListLabel297">
+    <w:name w:val="ListLabel 297"/>
+    <w:qFormat/>
+    <w:rPr>
+      <w:rFonts w:cs="Wingdings"/>
+    </w:rPr>
+  </w:style>
+  <w:style w:type="character" w:styleId="ListLabel298">
+    <w:name w:val="ListLabel 298"/>
+    <w:qFormat/>
+    <w:rPr>
+      <w:rFonts w:cs="Symbol"/>
+    </w:rPr>
+  </w:style>
+  <w:style w:type="character" w:styleId="ListLabel299">
+    <w:name w:val="ListLabel 299"/>
+    <w:qFormat/>
+    <w:rPr>
+      <w:rFonts w:cs="Courier New"/>
+    </w:rPr>
+  </w:style>
+  <w:style w:type="character" w:styleId="ListLabel300">
+    <w:name w:val="ListLabel 300"/>
+    <w:qFormat/>
+    <w:rPr>
+      <w:rFonts w:cs="Wingdings"/>
+    </w:rPr>
+  </w:style>
+  <w:style w:type="character" w:styleId="ListLabel301">
+    <w:name w:val="ListLabel 301"/>
+    <w:qFormat/>
+    <w:rPr>
+      <w:rFonts w:cs="Symbol"/>
+    </w:rPr>
+  </w:style>
+  <w:style w:type="character" w:styleId="ListLabel302">
+    <w:name w:val="ListLabel 302"/>
+    <w:qFormat/>
+    <w:rPr>
+      <w:rFonts w:cs="Courier New"/>
+    </w:rPr>
+  </w:style>
+  <w:style w:type="character" w:styleId="ListLabel303">
+    <w:name w:val="ListLabel 303"/>
+    <w:qFormat/>
+    <w:rPr>
+      <w:rFonts w:cs="Wingdings"/>
+    </w:rPr>
+  </w:style>
+  <w:style w:type="character" w:styleId="ListLabel304">
+    <w:name w:val="ListLabel 304"/>
+    <w:qFormat/>
+    <w:rPr>
+      <w:rFonts w:cs="Symbol"/>
+    </w:rPr>
+  </w:style>
+  <w:style w:type="character" w:styleId="ListLabel305">
+    <w:name w:val="ListLabel 305"/>
+    <w:qFormat/>
+    <w:rPr>
+      <w:rFonts w:cs="Courier New"/>
+    </w:rPr>
+  </w:style>
+  <w:style w:type="character" w:styleId="ListLabel306">
+    <w:name w:val="ListLabel 306"/>
+    <w:qFormat/>
+    <w:rPr>
+      <w:rFonts w:cs="Wingdings"/>
+    </w:rPr>
+  </w:style>
+  <w:style w:type="character" w:styleId="ListLabel307">
+    <w:name w:val="ListLabel 307"/>
+    <w:qFormat/>
+    <w:rPr>
+      <w:rFonts w:ascii="Calibri" w:hAnsi="Calibri" w:cs="Symbol"/>
+    </w:rPr>
+  </w:style>
+  <w:style w:type="character" w:styleId="ListLabel308">
+    <w:name w:val="ListLabel 308"/>
+    <w:qFormat/>
+    <w:rPr>
+      <w:rFonts w:cs="Courier New"/>
+    </w:rPr>
+  </w:style>
+  <w:style w:type="character" w:styleId="ListLabel309">
+    <w:name w:val="ListLabel 309"/>
+    <w:qFormat/>
+    <w:rPr>
+      <w:rFonts w:cs="Wingdings"/>
+    </w:rPr>
+  </w:style>
+  <w:style w:type="character" w:styleId="ListLabel310">
+    <w:name w:val="ListLabel 310"/>
+    <w:qFormat/>
+    <w:rPr>
+      <w:rFonts w:cs="Symbol"/>
+    </w:rPr>
+  </w:style>
+  <w:style w:type="character" w:styleId="ListLabel311">
+    <w:name w:val="ListLabel 311"/>
+    <w:qFormat/>
+    <w:rPr>
+      <w:rFonts w:cs="Courier New"/>
+    </w:rPr>
+  </w:style>
+  <w:style w:type="character" w:styleId="ListLabel312">
+    <w:name w:val="ListLabel 312"/>
+    <w:qFormat/>
+    <w:rPr>
+      <w:rFonts w:cs="Wingdings"/>
+    </w:rPr>
+  </w:style>
+  <w:style w:type="character" w:styleId="ListLabel313">
+    <w:name w:val="ListLabel 313"/>
+    <w:qFormat/>
+    <w:rPr>
+      <w:rFonts w:cs="Symbol"/>
+    </w:rPr>
+  </w:style>
+  <w:style w:type="character" w:styleId="ListLabel314">
+    <w:name w:val="ListLabel 314"/>
+    <w:qFormat/>
+    <w:rPr>
+      <w:rFonts w:cs="Courier New"/>
+    </w:rPr>
+  </w:style>
+  <w:style w:type="character" w:styleId="ListLabel315">
+    <w:name w:val="ListLabel 315"/>
+    <w:qFormat/>
+    <w:rPr>
+      <w:rFonts w:cs="Wingdings"/>
+    </w:rPr>
+  </w:style>
+  <w:style w:type="character" w:styleId="ListLabel316">
+    <w:name w:val="ListLabel 316"/>
+    <w:qFormat/>
+    <w:rPr>
+      <w:rFonts w:cs="Symbol"/>
+    </w:rPr>
+  </w:style>
+  <w:style w:type="character" w:styleId="ListLabel317">
+    <w:name w:val="ListLabel 317"/>
+    <w:qFormat/>
+    <w:rPr>
+      <w:rFonts w:cs="Courier New"/>
+    </w:rPr>
+  </w:style>
+  <w:style w:type="character" w:styleId="ListLabel318">
+    <w:name w:val="ListLabel 318"/>
+    <w:qFormat/>
+    <w:rPr>
+      <w:rFonts w:cs="Wingdings"/>
+    </w:rPr>
+  </w:style>
+  <w:style w:type="character" w:styleId="ListLabel319">
+    <w:name w:val="ListLabel 319"/>
+    <w:qFormat/>
+    <w:rPr>
+      <w:rFonts w:cs="Symbol"/>
+    </w:rPr>
+  </w:style>
+  <w:style w:type="character" w:styleId="ListLabel320">
+    <w:name w:val="ListLabel 320"/>
+    <w:qFormat/>
+    <w:rPr>
+      <w:rFonts w:cs="Courier New"/>
+    </w:rPr>
+  </w:style>
+  <w:style w:type="character" w:styleId="ListLabel321">
+    <w:name w:val="ListLabel 321"/>
+    <w:qFormat/>
+    <w:rPr>
+      <w:rFonts w:cs="Wingdings"/>
+    </w:rPr>
+  </w:style>
+  <w:style w:type="character" w:styleId="ListLabel322">
+    <w:name w:val="ListLabel 322"/>
+    <w:qFormat/>
+    <w:rPr>
+      <w:rFonts w:cs="Symbol"/>
+    </w:rPr>
+  </w:style>
+  <w:style w:type="character" w:styleId="ListLabel323">
+    <w:name w:val="ListLabel 323"/>
+    <w:qFormat/>
+    <w:rPr>
+      <w:rFonts w:cs="Courier New"/>
+    </w:rPr>
+  </w:style>
+  <w:style w:type="character" w:styleId="ListLabel324">
+    <w:name w:val="ListLabel 324"/>
+    <w:qFormat/>
+    <w:rPr>
+      <w:rFonts w:cs="Wingdings"/>
+    </w:rPr>
+  </w:style>
+  <w:style w:type="character" w:styleId="ListLabel325">
+    <w:name w:val="ListLabel 325"/>
+    <w:qFormat/>
+    <w:rPr>
+      <w:rFonts w:cs="Symbol"/>
+    </w:rPr>
+  </w:style>
+  <w:style w:type="character" w:styleId="ListLabel326">
+    <w:name w:val="ListLabel 326"/>
+    <w:qFormat/>
+    <w:rPr>
+      <w:rFonts w:ascii="Calibri" w:hAnsi="Calibri" w:cs="Courier New"/>
+    </w:rPr>
+  </w:style>
+  <w:style w:type="character" w:styleId="ListLabel327">
+    <w:name w:val="ListLabel 327"/>
+    <w:qFormat/>
+    <w:rPr>
+      <w:rFonts w:cs="Wingdings"/>
+    </w:rPr>
+  </w:style>
+  <w:style w:type="character" w:styleId="ListLabel328">
+    <w:name w:val="ListLabel 328"/>
+    <w:qFormat/>
+    <w:rPr>
+      <w:rFonts w:cs="Symbol"/>
+    </w:rPr>
+  </w:style>
+  <w:style w:type="character" w:styleId="ListLabel329">
+    <w:name w:val="ListLabel 329"/>
+    <w:qFormat/>
+    <w:rPr>
+      <w:rFonts w:cs="Courier New"/>
+    </w:rPr>
+  </w:style>
+  <w:style w:type="character" w:styleId="ListLabel330">
+    <w:name w:val="ListLabel 330"/>
+    <w:qFormat/>
+    <w:rPr>
+      <w:rFonts w:cs="Wingdings"/>
+    </w:rPr>
+  </w:style>
+  <w:style w:type="character" w:styleId="ListLabel331">
+    <w:name w:val="ListLabel 331"/>
+    <w:qFormat/>
+    <w:rPr>
+      <w:rFonts w:cs="Symbol"/>
+    </w:rPr>
+  </w:style>
+  <w:style w:type="character" w:styleId="ListLabel332">
+    <w:name w:val="ListLabel 332"/>
+    <w:qFormat/>
+    <w:rPr>
+      <w:rFonts w:cs="Courier New"/>
+    </w:rPr>
+  </w:style>
+  <w:style w:type="character" w:styleId="ListLabel333">
+    <w:name w:val="ListLabel 333"/>
+    <w:qFormat/>
+    <w:rPr>
+      <w:rFonts w:cs="Wingdings"/>
+    </w:rPr>
+  </w:style>
+  <w:style w:type="character" w:styleId="ListLabel334">
+    <w:name w:val="ListLabel 334"/>
+    <w:qFormat/>
+    <w:rPr>
+      <w:rFonts w:ascii="Calibri" w:hAnsi="Calibri" w:cs="Symbol"/>
+    </w:rPr>
+  </w:style>
+  <w:style w:type="character" w:styleId="ListLabel335">
+    <w:name w:val="ListLabel 335"/>
+    <w:qFormat/>
+    <w:rPr>
+      <w:rFonts w:cs="Courier New"/>
+    </w:rPr>
+  </w:style>
+  <w:style w:type="character" w:styleId="ListLabel336">
+    <w:name w:val="ListLabel 336"/>
+    <w:qFormat/>
+    <w:rPr>
+      <w:rFonts w:cs="Wingdings"/>
+    </w:rPr>
+  </w:style>
+  <w:style w:type="character" w:styleId="ListLabel337">
+    <w:name w:val="ListLabel 337"/>
+    <w:qFormat/>
+    <w:rPr>
+      <w:rFonts w:cs="Symbol"/>
+    </w:rPr>
+  </w:style>
+  <w:style w:type="character" w:styleId="ListLabel338">
+    <w:name w:val="ListLabel 338"/>
+    <w:qFormat/>
+    <w:rPr>
+      <w:rFonts w:cs="Courier New"/>
+    </w:rPr>
+  </w:style>
+  <w:style w:type="character" w:styleId="ListLabel339">
+    <w:name w:val="ListLabel 339"/>
+    <w:qFormat/>
+    <w:rPr>
+      <w:rFonts w:cs="Wingdings"/>
+    </w:rPr>
+  </w:style>
+  <w:style w:type="character" w:styleId="ListLabel340">
+    <w:name w:val="ListLabel 340"/>
+    <w:qFormat/>
+    <w:rPr>
+      <w:rFonts w:cs="Symbol"/>
+    </w:rPr>
+  </w:style>
+  <w:style w:type="character" w:styleId="ListLabel341">
+    <w:name w:val="ListLabel 341"/>
+    <w:qFormat/>
+    <w:rPr>
+      <w:rFonts w:cs="Courier New"/>
+    </w:rPr>
+  </w:style>
+  <w:style w:type="character" w:styleId="ListLabel342">
+    <w:name w:val="ListLabel 342"/>
+    <w:qFormat/>
+    <w:rPr>
+      <w:rFonts w:cs="Wingdings"/>
+    </w:rPr>
+  </w:style>
+  <w:style w:type="character" w:styleId="ListLabel343">
+    <w:name w:val="ListLabel 343"/>
+    <w:qFormat/>
+    <w:rPr>
+      <w:rFonts w:cs="Symbol"/>
+    </w:rPr>
+  </w:style>
+  <w:style w:type="character" w:styleId="ListLabel344">
+    <w:name w:val="ListLabel 344"/>
+    <w:qFormat/>
+    <w:rPr>
+      <w:rFonts w:ascii="Calibri" w:hAnsi="Calibri" w:cs="Courier New"/>
+    </w:rPr>
+  </w:style>
+  <w:style w:type="character" w:styleId="ListLabel345">
+    <w:name w:val="ListLabel 345"/>
+    <w:qFormat/>
+    <w:rPr>
+      <w:rFonts w:cs="Wingdings"/>
+    </w:rPr>
+  </w:style>
+  <w:style w:type="character" w:styleId="ListLabel346">
+    <w:name w:val="ListLabel 346"/>
+    <w:qFormat/>
+    <w:rPr>
+      <w:rFonts w:cs="Symbol"/>
+    </w:rPr>
+  </w:style>
+  <w:style w:type="character" w:styleId="ListLabel347">
+    <w:name w:val="ListLabel 347"/>
+    <w:qFormat/>
+    <w:rPr>
+      <w:rFonts w:cs="Courier New"/>
+    </w:rPr>
+  </w:style>
+  <w:style w:type="character" w:styleId="ListLabel348">
+    <w:name w:val="ListLabel 348"/>
+    <w:qFormat/>
+    <w:rPr>
+      <w:rFonts w:cs="Wingdings"/>
+    </w:rPr>
+  </w:style>
+  <w:style w:type="character" w:styleId="ListLabel349">
+    <w:name w:val="ListLabel 349"/>
+    <w:qFormat/>
+    <w:rPr>
+      <w:rFonts w:cs="Symbol"/>
+    </w:rPr>
+  </w:style>
+  <w:style w:type="character" w:styleId="ListLabel350">
+    <w:name w:val="ListLabel 350"/>
+    <w:qFormat/>
+    <w:rPr>
+      <w:rFonts w:cs="Courier New"/>
+    </w:rPr>
+  </w:style>
+  <w:style w:type="character" w:styleId="ListLabel351">
+    <w:name w:val="ListLabel 351"/>
+    <w:qFormat/>
+    <w:rPr>
+      <w:rFonts w:cs="Wingdings"/>
+    </w:rPr>
+  </w:style>
+  <w:style w:type="character" w:styleId="ListLabel352">
+    <w:name w:val="ListLabel 352"/>
+    <w:qFormat/>
+    <w:rPr>
+      <w:rFonts w:ascii="Calibri" w:hAnsi="Calibri" w:cs="Symbol"/>
+    </w:rPr>
+  </w:style>
+  <w:style w:type="character" w:styleId="ListLabel353">
+    <w:name w:val="ListLabel 353"/>
+    <w:qFormat/>
+    <w:rPr>
+      <w:rFonts w:cs="Courier New"/>
+    </w:rPr>
+  </w:style>
+  <w:style w:type="character" w:styleId="ListLabel354">
+    <w:name w:val="ListLabel 354"/>
+    <w:qFormat/>
+    <w:rPr>
+      <w:rFonts w:cs="Wingdings"/>
+    </w:rPr>
+  </w:style>
+  <w:style w:type="character" w:styleId="ListLabel355">
+    <w:name w:val="ListLabel 355"/>
+    <w:qFormat/>
+    <w:rPr>
+      <w:rFonts w:cs="Symbol"/>
+    </w:rPr>
+  </w:style>
+  <w:style w:type="character" w:styleId="ListLabel356">
+    <w:name w:val="ListLabel 356"/>
+    <w:qFormat/>
+    <w:rPr>
+      <w:rFonts w:cs="Courier New"/>
+    </w:rPr>
+  </w:style>
+  <w:style w:type="character" w:styleId="ListLabel357">
+    <w:name w:val="ListLabel 357"/>
+    <w:qFormat/>
+    <w:rPr>
+      <w:rFonts w:cs="Wingdings"/>
+    </w:rPr>
+  </w:style>
+  <w:style w:type="character" w:styleId="ListLabel358">
+    <w:name w:val="ListLabel 358"/>
+    <w:qFormat/>
+    <w:rPr>
+      <w:rFonts w:cs="Symbol"/>
+    </w:rPr>
+  </w:style>
+  <w:style w:type="character" w:styleId="ListLabel359">
+    <w:name w:val="ListLabel 359"/>
+    <w:qFormat/>
+    <w:rPr>
+      <w:rFonts w:cs="Courier New"/>
+    </w:rPr>
+  </w:style>
+  <w:style w:type="character" w:styleId="ListLabel360">
+    <w:name w:val="ListLabel 360"/>
+    <w:qFormat/>
+    <w:rPr>
+      <w:rFonts w:cs="Wingdings"/>
+    </w:rPr>
+  </w:style>
+  <w:style w:type="character" w:styleId="ListLabel361">
+    <w:name w:val="ListLabel 361"/>
+    <w:qFormat/>
+    <w:rPr>
+      <w:rFonts w:ascii="Calibri" w:hAnsi="Calibri" w:cs="Symbol"/>
+    </w:rPr>
+  </w:style>
+  <w:style w:type="character" w:styleId="ListLabel362">
+    <w:name w:val="ListLabel 362"/>
+    <w:qFormat/>
+    <w:rPr>
+      <w:rFonts w:cs="Courier New"/>
+    </w:rPr>
+  </w:style>
+  <w:style w:type="character" w:styleId="ListLabel363">
+    <w:name w:val="ListLabel 363"/>
+    <w:qFormat/>
+    <w:rPr>
+      <w:rFonts w:cs="Wingdings"/>
+    </w:rPr>
+  </w:style>
+  <w:style w:type="character" w:styleId="ListLabel364">
+    <w:name w:val="ListLabel 364"/>
+    <w:qFormat/>
+    <w:rPr>
+      <w:rFonts w:cs="Symbol"/>
+    </w:rPr>
+  </w:style>
+  <w:style w:type="character" w:styleId="ListLabel365">
+    <w:name w:val="ListLabel 365"/>
+    <w:qFormat/>
+    <w:rPr>
+      <w:rFonts w:cs="Courier New"/>
+    </w:rPr>
+  </w:style>
+  <w:style w:type="character" w:styleId="ListLabel366">
+    <w:name w:val="ListLabel 366"/>
+    <w:qFormat/>
+    <w:rPr>
+      <w:rFonts w:cs="Wingdings"/>
+    </w:rPr>
+  </w:style>
+  <w:style w:type="character" w:styleId="ListLabel367">
+    <w:name w:val="ListLabel 367"/>
+    <w:qFormat/>
+    <w:rPr>
+      <w:rFonts w:cs="Symbol"/>
+    </w:rPr>
+  </w:style>
+  <w:style w:type="character" w:styleId="ListLabel368">
+    <w:name w:val="ListLabel 368"/>
+    <w:qFormat/>
+    <w:rPr>
+      <w:rFonts w:cs="Courier New"/>
+    </w:rPr>
+  </w:style>
+  <w:style w:type="character" w:styleId="ListLabel369">
+    <w:name w:val="ListLabel 369"/>
+    <w:qFormat/>
+    <w:rPr>
+      <w:rFonts w:cs="Wingdings"/>
+    </w:rPr>
+  </w:style>
+  <w:style w:type="character" w:styleId="ListLabel370">
+    <w:name w:val="ListLabel 370"/>
+    <w:qFormat/>
+    <w:rPr>
+      <w:rFonts w:ascii="Calibri" w:hAnsi="Calibri" w:cs="Symbol"/>
+    </w:rPr>
+  </w:style>
+  <w:style w:type="character" w:styleId="ListLabel371">
+    <w:name w:val="ListLabel 371"/>
+    <w:qFormat/>
+    <w:rPr>
+      <w:rFonts w:cs="Courier New"/>
+    </w:rPr>
+  </w:style>
+  <w:style w:type="character" w:styleId="ListLabel372">
+    <w:name w:val="ListLabel 372"/>
+    <w:qFormat/>
+    <w:rPr>
+      <w:rFonts w:cs="Wingdings"/>
+    </w:rPr>
+  </w:style>
+  <w:style w:type="character" w:styleId="ListLabel373">
+    <w:name w:val="ListLabel 373"/>
+    <w:qFormat/>
+    <w:rPr>
+      <w:rFonts w:cs="Symbol"/>
+    </w:rPr>
+  </w:style>
+  <w:style w:type="character" w:styleId="ListLabel374">
+    <w:name w:val="ListLabel 374"/>
+    <w:qFormat/>
+    <w:rPr>
+      <w:rFonts w:cs="Courier New"/>
+    </w:rPr>
+  </w:style>
+  <w:style w:type="character" w:styleId="ListLabel375">
+    <w:name w:val="ListLabel 375"/>
+    <w:qFormat/>
+    <w:rPr>
+      <w:rFonts w:cs="Wingdings"/>
+    </w:rPr>
+  </w:style>
+  <w:style w:type="character" w:styleId="ListLabel376">
+    <w:name w:val="ListLabel 376"/>
+    <w:qFormat/>
+    <w:rPr>
+      <w:rFonts w:cs="Symbol"/>
+    </w:rPr>
+  </w:style>
+  <w:style w:type="character" w:styleId="ListLabel377">
+    <w:name w:val="ListLabel 377"/>
+    <w:qFormat/>
+    <w:rPr>
+      <w:rFonts w:cs="Courier New"/>
+    </w:rPr>
+  </w:style>
+  <w:style w:type="character" w:styleId="ListLabel378">
+    <w:name w:val="ListLabel 378"/>
+    <w:qFormat/>
+    <w:rPr>
+      <w:rFonts w:cs="Wingdings"/>
+    </w:rPr>
+  </w:style>
+  <w:style w:type="character" w:styleId="ListLabel379">
+    <w:name w:val="ListLabel 379"/>
+    <w:qFormat/>
+    <w:rPr>
+      <w:rFonts w:ascii="Calibri" w:hAnsi="Calibri" w:cs="Symbol"/>
+    </w:rPr>
+  </w:style>
+  <w:style w:type="character" w:styleId="ListLabel380">
+    <w:name w:val="ListLabel 380"/>
+    <w:qFormat/>
+    <w:rPr>
+      <w:rFonts w:cs="Courier New"/>
+    </w:rPr>
+  </w:style>
+  <w:style w:type="character" w:styleId="ListLabel381">
+    <w:name w:val="ListLabel 381"/>
+    <w:qFormat/>
+    <w:rPr>
+      <w:rFonts w:cs="Wingdings"/>
+    </w:rPr>
+  </w:style>
+  <w:style w:type="character" w:styleId="ListLabel382">
+    <w:name w:val="ListLabel 382"/>
+    <w:qFormat/>
+    <w:rPr>
+      <w:rFonts w:cs="Symbol"/>
+    </w:rPr>
+  </w:style>
+  <w:style w:type="character" w:styleId="ListLabel383">
+    <w:name w:val="ListLabel 383"/>
+    <w:qFormat/>
+    <w:rPr>
+      <w:rFonts w:cs="Courier New"/>
+    </w:rPr>
+  </w:style>
+  <w:style w:type="character" w:styleId="ListLabel384">
+    <w:name w:val="ListLabel 384"/>
+    <w:qFormat/>
+    <w:rPr>
+      <w:rFonts w:cs="Wingdings"/>
+    </w:rPr>
+  </w:style>
+  <w:style w:type="character" w:styleId="ListLabel385">
+    <w:name w:val="ListLabel 385"/>
+    <w:qFormat/>
+    <w:rPr>
+      <w:rFonts w:cs="Symbol"/>
+    </w:rPr>
+  </w:style>
+  <w:style w:type="character" w:styleId="ListLabel386">
+    <w:name w:val="ListLabel 386"/>
+    <w:qFormat/>
+    <w:rPr>
+      <w:rFonts w:cs="Courier New"/>
+    </w:rPr>
+  </w:style>
+  <w:style w:type="character" w:styleId="ListLabel387">
+    <w:name w:val="ListLabel 387"/>
+    <w:qFormat/>
+    <w:rPr>
+      <w:rFonts w:cs="Wingdings"/>
+    </w:rPr>
+  </w:style>
+  <w:style w:type="character" w:styleId="ListLabel388">
+    <w:name w:val="ListLabel 388"/>
+    <w:qFormat/>
+    <w:rPr>
+      <w:rFonts w:ascii="Calibri" w:hAnsi="Calibri" w:cs="Symbol"/>
+    </w:rPr>
+  </w:style>
+  <w:style w:type="character" w:styleId="ListLabel389">
+    <w:name w:val="ListLabel 389"/>
+    <w:qFormat/>
+    <w:rPr>
+      <w:rFonts w:cs="Courier New"/>
+    </w:rPr>
+  </w:style>
+  <w:style w:type="character" w:styleId="ListLabel390">
+    <w:name w:val="ListLabel 390"/>
+    <w:qFormat/>
+    <w:rPr>
+      <w:rFonts w:cs="Wingdings"/>
+    </w:rPr>
+  </w:style>
+  <w:style w:type="character" w:styleId="ListLabel391">
+    <w:name w:val="ListLabel 391"/>
+    <w:qFormat/>
+    <w:rPr>
+      <w:rFonts w:cs="Symbol"/>
+    </w:rPr>
+  </w:style>
+  <w:style w:type="character" w:styleId="ListLabel392">
+    <w:name w:val="ListLabel 392"/>
+    <w:qFormat/>
+    <w:rPr>
+      <w:rFonts w:cs="Courier New"/>
+    </w:rPr>
+  </w:style>
+  <w:style w:type="character" w:styleId="ListLabel393">
+    <w:name w:val="ListLabel 393"/>
+    <w:qFormat/>
+    <w:rPr>
+      <w:rFonts w:cs="Wingdings"/>
+    </w:rPr>
+  </w:style>
+  <w:style w:type="character" w:styleId="ListLabel394">
+    <w:name w:val="ListLabel 394"/>
+    <w:qFormat/>
+    <w:rPr>
+      <w:rFonts w:cs="Symbol"/>
+    </w:rPr>
+  </w:style>
+  <w:style w:type="character" w:styleId="ListLabel395">
+    <w:name w:val="ListLabel 395"/>
+    <w:qFormat/>
+    <w:rPr>
+      <w:rFonts w:cs="Courier New"/>
+    </w:rPr>
+  </w:style>
+  <w:style w:type="character" w:styleId="ListLabel396">
+    <w:name w:val="ListLabel 396"/>
+    <w:qFormat/>
+    <w:rPr>
+      <w:rFonts w:cs="Wingdings"/>
+    </w:rPr>
+  </w:style>
+  <w:style w:type="character" w:styleId="ListLabel397">
+    <w:name w:val="ListLabel 397"/>
+    <w:qFormat/>
+    <w:rPr>
+      <w:rFonts w:ascii="Calibri" w:hAnsi="Calibri" w:cs="Symbol"/>
+    </w:rPr>
+  </w:style>
+  <w:style w:type="character" w:styleId="ListLabel398">
+    <w:name w:val="ListLabel 398"/>
+    <w:qFormat/>
+    <w:rPr>
+      <w:rFonts w:cs="Courier New"/>
+    </w:rPr>
+  </w:style>
+  <w:style w:type="character" w:styleId="ListLabel399">
+    <w:name w:val="ListLabel 399"/>
+    <w:qFormat/>
+    <w:rPr>
+      <w:rFonts w:cs="Wingdings"/>
+    </w:rPr>
+  </w:style>
+  <w:style w:type="character" w:styleId="ListLabel400">
+    <w:name w:val="ListLabel 400"/>
+    <w:qFormat/>
+    <w:rPr>
+      <w:rFonts w:cs="Symbol"/>
+    </w:rPr>
+  </w:style>
+  <w:style w:type="character" w:styleId="ListLabel401">
+    <w:name w:val="ListLabel 401"/>
+    <w:qFormat/>
+    <w:rPr>
+      <w:rFonts w:cs="Courier New"/>
+    </w:rPr>
+  </w:style>
+  <w:style w:type="character" w:styleId="ListLabel402">
+    <w:name w:val="ListLabel 402"/>
+    <w:qFormat/>
+    <w:rPr>
+      <w:rFonts w:cs="Wingdings"/>
+    </w:rPr>
+  </w:style>
+  <w:style w:type="character" w:styleId="ListLabel403">
+    <w:name w:val="ListLabel 403"/>
+    <w:qFormat/>
+    <w:rPr>
+      <w:rFonts w:cs="Symbol"/>
+    </w:rPr>
+  </w:style>
+  <w:style w:type="character" w:styleId="ListLabel404">
+    <w:name w:val="ListLabel 404"/>
+    <w:qFormat/>
+    <w:rPr>
+      <w:rFonts w:cs="Courier New"/>
+    </w:rPr>
+  </w:style>
+  <w:style w:type="character" w:styleId="ListLabel405">
+    <w:name w:val="ListLabel 405"/>
+    <w:qFormat/>
+    <w:rPr>
+      <w:rFonts w:cs="Wingdings"/>
+    </w:rPr>
+  </w:style>
+  <w:style w:type="character" w:styleId="ListLabel406">
+    <w:name w:val="ListLabel 406"/>
+    <w:qFormat/>
+    <w:rPr>
+      <w:rFonts w:cs="Symbol"/>
+    </w:rPr>
+  </w:style>
+  <w:style w:type="character" w:styleId="ListLabel407">
+    <w:name w:val="ListLabel 407"/>
+    <w:qFormat/>
+    <w:rPr>
+      <w:rFonts w:cs="Symbol"/>
+    </w:rPr>
+  </w:style>
+  <w:style w:type="character" w:styleId="ListLabel408">
+    <w:name w:val="ListLabel 408"/>
+    <w:qFormat/>
+    <w:rPr>
+      <w:rFonts w:cs="Symbol"/>
+    </w:rPr>
+  </w:style>
+  <w:style w:type="character" w:styleId="ListLabel409">
+    <w:name w:val="ListLabel 409"/>
+    <w:qFormat/>
+    <w:rPr>
+      <w:rFonts w:cs="Symbol"/>
+    </w:rPr>
+  </w:style>
+  <w:style w:type="character" w:styleId="ListLabel410">
+    <w:name w:val="ListLabel 410"/>
+    <w:qFormat/>
+    <w:rPr>
+      <w:rFonts w:cs="Symbol"/>
+    </w:rPr>
+  </w:style>
+  <w:style w:type="character" w:styleId="ListLabel411">
+    <w:name w:val="ListLabel 411"/>
+    <w:qFormat/>
+    <w:rPr>
+      <w:rFonts w:cs="Symbol"/>
+    </w:rPr>
+  </w:style>
+  <w:style w:type="character" w:styleId="ListLabel412">
+    <w:name w:val="ListLabel 412"/>
+    <w:qFormat/>
+    <w:rPr>
+      <w:rFonts w:cs="Symbol"/>
+    </w:rPr>
+  </w:style>
+  <w:style w:type="character" w:styleId="ListLabel413">
+    <w:name w:val="ListLabel 413"/>
+    <w:qFormat/>
+    <w:rPr>
+      <w:rFonts w:cs="Symbol"/>
+    </w:rPr>
+  </w:style>
+  <w:style w:type="character" w:styleId="ListLabel414">
+    <w:name w:val="ListLabel 414"/>
+    <w:qFormat/>
+    <w:rPr>
+      <w:rFonts w:cs="Symbol"/>
+    </w:rPr>
+  </w:style>
+  <w:style w:type="character" w:styleId="ListLabel415">
+    <w:name w:val="ListLabel 415"/>
+    <w:qFormat/>
+    <w:rPr>
+      <w:rFonts w:cs="OpenSymbol"/>
+    </w:rPr>
+  </w:style>
+  <w:style w:type="character" w:styleId="ListLabel416">
+    <w:name w:val="ListLabel 416"/>
+    <w:qFormat/>
+    <w:rPr>
+      <w:rFonts w:cs="OpenSymbol"/>
+    </w:rPr>
+  </w:style>
+  <w:style w:type="character" w:styleId="ListLabel417">
+    <w:name w:val="ListLabel 417"/>
+    <w:qFormat/>
+    <w:rPr>
+      <w:rFonts w:cs="OpenSymbol"/>
+    </w:rPr>
+  </w:style>
+  <w:style w:type="character" w:styleId="ListLabel418">
+    <w:name w:val="ListLabel 418"/>
+    <w:qFormat/>
+    <w:rPr>
+      <w:rFonts w:cs="OpenSymbol"/>
+    </w:rPr>
+  </w:style>
+  <w:style w:type="character" w:styleId="ListLabel419">
+    <w:name w:val="ListLabel 419"/>
+    <w:qFormat/>
+    <w:rPr>
+      <w:rFonts w:cs="OpenSymbol"/>
+    </w:rPr>
+  </w:style>
+  <w:style w:type="character" w:styleId="ListLabel420">
+    <w:name w:val="ListLabel 420"/>
+    <w:qFormat/>
+    <w:rPr>
+      <w:rFonts w:cs="OpenSymbol"/>
+    </w:rPr>
+  </w:style>
+  <w:style w:type="character" w:styleId="ListLabel421">
+    <w:name w:val="ListLabel 421"/>
+    <w:qFormat/>
+    <w:rPr>
+      <w:rFonts w:cs="OpenSymbol"/>
+    </w:rPr>
+  </w:style>
+  <w:style w:type="character" w:styleId="ListLabel422">
+    <w:name w:val="ListLabel 422"/>
+    <w:qFormat/>
+    <w:rPr>
+      <w:rFonts w:cs="OpenSymbol"/>
+    </w:rPr>
+  </w:style>
+  <w:style w:type="character" w:styleId="ListLabel423">
+    <w:name w:val="ListLabel 423"/>
+    <w:qFormat/>
+    <w:rPr>
+      <w:rFonts w:cs="OpenSymbol"/>
+    </w:rPr>
+  </w:style>
+  <w:style w:type="character" w:styleId="ListLabel424">
+    <w:name w:val="ListLabel 424"/>
+    <w:qFormat/>
+    <w:rPr>
+      <w:rFonts w:cs="OpenSymbol"/>
+    </w:rPr>
+  </w:style>
+  <w:style w:type="character" w:styleId="ListLabel425">
+    <w:name w:val="ListLabel 425"/>
+    <w:qFormat/>
+    <w:rPr>
+      <w:rFonts w:cs="OpenSymbol"/>
+    </w:rPr>
+  </w:style>
+  <w:style w:type="character" w:styleId="ListLabel426">
+    <w:name w:val="ListLabel 426"/>
+    <w:qFormat/>
+    <w:rPr>
+      <w:rFonts w:cs="OpenSymbol"/>
+    </w:rPr>
+  </w:style>
+  <w:style w:type="character" w:styleId="ListLabel427">
+    <w:name w:val="ListLabel 427"/>
+    <w:qFormat/>
+    <w:rPr>
+      <w:rFonts w:cs="OpenSymbol"/>
+    </w:rPr>
+  </w:style>
+  <w:style w:type="character" w:styleId="ListLabel428">
+    <w:name w:val="ListLabel 428"/>
+    <w:qFormat/>
+    <w:rPr>
+      <w:rFonts w:cs="OpenSymbol"/>
+    </w:rPr>
+  </w:style>
+  <w:style w:type="character" w:styleId="ListLabel429">
+    <w:name w:val="ListLabel 429"/>
+    <w:qFormat/>
+    <w:rPr>
+      <w:rFonts w:cs="OpenSymbol"/>
+    </w:rPr>
+  </w:style>
+  <w:style w:type="character" w:styleId="ListLabel430">
+    <w:name w:val="ListLabel 430"/>
+    <w:qFormat/>
+    <w:rPr>
+      <w:rFonts w:cs="OpenSymbol"/>
+    </w:rPr>
+  </w:style>
+  <w:style w:type="character" w:styleId="ListLabel431">
+    <w:name w:val="ListLabel 431"/>
+    <w:qFormat/>
+    <w:rPr>
+      <w:rFonts w:cs="OpenSymbol"/>
+    </w:rPr>
+  </w:style>
+  <w:style w:type="character" w:styleId="ListLabel432">
+    <w:name w:val="ListLabel 432"/>
+    <w:qFormat/>
+    <w:rPr>
+      <w:rFonts w:cs="OpenSymbol"/>
+    </w:rPr>
+  </w:style>
+  <w:style w:type="character" w:styleId="ListLabel433">
+    <w:name w:val="ListLabel 433"/>
+    <w:qFormat/>
+    <w:rPr>
+      <w:rFonts w:cs="OpenSymbol"/>
+    </w:rPr>
+  </w:style>
+  <w:style w:type="character" w:styleId="ListLabel434">
+    <w:name w:val="ListLabel 434"/>
+    <w:qFormat/>
+    <w:rPr>
+      <w:rFonts w:cs="OpenSymbol"/>
+    </w:rPr>
+  </w:style>
+  <w:style w:type="character" w:styleId="ListLabel435">
+    <w:name w:val="ListLabel 435"/>
+    <w:qFormat/>
+    <w:rPr>
+      <w:rFonts w:cs="OpenSymbol"/>
+    </w:rPr>
+  </w:style>
+  <w:style w:type="character" w:styleId="ListLabel436">
+    <w:name w:val="ListLabel 436"/>
+    <w:qFormat/>
+    <w:rPr>
+      <w:rFonts w:cs="OpenSymbol"/>
+    </w:rPr>
+  </w:style>
+  <w:style w:type="character" w:styleId="ListLabel437">
+    <w:name w:val="ListLabel 437"/>
+    <w:qFormat/>
+    <w:rPr>
+      <w:rFonts w:cs="OpenSymbol"/>
+    </w:rPr>
+  </w:style>
+  <w:style w:type="character" w:styleId="ListLabel438">
+    <w:name w:val="ListLabel 438"/>
+    <w:qFormat/>
+    <w:rPr>
+      <w:rFonts w:cs="OpenSymbol"/>
+    </w:rPr>
+  </w:style>
+  <w:style w:type="character" w:styleId="ListLabel439">
+    <w:name w:val="ListLabel 439"/>
+    <w:qFormat/>
+    <w:rPr>
+      <w:rFonts w:cs="OpenSymbol"/>
+    </w:rPr>
+  </w:style>
+  <w:style w:type="character" w:styleId="ListLabel440">
+    <w:name w:val="ListLabel 440"/>
+    <w:qFormat/>
+    <w:rPr>
+      <w:rFonts w:cs="OpenSymbol"/>
+    </w:rPr>
+  </w:style>
+  <w:style w:type="character" w:styleId="ListLabel441">
+    <w:name w:val="ListLabel 441"/>
     <w:qFormat/>
     <w:rPr>
       <w:rFonts w:cs="OpenSymbol"/>
